--- a/Finalised Templates/Word/Azure_HLD_Template_CQC.docx
+++ b/Finalised Templates/Word/Azure_HLD_Template_CQC.docx
@@ -1,6 +1,6 @@
 
 <file path=word/document.xml><?xml version="1.0" encoding="utf-8"?>
-<w:document xmlns:wpc="http://schemas.microsoft.com/office/word/2010/wordprocessingCanvas" xmlns:a="http://schemas.openxmlformats.org/drawingml/2006/main" xmlns:pic="http://schemas.openxmlformats.org/drawingml/2006/picture" xmlns:cx="http://schemas.microsoft.com/office/drawing/2014/chartex" xmlns:cx1="http://schemas.microsoft.com/office/drawing/2015/9/8/chartex" xmlns:cx2="http://schemas.microsoft.com/office/drawing/2015/10/21/chartex" xmlns:cx3="http://schemas.microsoft.com/office/drawing/2016/5/9/chartex" xmlns:cx4="http://schemas.microsoft.com/office/drawing/2016/5/10/chartex" xmlns:cx5="http://schemas.microsoft.com/office/drawing/2016/5/11/chartex" xmlns:cx6="http://schemas.microsoft.com/office/drawing/2016/5/12/chartex" xmlns:cx7="http://schemas.microsoft.com/office/drawing/2016/5/13/chartex" xmlns:cx8="http://schemas.microsoft.com/office/drawing/2016/5/14/chartex" xmlns:mc="http://schemas.openxmlformats.org/markup-compatibility/2006" xmlns:aink="http://schemas.microsoft.com/office/drawing/2016/ink" xmlns:am3d="http://schemas.microsoft.com/office/drawing/2017/model3d" xmlns:o="urn:schemas-microsoft-com:office:office" xmlns:oel="http://schemas.microsoft.com/office/2019/extlst" xmlns:r="http://schemas.openxmlformats.org/officeDocument/2006/relationships" xmlns:m="http://schemas.openxmlformats.org/officeDocument/2006/math" xmlns:v="urn:schemas-microsoft-com:vml" xmlns:wp14="http://schemas.microsoft.com/office/word/2010/wordprocessingDrawing" xmlns:wp="http://schemas.openxmlformats.org/drawingml/2006/wordprocessingDrawing" xmlns:w10="urn:schemas-microsoft-com:office:word" xmlns:w="http://schemas.openxmlformats.org/wordprocessingml/2006/main" xmlns:w14="http://schemas.microsoft.com/office/word/2010/wordml" xmlns:w15="http://schemas.microsoft.com/office/word/2012/wordml" xmlns:w16cex="http://schemas.microsoft.com/office/word/2018/wordml/cex" xmlns:w16cid="http://schemas.microsoft.com/office/word/2016/wordml/cid" xmlns:w16="http://schemas.microsoft.com/office/word/2018/wordml" xmlns:w16du="http://schemas.microsoft.com/office/word/2023/wordml/word16du" xmlns:w16sdtdh="http://schemas.microsoft.com/office/word/2020/wordml/sdtdatahash" xmlns:w16sdtfl="http://schemas.microsoft.com/office/word/2024/wordml/sdtformatlock" xmlns:w16se="http://schemas.microsoft.com/office/word/2015/wordml/symex" xmlns:wpg="http://schemas.microsoft.com/office/word/2010/wordprocessingGroup" xmlns:wpi="http://schemas.microsoft.com/office/word/2010/wordprocessingInk" xmlns:wne="http://schemas.microsoft.com/office/word/2006/wordml" xmlns:wps="http://schemas.microsoft.com/office/word/2010/wordprocessingShape" mc:Ignorable="w14 w15 w16se w16cid w16 w16cex w16sdtdh w16sdtfl w16du wp14">
+<w:document xmlns:wpc="http://schemas.microsoft.com/office/word/2010/wordprocessingCanvas" xmlns:cx="http://schemas.microsoft.com/office/drawing/2014/chartex" xmlns:cx1="http://schemas.microsoft.com/office/drawing/2015/9/8/chartex" xmlns:cx2="http://schemas.microsoft.com/office/drawing/2015/10/21/chartex" xmlns:cx3="http://schemas.microsoft.com/office/drawing/2016/5/9/chartex" xmlns:cx4="http://schemas.microsoft.com/office/drawing/2016/5/10/chartex" xmlns:cx5="http://schemas.microsoft.com/office/drawing/2016/5/11/chartex" xmlns:cx6="http://schemas.microsoft.com/office/drawing/2016/5/12/chartex" xmlns:cx7="http://schemas.microsoft.com/office/drawing/2016/5/13/chartex" xmlns:cx8="http://schemas.microsoft.com/office/drawing/2016/5/14/chartex" xmlns:mc="http://schemas.openxmlformats.org/markup-compatibility/2006" xmlns:aink="http://schemas.microsoft.com/office/drawing/2016/ink" xmlns:am3d="http://schemas.microsoft.com/office/drawing/2017/model3d" xmlns:o="urn:schemas-microsoft-com:office:office" xmlns:oel="http://schemas.microsoft.com/office/2019/extlst" xmlns:r="http://schemas.openxmlformats.org/officeDocument/2006/relationships" xmlns:m="http://schemas.openxmlformats.org/officeDocument/2006/math" xmlns:v="urn:schemas-microsoft-com:vml" xmlns:wp14="http://schemas.microsoft.com/office/word/2010/wordprocessingDrawing" xmlns:wp="http://schemas.openxmlformats.org/drawingml/2006/wordprocessingDrawing" xmlns:w10="urn:schemas-microsoft-com:office:word" xmlns:w="http://schemas.openxmlformats.org/wordprocessingml/2006/main" xmlns:w14="http://schemas.microsoft.com/office/word/2010/wordml" xmlns:w15="http://schemas.microsoft.com/office/word/2012/wordml" xmlns:w16cex="http://schemas.microsoft.com/office/word/2018/wordml/cex" xmlns:w16cid="http://schemas.microsoft.com/office/word/2016/wordml/cid" xmlns:w16="http://schemas.microsoft.com/office/word/2018/wordml" xmlns:w16du="http://schemas.microsoft.com/office/word/2023/wordml/word16du" xmlns:w16sdtdh="http://schemas.microsoft.com/office/word/2020/wordml/sdtdatahash" xmlns:w16sdtfl="http://schemas.microsoft.com/office/word/2024/wordml/sdtformatlock" xmlns:w16se="http://schemas.microsoft.com/office/word/2015/wordml/symex" xmlns:wpg="http://schemas.microsoft.com/office/word/2010/wordprocessingGroup" xmlns:wpi="http://schemas.microsoft.com/office/word/2010/wordprocessingInk" xmlns:wne="http://schemas.microsoft.com/office/word/2006/wordml" xmlns:wps="http://schemas.microsoft.com/office/word/2010/wordprocessingShape" mc:Ignorable="w14 w15 w16se w16cid w16 w16cex w16sdtdh w16sdtfl w16du wp14">
   <w:body>
     <w:p>
       <w:pPr>
@@ -12,16 +12,16 @@
           <w:noProof/>
         </w:rPr>
         <w:drawing>
-          <wp:inline distT="0" distB="0" distL="0" distR="0">
+          <wp:inline distT="0" distB="0" distL="0" distR="0" wp14:anchorId="72C4156C" wp14:editId="6776CFAF">
             <wp:extent cx="3317240" cy="1116330"/>
             <wp:effectExtent l="0" t="0" r="0" b="0"/>
             <wp:docPr id="100" name="CQC Logo Cover"/>
             <wp:cNvGraphicFramePr>
-              <a:graphicFrameLocks noChangeAspect="1"/>
+              <a:graphicFrameLocks xmlns:a="http://schemas.openxmlformats.org/drawingml/2006/main" noChangeAspect="1"/>
             </wp:cNvGraphicFramePr>
-            <a:graphic>
+            <a:graphic xmlns:a="http://schemas.openxmlformats.org/drawingml/2006/main">
               <a:graphicData uri="http://schemas.openxmlformats.org/drawingml/2006/picture">
-                <pic:pic>
+                <pic:pic xmlns:pic="http://schemas.openxmlformats.org/drawingml/2006/picture">
                   <pic:nvPicPr>
                     <pic:cNvPr id="100" name="CQC Logo Cover"/>
                     <pic:cNvPicPr>
@@ -29,7 +29,7 @@
                     </pic:cNvPicPr>
                   </pic:nvPicPr>
                   <pic:blipFill>
-                    <a:blip r:embed="rId900"/>
+                    <a:blip r:embed="rId7"/>
                     <a:stretch>
                       <a:fillRect/>
                     </a:stretch>
@@ -109,12 +109,6 @@
         <w:gridCol w:w="9360"/>
       </w:tblGrid>
       <w:tr>
-        <w:tblPrEx>
-          <w:tblCellMar>
-            <w:top w:w="0" w:type="dxa"/>
-            <w:bottom w:w="0" w:type="dxa"/>
-          </w:tblCellMar>
-        </w:tblPrEx>
         <w:tc>
           <w:tcPr>
             <w:tcW w:w="9360" w:type="dxa"/>
@@ -193,12 +187,6 @@
         <w:gridCol w:w="6360"/>
       </w:tblGrid>
       <w:tr>
-        <w:tblPrEx>
-          <w:tblCellMar>
-            <w:top w:w="0" w:type="dxa"/>
-            <w:bottom w:w="0" w:type="dxa"/>
-          </w:tblCellMar>
-        </w:tblPrEx>
         <w:tc>
           <w:tcPr>
             <w:tcW w:w="3000" w:type="dxa"/>
@@ -254,12 +242,6 @@
         </w:tc>
       </w:tr>
       <w:tr>
-        <w:tblPrEx>
-          <w:tblCellMar>
-            <w:top w:w="0" w:type="dxa"/>
-            <w:bottom w:w="0" w:type="dxa"/>
-          </w:tblCellMar>
-        </w:tblPrEx>
         <w:tc>
           <w:tcPr>
             <w:tcW w:w="3000" w:type="dxa"/>
@@ -315,12 +297,6 @@
         </w:tc>
       </w:tr>
       <w:tr>
-        <w:tblPrEx>
-          <w:tblCellMar>
-            <w:top w:w="0" w:type="dxa"/>
-            <w:bottom w:w="0" w:type="dxa"/>
-          </w:tblCellMar>
-        </w:tblPrEx>
         <w:tc>
           <w:tcPr>
             <w:tcW w:w="3000" w:type="dxa"/>
@@ -376,12 +352,6 @@
         </w:tc>
       </w:tr>
       <w:tr>
-        <w:tblPrEx>
-          <w:tblCellMar>
-            <w:top w:w="0" w:type="dxa"/>
-            <w:bottom w:w="0" w:type="dxa"/>
-          </w:tblCellMar>
-        </w:tblPrEx>
         <w:tc>
           <w:tcPr>
             <w:tcW w:w="3000" w:type="dxa"/>
@@ -437,12 +407,6 @@
         </w:tc>
       </w:tr>
       <w:tr>
-        <w:tblPrEx>
-          <w:tblCellMar>
-            <w:top w:w="0" w:type="dxa"/>
-            <w:bottom w:w="0" w:type="dxa"/>
-          </w:tblCellMar>
-        </w:tblPrEx>
         <w:tc>
           <w:tcPr>
             <w:tcW w:w="3000" w:type="dxa"/>
@@ -498,12 +462,6 @@
         </w:tc>
       </w:tr>
       <w:tr>
-        <w:tblPrEx>
-          <w:tblCellMar>
-            <w:top w:w="0" w:type="dxa"/>
-            <w:bottom w:w="0" w:type="dxa"/>
-          </w:tblCellMar>
-        </w:tblPrEx>
         <w:tc>
           <w:tcPr>
             <w:tcW w:w="3000" w:type="dxa"/>
@@ -559,12 +517,6 @@
         </w:tc>
       </w:tr>
       <w:tr>
-        <w:tblPrEx>
-          <w:tblCellMar>
-            <w:top w:w="0" w:type="dxa"/>
-            <w:bottom w:w="0" w:type="dxa"/>
-          </w:tblCellMar>
-        </w:tblPrEx>
         <w:tc>
           <w:tcPr>
             <w:tcW w:w="3000" w:type="dxa"/>
@@ -620,12 +572,6 @@
         </w:tc>
       </w:tr>
       <w:tr>
-        <w:tblPrEx>
-          <w:tblCellMar>
-            <w:top w:w="0" w:type="dxa"/>
-            <w:bottom w:w="0" w:type="dxa"/>
-          </w:tblCellMar>
-        </w:tblPrEx>
         <w:tc>
           <w:tcPr>
             <w:tcW w:w="3000" w:type="dxa"/>
@@ -681,12 +627,6 @@
         </w:tc>
       </w:tr>
       <w:tr>
-        <w:tblPrEx>
-          <w:tblCellMar>
-            <w:top w:w="0" w:type="dxa"/>
-            <w:bottom w:w="0" w:type="dxa"/>
-          </w:tblCellMar>
-        </w:tblPrEx>
         <w:tc>
           <w:tcPr>
             <w:tcW w:w="3000" w:type="dxa"/>
@@ -761,10 +701,12 @@
       <w:pPr>
         <w:pStyle w:val="Heading1"/>
       </w:pPr>
+      <w:bookmarkStart w:id="0" w:name="_Toc235607280"/>
       <w:r>
         <w:lastRenderedPageBreak/>
         <w:t>Table of Contents</w:t>
       </w:r>
+      <w:bookmarkEnd w:id="0"/>
     </w:p>
     <w:sdt>
       <w:sdtPr>
@@ -773,11 +715,3246 @@
       </w:sdtPr>
       <w:sdtContent>
         <w:p>
+          <w:pPr>
+            <w:pStyle w:val="TOC1"/>
+            <w:tabs>
+              <w:tab w:val="right" w:leader="dot" w:pos="9350"/>
+            </w:tabs>
+            <w:rPr>
+              <w:noProof/>
+            </w:rPr>
+          </w:pPr>
           <w:r>
             <w:fldChar w:fldCharType="begin"/>
+          </w:r>
+          <w:r>
             <w:instrText>TOC \h \o "1-3" \t "Heading 1,1,Heading 2,2,Heading 3,3"</w:instrText>
+          </w:r>
+          <w:r>
             <w:fldChar w:fldCharType="separate"/>
           </w:r>
+          <w:hyperlink w:anchor="_Toc235607280" w:history="1">
+            <w:r>
+              <w:rPr>
+                <w:rStyle w:val="Hyperlink"/>
+                <w:noProof/>
+              </w:rPr>
+              <w:t>Table of Contents</w:t>
+            </w:r>
+            <w:r>
+              <w:rPr>
+                <w:noProof/>
+              </w:rPr>
+              <w:tab/>
+            </w:r>
+            <w:r>
+              <w:rPr>
+                <w:noProof/>
+              </w:rPr>
+              <w:fldChar w:fldCharType="begin"/>
+            </w:r>
+            <w:r>
+              <w:rPr>
+                <w:noProof/>
+              </w:rPr>
+              <w:instrText xml:space="preserve"> PAGEREF _Toc235607280 \h </w:instrText>
+            </w:r>
+            <w:r>
+              <w:rPr>
+                <w:noProof/>
+              </w:rPr>
+            </w:r>
+            <w:r>
+              <w:rPr>
+                <w:noProof/>
+              </w:rPr>
+              <w:fldChar w:fldCharType="separate"/>
+            </w:r>
+            <w:r>
+              <w:rPr>
+                <w:noProof/>
+              </w:rPr>
+              <w:t>2</w:t>
+            </w:r>
+            <w:r>
+              <w:rPr>
+                <w:noProof/>
+              </w:rPr>
+              <w:fldChar w:fldCharType="end"/>
+            </w:r>
+          </w:hyperlink>
+        </w:p>
+        <w:p>
+          <w:pPr>
+            <w:pStyle w:val="TOC1"/>
+            <w:tabs>
+              <w:tab w:val="right" w:leader="dot" w:pos="9350"/>
+            </w:tabs>
+            <w:rPr>
+              <w:noProof/>
+            </w:rPr>
+          </w:pPr>
+          <w:hyperlink w:anchor="_Toc235607281" w:history="1">
+            <w:r>
+              <w:rPr>
+                <w:rStyle w:val="Hyperlink"/>
+                <w:noProof/>
+              </w:rPr>
+              <w:t>1. Executive Summary</w:t>
+            </w:r>
+            <w:r>
+              <w:rPr>
+                <w:noProof/>
+              </w:rPr>
+              <w:tab/>
+            </w:r>
+            <w:r>
+              <w:rPr>
+                <w:noProof/>
+              </w:rPr>
+              <w:fldChar w:fldCharType="begin"/>
+            </w:r>
+            <w:r>
+              <w:rPr>
+                <w:noProof/>
+              </w:rPr>
+              <w:instrText xml:space="preserve"> PAGEREF _Toc235607281 \h </w:instrText>
+            </w:r>
+            <w:r>
+              <w:rPr>
+                <w:noProof/>
+              </w:rPr>
+            </w:r>
+            <w:r>
+              <w:rPr>
+                <w:noProof/>
+              </w:rPr>
+              <w:fldChar w:fldCharType="separate"/>
+            </w:r>
+            <w:r>
+              <w:rPr>
+                <w:noProof/>
+              </w:rPr>
+              <w:t>4</w:t>
+            </w:r>
+            <w:r>
+              <w:rPr>
+                <w:noProof/>
+              </w:rPr>
+              <w:fldChar w:fldCharType="end"/>
+            </w:r>
+          </w:hyperlink>
+        </w:p>
+        <w:p>
+          <w:pPr>
+            <w:pStyle w:val="TOC2"/>
+            <w:tabs>
+              <w:tab w:val="right" w:leader="dot" w:pos="9350"/>
+            </w:tabs>
+            <w:rPr>
+              <w:noProof/>
+            </w:rPr>
+          </w:pPr>
+          <w:hyperlink w:anchor="_Toc235607282" w:history="1">
+            <w:r>
+              <w:rPr>
+                <w:rStyle w:val="Hyperlink"/>
+                <w:noProof/>
+              </w:rPr>
+              <w:t>1.1 Document Purpose</w:t>
+            </w:r>
+            <w:r>
+              <w:rPr>
+                <w:noProof/>
+              </w:rPr>
+              <w:tab/>
+            </w:r>
+            <w:r>
+              <w:rPr>
+                <w:noProof/>
+              </w:rPr>
+              <w:fldChar w:fldCharType="begin"/>
+            </w:r>
+            <w:r>
+              <w:rPr>
+                <w:noProof/>
+              </w:rPr>
+              <w:instrText xml:space="preserve"> PAGEREF _Toc235607282 \h </w:instrText>
+            </w:r>
+            <w:r>
+              <w:rPr>
+                <w:noProof/>
+              </w:rPr>
+            </w:r>
+            <w:r>
+              <w:rPr>
+                <w:noProof/>
+              </w:rPr>
+              <w:fldChar w:fldCharType="separate"/>
+            </w:r>
+            <w:r>
+              <w:rPr>
+                <w:noProof/>
+              </w:rPr>
+              <w:t>4</w:t>
+            </w:r>
+            <w:r>
+              <w:rPr>
+                <w:noProof/>
+              </w:rPr>
+              <w:fldChar w:fldCharType="end"/>
+            </w:r>
+          </w:hyperlink>
+        </w:p>
+        <w:p>
+          <w:pPr>
+            <w:pStyle w:val="TOC2"/>
+            <w:tabs>
+              <w:tab w:val="right" w:leader="dot" w:pos="9350"/>
+            </w:tabs>
+            <w:rPr>
+              <w:noProof/>
+            </w:rPr>
+          </w:pPr>
+          <w:hyperlink w:anchor="_Toc235607283" w:history="1">
+            <w:r>
+              <w:rPr>
+                <w:rStyle w:val="Hyperlink"/>
+                <w:noProof/>
+              </w:rPr>
+              <w:t>1.2 Document Scope</w:t>
+            </w:r>
+            <w:r>
+              <w:rPr>
+                <w:noProof/>
+              </w:rPr>
+              <w:tab/>
+            </w:r>
+            <w:r>
+              <w:rPr>
+                <w:noProof/>
+              </w:rPr>
+              <w:fldChar w:fldCharType="begin"/>
+            </w:r>
+            <w:r>
+              <w:rPr>
+                <w:noProof/>
+              </w:rPr>
+              <w:instrText xml:space="preserve"> PAGEREF _Toc235607283 \h </w:instrText>
+            </w:r>
+            <w:r>
+              <w:rPr>
+                <w:noProof/>
+              </w:rPr>
+            </w:r>
+            <w:r>
+              <w:rPr>
+                <w:noProof/>
+              </w:rPr>
+              <w:fldChar w:fldCharType="separate"/>
+            </w:r>
+            <w:r>
+              <w:rPr>
+                <w:noProof/>
+              </w:rPr>
+              <w:t>4</w:t>
+            </w:r>
+            <w:r>
+              <w:rPr>
+                <w:noProof/>
+              </w:rPr>
+              <w:fldChar w:fldCharType="end"/>
+            </w:r>
+          </w:hyperlink>
+        </w:p>
+        <w:p>
+          <w:pPr>
+            <w:pStyle w:val="TOC2"/>
+            <w:tabs>
+              <w:tab w:val="right" w:leader="dot" w:pos="9350"/>
+            </w:tabs>
+            <w:rPr>
+              <w:noProof/>
+            </w:rPr>
+          </w:pPr>
+          <w:hyperlink w:anchor="_Toc235607284" w:history="1">
+            <w:r>
+              <w:rPr>
+                <w:rStyle w:val="Hyperlink"/>
+                <w:noProof/>
+              </w:rPr>
+              <w:t>1.3 Assumptions and Constraints</w:t>
+            </w:r>
+            <w:r>
+              <w:rPr>
+                <w:noProof/>
+              </w:rPr>
+              <w:tab/>
+            </w:r>
+            <w:r>
+              <w:rPr>
+                <w:noProof/>
+              </w:rPr>
+              <w:fldChar w:fldCharType="begin"/>
+            </w:r>
+            <w:r>
+              <w:rPr>
+                <w:noProof/>
+              </w:rPr>
+              <w:instrText xml:space="preserve"> PAGEREF _Toc235607284 \h </w:instrText>
+            </w:r>
+            <w:r>
+              <w:rPr>
+                <w:noProof/>
+              </w:rPr>
+            </w:r>
+            <w:r>
+              <w:rPr>
+                <w:noProof/>
+              </w:rPr>
+              <w:fldChar w:fldCharType="separate"/>
+            </w:r>
+            <w:r>
+              <w:rPr>
+                <w:noProof/>
+              </w:rPr>
+              <w:t>4</w:t>
+            </w:r>
+            <w:r>
+              <w:rPr>
+                <w:noProof/>
+              </w:rPr>
+              <w:fldChar w:fldCharType="end"/>
+            </w:r>
+          </w:hyperlink>
+        </w:p>
+        <w:p>
+          <w:pPr>
+            <w:pStyle w:val="TOC1"/>
+            <w:tabs>
+              <w:tab w:val="right" w:leader="dot" w:pos="9350"/>
+            </w:tabs>
+            <w:rPr>
+              <w:noProof/>
+            </w:rPr>
+          </w:pPr>
+          <w:hyperlink w:anchor="_Toc235607285" w:history="1">
+            <w:r>
+              <w:rPr>
+                <w:rStyle w:val="Hyperlink"/>
+                <w:noProof/>
+              </w:rPr>
+              <w:t>2. Document Information</w:t>
+            </w:r>
+            <w:r>
+              <w:rPr>
+                <w:noProof/>
+              </w:rPr>
+              <w:tab/>
+            </w:r>
+            <w:r>
+              <w:rPr>
+                <w:noProof/>
+              </w:rPr>
+              <w:fldChar w:fldCharType="begin"/>
+            </w:r>
+            <w:r>
+              <w:rPr>
+                <w:noProof/>
+              </w:rPr>
+              <w:instrText xml:space="preserve"> PAGEREF _Toc235607285 \h </w:instrText>
+            </w:r>
+            <w:r>
+              <w:rPr>
+                <w:noProof/>
+              </w:rPr>
+            </w:r>
+            <w:r>
+              <w:rPr>
+                <w:noProof/>
+              </w:rPr>
+              <w:fldChar w:fldCharType="separate"/>
+            </w:r>
+            <w:r>
+              <w:rPr>
+                <w:noProof/>
+              </w:rPr>
+              <w:t>5</w:t>
+            </w:r>
+            <w:r>
+              <w:rPr>
+                <w:noProof/>
+              </w:rPr>
+              <w:fldChar w:fldCharType="end"/>
+            </w:r>
+          </w:hyperlink>
+        </w:p>
+        <w:p>
+          <w:pPr>
+            <w:pStyle w:val="TOC2"/>
+            <w:tabs>
+              <w:tab w:val="right" w:leader="dot" w:pos="9350"/>
+            </w:tabs>
+            <w:rPr>
+              <w:noProof/>
+            </w:rPr>
+          </w:pPr>
+          <w:hyperlink w:anchor="_Toc235607286" w:history="1">
+            <w:r>
+              <w:rPr>
+                <w:rStyle w:val="Hyperlink"/>
+                <w:noProof/>
+              </w:rPr>
+              <w:t>2.1 Version History</w:t>
+            </w:r>
+            <w:r>
+              <w:rPr>
+                <w:noProof/>
+              </w:rPr>
+              <w:tab/>
+            </w:r>
+            <w:r>
+              <w:rPr>
+                <w:noProof/>
+              </w:rPr>
+              <w:fldChar w:fldCharType="begin"/>
+            </w:r>
+            <w:r>
+              <w:rPr>
+                <w:noProof/>
+              </w:rPr>
+              <w:instrText xml:space="preserve"> PAGEREF _Toc235607286 \h </w:instrText>
+            </w:r>
+            <w:r>
+              <w:rPr>
+                <w:noProof/>
+              </w:rPr>
+            </w:r>
+            <w:r>
+              <w:rPr>
+                <w:noProof/>
+              </w:rPr>
+              <w:fldChar w:fldCharType="separate"/>
+            </w:r>
+            <w:r>
+              <w:rPr>
+                <w:noProof/>
+              </w:rPr>
+              <w:t>5</w:t>
+            </w:r>
+            <w:r>
+              <w:rPr>
+                <w:noProof/>
+              </w:rPr>
+              <w:fldChar w:fldCharType="end"/>
+            </w:r>
+          </w:hyperlink>
+        </w:p>
+        <w:p>
+          <w:pPr>
+            <w:pStyle w:val="TOC2"/>
+            <w:tabs>
+              <w:tab w:val="right" w:leader="dot" w:pos="9350"/>
+            </w:tabs>
+            <w:rPr>
+              <w:noProof/>
+            </w:rPr>
+          </w:pPr>
+          <w:hyperlink w:anchor="_Toc235607287" w:history="1">
+            <w:r>
+              <w:rPr>
+                <w:rStyle w:val="Hyperlink"/>
+                <w:noProof/>
+              </w:rPr>
+              <w:t>2.2 Reviewers &amp; Approvers</w:t>
+            </w:r>
+            <w:r>
+              <w:rPr>
+                <w:noProof/>
+              </w:rPr>
+              <w:tab/>
+            </w:r>
+            <w:r>
+              <w:rPr>
+                <w:noProof/>
+              </w:rPr>
+              <w:fldChar w:fldCharType="begin"/>
+            </w:r>
+            <w:r>
+              <w:rPr>
+                <w:noProof/>
+              </w:rPr>
+              <w:instrText xml:space="preserve"> PAGEREF _Toc235607287 \h </w:instrText>
+            </w:r>
+            <w:r>
+              <w:rPr>
+                <w:noProof/>
+              </w:rPr>
+            </w:r>
+            <w:r>
+              <w:rPr>
+                <w:noProof/>
+              </w:rPr>
+              <w:fldChar w:fldCharType="separate"/>
+            </w:r>
+            <w:r>
+              <w:rPr>
+                <w:noProof/>
+              </w:rPr>
+              <w:t>5</w:t>
+            </w:r>
+            <w:r>
+              <w:rPr>
+                <w:noProof/>
+              </w:rPr>
+              <w:fldChar w:fldCharType="end"/>
+            </w:r>
+          </w:hyperlink>
+        </w:p>
+        <w:p>
+          <w:pPr>
+            <w:pStyle w:val="TOC2"/>
+            <w:tabs>
+              <w:tab w:val="right" w:leader="dot" w:pos="9350"/>
+            </w:tabs>
+            <w:rPr>
+              <w:noProof/>
+            </w:rPr>
+          </w:pPr>
+          <w:hyperlink w:anchor="_Toc235607288" w:history="1">
+            <w:r>
+              <w:rPr>
+                <w:rStyle w:val="Hyperlink"/>
+                <w:noProof/>
+              </w:rPr>
+              <w:t>2.3 Related Documents</w:t>
+            </w:r>
+            <w:r>
+              <w:rPr>
+                <w:noProof/>
+              </w:rPr>
+              <w:tab/>
+            </w:r>
+            <w:r>
+              <w:rPr>
+                <w:noProof/>
+              </w:rPr>
+              <w:fldChar w:fldCharType="begin"/>
+            </w:r>
+            <w:r>
+              <w:rPr>
+                <w:noProof/>
+              </w:rPr>
+              <w:instrText xml:space="preserve"> PAGEREF _Toc235607288 \h </w:instrText>
+            </w:r>
+            <w:r>
+              <w:rPr>
+                <w:noProof/>
+              </w:rPr>
+            </w:r>
+            <w:r>
+              <w:rPr>
+                <w:noProof/>
+              </w:rPr>
+              <w:fldChar w:fldCharType="separate"/>
+            </w:r>
+            <w:r>
+              <w:rPr>
+                <w:noProof/>
+              </w:rPr>
+              <w:t>5</w:t>
+            </w:r>
+            <w:r>
+              <w:rPr>
+                <w:noProof/>
+              </w:rPr>
+              <w:fldChar w:fldCharType="end"/>
+            </w:r>
+          </w:hyperlink>
+        </w:p>
+        <w:p>
+          <w:pPr>
+            <w:pStyle w:val="TOC1"/>
+            <w:tabs>
+              <w:tab w:val="right" w:leader="dot" w:pos="9350"/>
+            </w:tabs>
+            <w:rPr>
+              <w:noProof/>
+            </w:rPr>
+          </w:pPr>
+          <w:hyperlink w:anchor="_Toc235607289" w:history="1">
+            <w:r>
+              <w:rPr>
+                <w:rStyle w:val="Hyperlink"/>
+                <w:noProof/>
+              </w:rPr>
+              <w:t>3. Requirements Summary</w:t>
+            </w:r>
+            <w:r>
+              <w:rPr>
+                <w:noProof/>
+              </w:rPr>
+              <w:tab/>
+            </w:r>
+            <w:r>
+              <w:rPr>
+                <w:noProof/>
+              </w:rPr>
+              <w:fldChar w:fldCharType="begin"/>
+            </w:r>
+            <w:r>
+              <w:rPr>
+                <w:noProof/>
+              </w:rPr>
+              <w:instrText xml:space="preserve"> PAGEREF _Toc235607289 \h </w:instrText>
+            </w:r>
+            <w:r>
+              <w:rPr>
+                <w:noProof/>
+              </w:rPr>
+            </w:r>
+            <w:r>
+              <w:rPr>
+                <w:noProof/>
+              </w:rPr>
+              <w:fldChar w:fldCharType="separate"/>
+            </w:r>
+            <w:r>
+              <w:rPr>
+                <w:noProof/>
+              </w:rPr>
+              <w:t>6</w:t>
+            </w:r>
+            <w:r>
+              <w:rPr>
+                <w:noProof/>
+              </w:rPr>
+              <w:fldChar w:fldCharType="end"/>
+            </w:r>
+          </w:hyperlink>
+        </w:p>
+        <w:p>
+          <w:pPr>
+            <w:pStyle w:val="TOC2"/>
+            <w:tabs>
+              <w:tab w:val="right" w:leader="dot" w:pos="9350"/>
+            </w:tabs>
+            <w:rPr>
+              <w:noProof/>
+            </w:rPr>
+          </w:pPr>
+          <w:hyperlink w:anchor="_Toc235607290" w:history="1">
+            <w:r>
+              <w:rPr>
+                <w:rStyle w:val="Hyperlink"/>
+                <w:noProof/>
+              </w:rPr>
+              <w:t>3.1 Non-Functional Requirements (NFRs)</w:t>
+            </w:r>
+            <w:r>
+              <w:rPr>
+                <w:noProof/>
+              </w:rPr>
+              <w:tab/>
+            </w:r>
+            <w:r>
+              <w:rPr>
+                <w:noProof/>
+              </w:rPr>
+              <w:fldChar w:fldCharType="begin"/>
+            </w:r>
+            <w:r>
+              <w:rPr>
+                <w:noProof/>
+              </w:rPr>
+              <w:instrText xml:space="preserve"> PAGEREF _Toc235607290 \h </w:instrText>
+            </w:r>
+            <w:r>
+              <w:rPr>
+                <w:noProof/>
+              </w:rPr>
+            </w:r>
+            <w:r>
+              <w:rPr>
+                <w:noProof/>
+              </w:rPr>
+              <w:fldChar w:fldCharType="separate"/>
+            </w:r>
+            <w:r>
+              <w:rPr>
+                <w:noProof/>
+              </w:rPr>
+              <w:t>6</w:t>
+            </w:r>
+            <w:r>
+              <w:rPr>
+                <w:noProof/>
+              </w:rPr>
+              <w:fldChar w:fldCharType="end"/>
+            </w:r>
+          </w:hyperlink>
+        </w:p>
+        <w:p>
+          <w:pPr>
+            <w:pStyle w:val="TOC1"/>
+            <w:tabs>
+              <w:tab w:val="right" w:leader="dot" w:pos="9350"/>
+            </w:tabs>
+            <w:rPr>
+              <w:noProof/>
+            </w:rPr>
+          </w:pPr>
+          <w:hyperlink w:anchor="_Toc235607291" w:history="1">
+            <w:r>
+              <w:rPr>
+                <w:rStyle w:val="Hyperlink"/>
+                <w:noProof/>
+              </w:rPr>
+              <w:t>4. Solution Overview</w:t>
+            </w:r>
+            <w:r>
+              <w:rPr>
+                <w:noProof/>
+              </w:rPr>
+              <w:tab/>
+            </w:r>
+            <w:r>
+              <w:rPr>
+                <w:noProof/>
+              </w:rPr>
+              <w:fldChar w:fldCharType="begin"/>
+            </w:r>
+            <w:r>
+              <w:rPr>
+                <w:noProof/>
+              </w:rPr>
+              <w:instrText xml:space="preserve"> PAGEREF _Toc235607291 \h </w:instrText>
+            </w:r>
+            <w:r>
+              <w:rPr>
+                <w:noProof/>
+              </w:rPr>
+            </w:r>
+            <w:r>
+              <w:rPr>
+                <w:noProof/>
+              </w:rPr>
+              <w:fldChar w:fldCharType="separate"/>
+            </w:r>
+            <w:r>
+              <w:rPr>
+                <w:noProof/>
+              </w:rPr>
+              <w:t>7</w:t>
+            </w:r>
+            <w:r>
+              <w:rPr>
+                <w:noProof/>
+              </w:rPr>
+              <w:fldChar w:fldCharType="end"/>
+            </w:r>
+          </w:hyperlink>
+        </w:p>
+        <w:p>
+          <w:pPr>
+            <w:pStyle w:val="TOC2"/>
+            <w:tabs>
+              <w:tab w:val="right" w:leader="dot" w:pos="9350"/>
+            </w:tabs>
+            <w:rPr>
+              <w:noProof/>
+            </w:rPr>
+          </w:pPr>
+          <w:hyperlink w:anchor="_Toc235607292" w:history="1">
+            <w:r>
+              <w:rPr>
+                <w:rStyle w:val="Hyperlink"/>
+                <w:noProof/>
+              </w:rPr>
+              <w:t>4.1 Architecture Vision</w:t>
+            </w:r>
+            <w:r>
+              <w:rPr>
+                <w:noProof/>
+              </w:rPr>
+              <w:tab/>
+            </w:r>
+            <w:r>
+              <w:rPr>
+                <w:noProof/>
+              </w:rPr>
+              <w:fldChar w:fldCharType="begin"/>
+            </w:r>
+            <w:r>
+              <w:rPr>
+                <w:noProof/>
+              </w:rPr>
+              <w:instrText xml:space="preserve"> PAGEREF _Toc235607292 \h </w:instrText>
+            </w:r>
+            <w:r>
+              <w:rPr>
+                <w:noProof/>
+              </w:rPr>
+            </w:r>
+            <w:r>
+              <w:rPr>
+                <w:noProof/>
+              </w:rPr>
+              <w:fldChar w:fldCharType="separate"/>
+            </w:r>
+            <w:r>
+              <w:rPr>
+                <w:noProof/>
+              </w:rPr>
+              <w:t>7</w:t>
+            </w:r>
+            <w:r>
+              <w:rPr>
+                <w:noProof/>
+              </w:rPr>
+              <w:fldChar w:fldCharType="end"/>
+            </w:r>
+          </w:hyperlink>
+        </w:p>
+        <w:p>
+          <w:pPr>
+            <w:pStyle w:val="TOC2"/>
+            <w:tabs>
+              <w:tab w:val="right" w:leader="dot" w:pos="9350"/>
+            </w:tabs>
+            <w:rPr>
+              <w:noProof/>
+            </w:rPr>
+          </w:pPr>
+          <w:hyperlink w:anchor="_Toc235607293" w:history="1">
+            <w:r>
+              <w:rPr>
+                <w:rStyle w:val="Hyperlink"/>
+                <w:noProof/>
+              </w:rPr>
+              <w:t>4.2 Logical Architecture Diagram</w:t>
+            </w:r>
+            <w:r>
+              <w:rPr>
+                <w:noProof/>
+              </w:rPr>
+              <w:tab/>
+            </w:r>
+            <w:r>
+              <w:rPr>
+                <w:noProof/>
+              </w:rPr>
+              <w:fldChar w:fldCharType="begin"/>
+            </w:r>
+            <w:r>
+              <w:rPr>
+                <w:noProof/>
+              </w:rPr>
+              <w:instrText xml:space="preserve"> PAGEREF _Toc235607293 \h </w:instrText>
+            </w:r>
+            <w:r>
+              <w:rPr>
+                <w:noProof/>
+              </w:rPr>
+            </w:r>
+            <w:r>
+              <w:rPr>
+                <w:noProof/>
+              </w:rPr>
+              <w:fldChar w:fldCharType="separate"/>
+            </w:r>
+            <w:r>
+              <w:rPr>
+                <w:noProof/>
+              </w:rPr>
+              <w:t>7</w:t>
+            </w:r>
+            <w:r>
+              <w:rPr>
+                <w:noProof/>
+              </w:rPr>
+              <w:fldChar w:fldCharType="end"/>
+            </w:r>
+          </w:hyperlink>
+        </w:p>
+        <w:p>
+          <w:pPr>
+            <w:pStyle w:val="TOC2"/>
+            <w:tabs>
+              <w:tab w:val="right" w:leader="dot" w:pos="9350"/>
+            </w:tabs>
+            <w:rPr>
+              <w:noProof/>
+            </w:rPr>
+          </w:pPr>
+          <w:hyperlink w:anchor="_Toc235607294" w:history="1">
+            <w:r>
+              <w:rPr>
+                <w:rStyle w:val="Hyperlink"/>
+                <w:noProof/>
+              </w:rPr>
+              <w:t>4.3 Key Architectural Decisions</w:t>
+            </w:r>
+            <w:r>
+              <w:rPr>
+                <w:noProof/>
+              </w:rPr>
+              <w:tab/>
+            </w:r>
+            <w:r>
+              <w:rPr>
+                <w:noProof/>
+              </w:rPr>
+              <w:fldChar w:fldCharType="begin"/>
+            </w:r>
+            <w:r>
+              <w:rPr>
+                <w:noProof/>
+              </w:rPr>
+              <w:instrText xml:space="preserve"> PAGEREF _Toc235607294 \h </w:instrText>
+            </w:r>
+            <w:r>
+              <w:rPr>
+                <w:noProof/>
+              </w:rPr>
+            </w:r>
+            <w:r>
+              <w:rPr>
+                <w:noProof/>
+              </w:rPr>
+              <w:fldChar w:fldCharType="separate"/>
+            </w:r>
+            <w:r>
+              <w:rPr>
+                <w:noProof/>
+              </w:rPr>
+              <w:t>7</w:t>
+            </w:r>
+            <w:r>
+              <w:rPr>
+                <w:noProof/>
+              </w:rPr>
+              <w:fldChar w:fldCharType="end"/>
+            </w:r>
+          </w:hyperlink>
+        </w:p>
+        <w:p>
+          <w:pPr>
+            <w:pStyle w:val="TOC1"/>
+            <w:tabs>
+              <w:tab w:val="right" w:leader="dot" w:pos="9350"/>
+            </w:tabs>
+            <w:rPr>
+              <w:noProof/>
+            </w:rPr>
+          </w:pPr>
+          <w:hyperlink w:anchor="_Toc235607295" w:history="1">
+            <w:r>
+              <w:rPr>
+                <w:rStyle w:val="Hyperlink"/>
+                <w:noProof/>
+              </w:rPr>
+              <w:t>5. Azure Components &amp; Services</w:t>
+            </w:r>
+            <w:r>
+              <w:rPr>
+                <w:noProof/>
+              </w:rPr>
+              <w:tab/>
+            </w:r>
+            <w:r>
+              <w:rPr>
+                <w:noProof/>
+              </w:rPr>
+              <w:fldChar w:fldCharType="begin"/>
+            </w:r>
+            <w:r>
+              <w:rPr>
+                <w:noProof/>
+              </w:rPr>
+              <w:instrText xml:space="preserve"> PAGEREF _Toc235607295 \h </w:instrText>
+            </w:r>
+            <w:r>
+              <w:rPr>
+                <w:noProof/>
+              </w:rPr>
+            </w:r>
+            <w:r>
+              <w:rPr>
+                <w:noProof/>
+              </w:rPr>
+              <w:fldChar w:fldCharType="separate"/>
+            </w:r>
+            <w:r>
+              <w:rPr>
+                <w:noProof/>
+              </w:rPr>
+              <w:t>8</w:t>
+            </w:r>
+            <w:r>
+              <w:rPr>
+                <w:noProof/>
+              </w:rPr>
+              <w:fldChar w:fldCharType="end"/>
+            </w:r>
+          </w:hyperlink>
+        </w:p>
+        <w:p>
+          <w:pPr>
+            <w:pStyle w:val="TOC2"/>
+            <w:tabs>
+              <w:tab w:val="right" w:leader="dot" w:pos="9350"/>
+            </w:tabs>
+            <w:rPr>
+              <w:noProof/>
+            </w:rPr>
+          </w:pPr>
+          <w:hyperlink w:anchor="_Toc235607296" w:history="1">
+            <w:r>
+              <w:rPr>
+                <w:rStyle w:val="Hyperlink"/>
+                <w:noProof/>
+              </w:rPr>
+              <w:t>5.1 Azure Subscription &amp; Management Group Structure</w:t>
+            </w:r>
+            <w:r>
+              <w:rPr>
+                <w:noProof/>
+              </w:rPr>
+              <w:tab/>
+            </w:r>
+            <w:r>
+              <w:rPr>
+                <w:noProof/>
+              </w:rPr>
+              <w:fldChar w:fldCharType="begin"/>
+            </w:r>
+            <w:r>
+              <w:rPr>
+                <w:noProof/>
+              </w:rPr>
+              <w:instrText xml:space="preserve"> PAGEREF _Toc235607296 \h </w:instrText>
+            </w:r>
+            <w:r>
+              <w:rPr>
+                <w:noProof/>
+              </w:rPr>
+            </w:r>
+            <w:r>
+              <w:rPr>
+                <w:noProof/>
+              </w:rPr>
+              <w:fldChar w:fldCharType="separate"/>
+            </w:r>
+            <w:r>
+              <w:rPr>
+                <w:noProof/>
+              </w:rPr>
+              <w:t>9</w:t>
+            </w:r>
+            <w:r>
+              <w:rPr>
+                <w:noProof/>
+              </w:rPr>
+              <w:fldChar w:fldCharType="end"/>
+            </w:r>
+          </w:hyperlink>
+        </w:p>
+        <w:p>
+          <w:pPr>
+            <w:pStyle w:val="TOC1"/>
+            <w:tabs>
+              <w:tab w:val="right" w:leader="dot" w:pos="9350"/>
+            </w:tabs>
+            <w:rPr>
+              <w:noProof/>
+            </w:rPr>
+          </w:pPr>
+          <w:hyperlink w:anchor="_Toc235607297" w:history="1">
+            <w:r>
+              <w:rPr>
+                <w:rStyle w:val="Hyperlink"/>
+                <w:noProof/>
+              </w:rPr>
+              <w:t>6. Network Architecture</w:t>
+            </w:r>
+            <w:r>
+              <w:rPr>
+                <w:noProof/>
+              </w:rPr>
+              <w:tab/>
+            </w:r>
+            <w:r>
+              <w:rPr>
+                <w:noProof/>
+              </w:rPr>
+              <w:fldChar w:fldCharType="begin"/>
+            </w:r>
+            <w:r>
+              <w:rPr>
+                <w:noProof/>
+              </w:rPr>
+              <w:instrText xml:space="preserve"> PAGEREF _Toc235607297 \h </w:instrText>
+            </w:r>
+            <w:r>
+              <w:rPr>
+                <w:noProof/>
+              </w:rPr>
+            </w:r>
+            <w:r>
+              <w:rPr>
+                <w:noProof/>
+              </w:rPr>
+              <w:fldChar w:fldCharType="separate"/>
+            </w:r>
+            <w:r>
+              <w:rPr>
+                <w:noProof/>
+              </w:rPr>
+              <w:t>10</w:t>
+            </w:r>
+            <w:r>
+              <w:rPr>
+                <w:noProof/>
+              </w:rPr>
+              <w:fldChar w:fldCharType="end"/>
+            </w:r>
+          </w:hyperlink>
+        </w:p>
+        <w:p>
+          <w:pPr>
+            <w:pStyle w:val="TOC2"/>
+            <w:tabs>
+              <w:tab w:val="right" w:leader="dot" w:pos="9350"/>
+            </w:tabs>
+            <w:rPr>
+              <w:noProof/>
+            </w:rPr>
+          </w:pPr>
+          <w:hyperlink w:anchor="_Toc235607298" w:history="1">
+            <w:r>
+              <w:rPr>
+                <w:rStyle w:val="Hyperlink"/>
+                <w:noProof/>
+              </w:rPr>
+              <w:t>6.1 Network Topology</w:t>
+            </w:r>
+            <w:r>
+              <w:rPr>
+                <w:noProof/>
+              </w:rPr>
+              <w:tab/>
+            </w:r>
+            <w:r>
+              <w:rPr>
+                <w:noProof/>
+              </w:rPr>
+              <w:fldChar w:fldCharType="begin"/>
+            </w:r>
+            <w:r>
+              <w:rPr>
+                <w:noProof/>
+              </w:rPr>
+              <w:instrText xml:space="preserve"> PAGEREF _Toc235607298 \h </w:instrText>
+            </w:r>
+            <w:r>
+              <w:rPr>
+                <w:noProof/>
+              </w:rPr>
+            </w:r>
+            <w:r>
+              <w:rPr>
+                <w:noProof/>
+              </w:rPr>
+              <w:fldChar w:fldCharType="separate"/>
+            </w:r>
+            <w:r>
+              <w:rPr>
+                <w:noProof/>
+              </w:rPr>
+              <w:t>10</w:t>
+            </w:r>
+            <w:r>
+              <w:rPr>
+                <w:noProof/>
+              </w:rPr>
+              <w:fldChar w:fldCharType="end"/>
+            </w:r>
+          </w:hyperlink>
+        </w:p>
+        <w:p>
+          <w:pPr>
+            <w:pStyle w:val="TOC2"/>
+            <w:tabs>
+              <w:tab w:val="right" w:leader="dot" w:pos="9350"/>
+            </w:tabs>
+            <w:rPr>
+              <w:noProof/>
+            </w:rPr>
+          </w:pPr>
+          <w:hyperlink w:anchor="_Toc235607299" w:history="1">
+            <w:r>
+              <w:rPr>
+                <w:rStyle w:val="Hyperlink"/>
+                <w:noProof/>
+              </w:rPr>
+              <w:t>6.2 Address Space &amp; Subnet Design</w:t>
+            </w:r>
+            <w:r>
+              <w:rPr>
+                <w:noProof/>
+              </w:rPr>
+              <w:tab/>
+            </w:r>
+            <w:r>
+              <w:rPr>
+                <w:noProof/>
+              </w:rPr>
+              <w:fldChar w:fldCharType="begin"/>
+            </w:r>
+            <w:r>
+              <w:rPr>
+                <w:noProof/>
+              </w:rPr>
+              <w:instrText xml:space="preserve"> PAGEREF _Toc235607299 \h </w:instrText>
+            </w:r>
+            <w:r>
+              <w:rPr>
+                <w:noProof/>
+              </w:rPr>
+            </w:r>
+            <w:r>
+              <w:rPr>
+                <w:noProof/>
+              </w:rPr>
+              <w:fldChar w:fldCharType="separate"/>
+            </w:r>
+            <w:r>
+              <w:rPr>
+                <w:noProof/>
+              </w:rPr>
+              <w:t>10</w:t>
+            </w:r>
+            <w:r>
+              <w:rPr>
+                <w:noProof/>
+              </w:rPr>
+              <w:fldChar w:fldCharType="end"/>
+            </w:r>
+          </w:hyperlink>
+        </w:p>
+        <w:p>
+          <w:pPr>
+            <w:pStyle w:val="TOC2"/>
+            <w:tabs>
+              <w:tab w:val="right" w:leader="dot" w:pos="9350"/>
+            </w:tabs>
+            <w:rPr>
+              <w:noProof/>
+            </w:rPr>
+          </w:pPr>
+          <w:hyperlink w:anchor="_Toc235607300" w:history="1">
+            <w:r>
+              <w:rPr>
+                <w:rStyle w:val="Hyperlink"/>
+                <w:noProof/>
+              </w:rPr>
+              <w:t>6.3 Hybrid Connectivity</w:t>
+            </w:r>
+            <w:r>
+              <w:rPr>
+                <w:noProof/>
+              </w:rPr>
+              <w:tab/>
+            </w:r>
+            <w:r>
+              <w:rPr>
+                <w:noProof/>
+              </w:rPr>
+              <w:fldChar w:fldCharType="begin"/>
+            </w:r>
+            <w:r>
+              <w:rPr>
+                <w:noProof/>
+              </w:rPr>
+              <w:instrText xml:space="preserve"> PAGEREF _Toc235607300 \h </w:instrText>
+            </w:r>
+            <w:r>
+              <w:rPr>
+                <w:noProof/>
+              </w:rPr>
+            </w:r>
+            <w:r>
+              <w:rPr>
+                <w:noProof/>
+              </w:rPr>
+              <w:fldChar w:fldCharType="separate"/>
+            </w:r>
+            <w:r>
+              <w:rPr>
+                <w:noProof/>
+              </w:rPr>
+              <w:t>11</w:t>
+            </w:r>
+            <w:r>
+              <w:rPr>
+                <w:noProof/>
+              </w:rPr>
+              <w:fldChar w:fldCharType="end"/>
+            </w:r>
+          </w:hyperlink>
+        </w:p>
+        <w:p>
+          <w:pPr>
+            <w:pStyle w:val="TOC2"/>
+            <w:tabs>
+              <w:tab w:val="right" w:leader="dot" w:pos="9350"/>
+            </w:tabs>
+            <w:rPr>
+              <w:noProof/>
+            </w:rPr>
+          </w:pPr>
+          <w:hyperlink w:anchor="_Toc235607301" w:history="1">
+            <w:r>
+              <w:rPr>
+                <w:rStyle w:val="Hyperlink"/>
+                <w:noProof/>
+              </w:rPr>
+              <w:t>6.4 DNS Strategy</w:t>
+            </w:r>
+            <w:r>
+              <w:rPr>
+                <w:noProof/>
+              </w:rPr>
+              <w:tab/>
+            </w:r>
+            <w:r>
+              <w:rPr>
+                <w:noProof/>
+              </w:rPr>
+              <w:fldChar w:fldCharType="begin"/>
+            </w:r>
+            <w:r>
+              <w:rPr>
+                <w:noProof/>
+              </w:rPr>
+              <w:instrText xml:space="preserve"> PAGEREF _Toc235607301 \h </w:instrText>
+            </w:r>
+            <w:r>
+              <w:rPr>
+                <w:noProof/>
+              </w:rPr>
+            </w:r>
+            <w:r>
+              <w:rPr>
+                <w:noProof/>
+              </w:rPr>
+              <w:fldChar w:fldCharType="separate"/>
+            </w:r>
+            <w:r>
+              <w:rPr>
+                <w:noProof/>
+              </w:rPr>
+              <w:t>11</w:t>
+            </w:r>
+            <w:r>
+              <w:rPr>
+                <w:noProof/>
+              </w:rPr>
+              <w:fldChar w:fldCharType="end"/>
+            </w:r>
+          </w:hyperlink>
+        </w:p>
+        <w:p>
+          <w:pPr>
+            <w:pStyle w:val="TOC2"/>
+            <w:tabs>
+              <w:tab w:val="right" w:leader="dot" w:pos="9350"/>
+            </w:tabs>
+            <w:rPr>
+              <w:noProof/>
+            </w:rPr>
+          </w:pPr>
+          <w:hyperlink w:anchor="_Toc235607302" w:history="1">
+            <w:r>
+              <w:rPr>
+                <w:rStyle w:val="Hyperlink"/>
+                <w:noProof/>
+              </w:rPr>
+              <w:t>6.5 Egress &amp; Ingress Traffic Flows</w:t>
+            </w:r>
+            <w:r>
+              <w:rPr>
+                <w:noProof/>
+              </w:rPr>
+              <w:tab/>
+            </w:r>
+            <w:r>
+              <w:rPr>
+                <w:noProof/>
+              </w:rPr>
+              <w:fldChar w:fldCharType="begin"/>
+            </w:r>
+            <w:r>
+              <w:rPr>
+                <w:noProof/>
+              </w:rPr>
+              <w:instrText xml:space="preserve"> PAGEREF _Toc235607302 \h </w:instrText>
+            </w:r>
+            <w:r>
+              <w:rPr>
+                <w:noProof/>
+              </w:rPr>
+            </w:r>
+            <w:r>
+              <w:rPr>
+                <w:noProof/>
+              </w:rPr>
+              <w:fldChar w:fldCharType="separate"/>
+            </w:r>
+            <w:r>
+              <w:rPr>
+                <w:noProof/>
+              </w:rPr>
+              <w:t>11</w:t>
+            </w:r>
+            <w:r>
+              <w:rPr>
+                <w:noProof/>
+              </w:rPr>
+              <w:fldChar w:fldCharType="end"/>
+            </w:r>
+          </w:hyperlink>
+        </w:p>
+        <w:p>
+          <w:pPr>
+            <w:pStyle w:val="TOC1"/>
+            <w:tabs>
+              <w:tab w:val="right" w:leader="dot" w:pos="9350"/>
+            </w:tabs>
+            <w:rPr>
+              <w:noProof/>
+            </w:rPr>
+          </w:pPr>
+          <w:hyperlink w:anchor="_Toc235607303" w:history="1">
+            <w:r>
+              <w:rPr>
+                <w:rStyle w:val="Hyperlink"/>
+                <w:noProof/>
+              </w:rPr>
+              <w:t>7. Security Architecture</w:t>
+            </w:r>
+            <w:r>
+              <w:rPr>
+                <w:noProof/>
+              </w:rPr>
+              <w:tab/>
+            </w:r>
+            <w:r>
+              <w:rPr>
+                <w:noProof/>
+              </w:rPr>
+              <w:fldChar w:fldCharType="begin"/>
+            </w:r>
+            <w:r>
+              <w:rPr>
+                <w:noProof/>
+              </w:rPr>
+              <w:instrText xml:space="preserve"> PAGEREF _Toc235607303 \h </w:instrText>
+            </w:r>
+            <w:r>
+              <w:rPr>
+                <w:noProof/>
+              </w:rPr>
+            </w:r>
+            <w:r>
+              <w:rPr>
+                <w:noProof/>
+              </w:rPr>
+              <w:fldChar w:fldCharType="separate"/>
+            </w:r>
+            <w:r>
+              <w:rPr>
+                <w:noProof/>
+              </w:rPr>
+              <w:t>12</w:t>
+            </w:r>
+            <w:r>
+              <w:rPr>
+                <w:noProof/>
+              </w:rPr>
+              <w:fldChar w:fldCharType="end"/>
+            </w:r>
+          </w:hyperlink>
+        </w:p>
+        <w:p>
+          <w:pPr>
+            <w:pStyle w:val="TOC2"/>
+            <w:tabs>
+              <w:tab w:val="right" w:leader="dot" w:pos="9350"/>
+            </w:tabs>
+            <w:rPr>
+              <w:noProof/>
+            </w:rPr>
+          </w:pPr>
+          <w:hyperlink w:anchor="_Toc235607304" w:history="1">
+            <w:r>
+              <w:rPr>
+                <w:rStyle w:val="Hyperlink"/>
+                <w:noProof/>
+              </w:rPr>
+              <w:t>7.1 Identity &amp; Access Management</w:t>
+            </w:r>
+            <w:r>
+              <w:rPr>
+                <w:noProof/>
+              </w:rPr>
+              <w:tab/>
+            </w:r>
+            <w:r>
+              <w:rPr>
+                <w:noProof/>
+              </w:rPr>
+              <w:fldChar w:fldCharType="begin"/>
+            </w:r>
+            <w:r>
+              <w:rPr>
+                <w:noProof/>
+              </w:rPr>
+              <w:instrText xml:space="preserve"> PAGEREF _Toc235607304 \h </w:instrText>
+            </w:r>
+            <w:r>
+              <w:rPr>
+                <w:noProof/>
+              </w:rPr>
+            </w:r>
+            <w:r>
+              <w:rPr>
+                <w:noProof/>
+              </w:rPr>
+              <w:fldChar w:fldCharType="separate"/>
+            </w:r>
+            <w:r>
+              <w:rPr>
+                <w:noProof/>
+              </w:rPr>
+              <w:t>12</w:t>
+            </w:r>
+            <w:r>
+              <w:rPr>
+                <w:noProof/>
+              </w:rPr>
+              <w:fldChar w:fldCharType="end"/>
+            </w:r>
+          </w:hyperlink>
+        </w:p>
+        <w:p>
+          <w:pPr>
+            <w:pStyle w:val="TOC2"/>
+            <w:tabs>
+              <w:tab w:val="right" w:leader="dot" w:pos="9350"/>
+            </w:tabs>
+            <w:rPr>
+              <w:noProof/>
+            </w:rPr>
+          </w:pPr>
+          <w:hyperlink w:anchor="_Toc235607305" w:history="1">
+            <w:r>
+              <w:rPr>
+                <w:rStyle w:val="Hyperlink"/>
+                <w:noProof/>
+              </w:rPr>
+              <w:t>7.2 Security Controls</w:t>
+            </w:r>
+            <w:r>
+              <w:rPr>
+                <w:noProof/>
+              </w:rPr>
+              <w:tab/>
+            </w:r>
+            <w:r>
+              <w:rPr>
+                <w:noProof/>
+              </w:rPr>
+              <w:fldChar w:fldCharType="begin"/>
+            </w:r>
+            <w:r>
+              <w:rPr>
+                <w:noProof/>
+              </w:rPr>
+              <w:instrText xml:space="preserve"> PAGEREF _Toc235607305 \h </w:instrText>
+            </w:r>
+            <w:r>
+              <w:rPr>
+                <w:noProof/>
+              </w:rPr>
+            </w:r>
+            <w:r>
+              <w:rPr>
+                <w:noProof/>
+              </w:rPr>
+              <w:fldChar w:fldCharType="separate"/>
+            </w:r>
+            <w:r>
+              <w:rPr>
+                <w:noProof/>
+              </w:rPr>
+              <w:t>12</w:t>
+            </w:r>
+            <w:r>
+              <w:rPr>
+                <w:noProof/>
+              </w:rPr>
+              <w:fldChar w:fldCharType="end"/>
+            </w:r>
+          </w:hyperlink>
+        </w:p>
+        <w:p>
+          <w:pPr>
+            <w:pStyle w:val="TOC2"/>
+            <w:tabs>
+              <w:tab w:val="right" w:leader="dot" w:pos="9350"/>
+            </w:tabs>
+            <w:rPr>
+              <w:noProof/>
+            </w:rPr>
+          </w:pPr>
+          <w:hyperlink w:anchor="_Toc235607306" w:history="1">
+            <w:r>
+              <w:rPr>
+                <w:rStyle w:val="Hyperlink"/>
+                <w:noProof/>
+              </w:rPr>
+              <w:t>7.3 Data Security &amp; Privacy</w:t>
+            </w:r>
+            <w:r>
+              <w:rPr>
+                <w:noProof/>
+              </w:rPr>
+              <w:tab/>
+            </w:r>
+            <w:r>
+              <w:rPr>
+                <w:noProof/>
+              </w:rPr>
+              <w:fldChar w:fldCharType="begin"/>
+            </w:r>
+            <w:r>
+              <w:rPr>
+                <w:noProof/>
+              </w:rPr>
+              <w:instrText xml:space="preserve"> PAGEREF _Toc235607306 \h </w:instrText>
+            </w:r>
+            <w:r>
+              <w:rPr>
+                <w:noProof/>
+              </w:rPr>
+            </w:r>
+            <w:r>
+              <w:rPr>
+                <w:noProof/>
+              </w:rPr>
+              <w:fldChar w:fldCharType="separate"/>
+            </w:r>
+            <w:r>
+              <w:rPr>
+                <w:noProof/>
+              </w:rPr>
+              <w:t>13</w:t>
+            </w:r>
+            <w:r>
+              <w:rPr>
+                <w:noProof/>
+              </w:rPr>
+              <w:fldChar w:fldCharType="end"/>
+            </w:r>
+          </w:hyperlink>
+        </w:p>
+        <w:p>
+          <w:pPr>
+            <w:pStyle w:val="TOC2"/>
+            <w:tabs>
+              <w:tab w:val="right" w:leader="dot" w:pos="9350"/>
+            </w:tabs>
+            <w:rPr>
+              <w:noProof/>
+            </w:rPr>
+          </w:pPr>
+          <w:hyperlink w:anchor="_Toc235607307" w:history="1">
+            <w:r>
+              <w:rPr>
+                <w:rStyle w:val="Hyperlink"/>
+                <w:noProof/>
+              </w:rPr>
+              <w:t>7.4 Threat Model Summary</w:t>
+            </w:r>
+            <w:r>
+              <w:rPr>
+                <w:noProof/>
+              </w:rPr>
+              <w:tab/>
+            </w:r>
+            <w:r>
+              <w:rPr>
+                <w:noProof/>
+              </w:rPr>
+              <w:fldChar w:fldCharType="begin"/>
+            </w:r>
+            <w:r>
+              <w:rPr>
+                <w:noProof/>
+              </w:rPr>
+              <w:instrText xml:space="preserve"> PAGEREF _Toc235607307 \h </w:instrText>
+            </w:r>
+            <w:r>
+              <w:rPr>
+                <w:noProof/>
+              </w:rPr>
+            </w:r>
+            <w:r>
+              <w:rPr>
+                <w:noProof/>
+              </w:rPr>
+              <w:fldChar w:fldCharType="separate"/>
+            </w:r>
+            <w:r>
+              <w:rPr>
+                <w:noProof/>
+              </w:rPr>
+              <w:t>13</w:t>
+            </w:r>
+            <w:r>
+              <w:rPr>
+                <w:noProof/>
+              </w:rPr>
+              <w:fldChar w:fldCharType="end"/>
+            </w:r>
+          </w:hyperlink>
+        </w:p>
+        <w:p>
+          <w:pPr>
+            <w:pStyle w:val="TOC1"/>
+            <w:tabs>
+              <w:tab w:val="right" w:leader="dot" w:pos="9350"/>
+            </w:tabs>
+            <w:rPr>
+              <w:noProof/>
+            </w:rPr>
+          </w:pPr>
+          <w:hyperlink w:anchor="_Toc235607308" w:history="1">
+            <w:r>
+              <w:rPr>
+                <w:rStyle w:val="Hyperlink"/>
+                <w:noProof/>
+              </w:rPr>
+              <w:t>8. Data Architecture</w:t>
+            </w:r>
+            <w:r>
+              <w:rPr>
+                <w:noProof/>
+              </w:rPr>
+              <w:tab/>
+            </w:r>
+            <w:r>
+              <w:rPr>
+                <w:noProof/>
+              </w:rPr>
+              <w:fldChar w:fldCharType="begin"/>
+            </w:r>
+            <w:r>
+              <w:rPr>
+                <w:noProof/>
+              </w:rPr>
+              <w:instrText xml:space="preserve"> PAGEREF _Toc235607308 \h </w:instrText>
+            </w:r>
+            <w:r>
+              <w:rPr>
+                <w:noProof/>
+              </w:rPr>
+            </w:r>
+            <w:r>
+              <w:rPr>
+                <w:noProof/>
+              </w:rPr>
+              <w:fldChar w:fldCharType="separate"/>
+            </w:r>
+            <w:r>
+              <w:rPr>
+                <w:noProof/>
+              </w:rPr>
+              <w:t>15</w:t>
+            </w:r>
+            <w:r>
+              <w:rPr>
+                <w:noProof/>
+              </w:rPr>
+              <w:fldChar w:fldCharType="end"/>
+            </w:r>
+          </w:hyperlink>
+        </w:p>
+        <w:p>
+          <w:pPr>
+            <w:pStyle w:val="TOC2"/>
+            <w:tabs>
+              <w:tab w:val="right" w:leader="dot" w:pos="9350"/>
+            </w:tabs>
+            <w:rPr>
+              <w:noProof/>
+            </w:rPr>
+          </w:pPr>
+          <w:hyperlink w:anchor="_Toc235607309" w:history="1">
+            <w:r>
+              <w:rPr>
+                <w:rStyle w:val="Hyperlink"/>
+                <w:noProof/>
+              </w:rPr>
+              <w:t>8.1 Data Flow Overview</w:t>
+            </w:r>
+            <w:r>
+              <w:rPr>
+                <w:noProof/>
+              </w:rPr>
+              <w:tab/>
+            </w:r>
+            <w:r>
+              <w:rPr>
+                <w:noProof/>
+              </w:rPr>
+              <w:fldChar w:fldCharType="begin"/>
+            </w:r>
+            <w:r>
+              <w:rPr>
+                <w:noProof/>
+              </w:rPr>
+              <w:instrText xml:space="preserve"> PAGEREF _Toc235607309 \h </w:instrText>
+            </w:r>
+            <w:r>
+              <w:rPr>
+                <w:noProof/>
+              </w:rPr>
+            </w:r>
+            <w:r>
+              <w:rPr>
+                <w:noProof/>
+              </w:rPr>
+              <w:fldChar w:fldCharType="separate"/>
+            </w:r>
+            <w:r>
+              <w:rPr>
+                <w:noProof/>
+              </w:rPr>
+              <w:t>15</w:t>
+            </w:r>
+            <w:r>
+              <w:rPr>
+                <w:noProof/>
+              </w:rPr>
+              <w:fldChar w:fldCharType="end"/>
+            </w:r>
+          </w:hyperlink>
+        </w:p>
+        <w:p>
+          <w:pPr>
+            <w:pStyle w:val="TOC2"/>
+            <w:tabs>
+              <w:tab w:val="right" w:leader="dot" w:pos="9350"/>
+            </w:tabs>
+            <w:rPr>
+              <w:noProof/>
+            </w:rPr>
+          </w:pPr>
+          <w:hyperlink w:anchor="_Toc235607310" w:history="1">
+            <w:r>
+              <w:rPr>
+                <w:rStyle w:val="Hyperlink"/>
+                <w:noProof/>
+              </w:rPr>
+              <w:t>8.2 Data Store Design</w:t>
+            </w:r>
+            <w:r>
+              <w:rPr>
+                <w:noProof/>
+              </w:rPr>
+              <w:tab/>
+            </w:r>
+            <w:r>
+              <w:rPr>
+                <w:noProof/>
+              </w:rPr>
+              <w:fldChar w:fldCharType="begin"/>
+            </w:r>
+            <w:r>
+              <w:rPr>
+                <w:noProof/>
+              </w:rPr>
+              <w:instrText xml:space="preserve"> PAGEREF _Toc235607310 \h </w:instrText>
+            </w:r>
+            <w:r>
+              <w:rPr>
+                <w:noProof/>
+              </w:rPr>
+            </w:r>
+            <w:r>
+              <w:rPr>
+                <w:noProof/>
+              </w:rPr>
+              <w:fldChar w:fldCharType="separate"/>
+            </w:r>
+            <w:r>
+              <w:rPr>
+                <w:noProof/>
+              </w:rPr>
+              <w:t>15</w:t>
+            </w:r>
+            <w:r>
+              <w:rPr>
+                <w:noProof/>
+              </w:rPr>
+              <w:fldChar w:fldCharType="end"/>
+            </w:r>
+          </w:hyperlink>
+        </w:p>
+        <w:p>
+          <w:pPr>
+            <w:pStyle w:val="TOC2"/>
+            <w:tabs>
+              <w:tab w:val="right" w:leader="dot" w:pos="9350"/>
+            </w:tabs>
+            <w:rPr>
+              <w:noProof/>
+            </w:rPr>
+          </w:pPr>
+          <w:hyperlink w:anchor="_Toc235607311" w:history="1">
+            <w:r>
+              <w:rPr>
+                <w:rStyle w:val="Hyperlink"/>
+                <w:noProof/>
+              </w:rPr>
+              <w:t>8.3 Data Lifecycle &amp; Retention</w:t>
+            </w:r>
+            <w:r>
+              <w:rPr>
+                <w:noProof/>
+              </w:rPr>
+              <w:tab/>
+            </w:r>
+            <w:r>
+              <w:rPr>
+                <w:noProof/>
+              </w:rPr>
+              <w:fldChar w:fldCharType="begin"/>
+            </w:r>
+            <w:r>
+              <w:rPr>
+                <w:noProof/>
+              </w:rPr>
+              <w:instrText xml:space="preserve"> PAGEREF _Toc235607311 \h </w:instrText>
+            </w:r>
+            <w:r>
+              <w:rPr>
+                <w:noProof/>
+              </w:rPr>
+            </w:r>
+            <w:r>
+              <w:rPr>
+                <w:noProof/>
+              </w:rPr>
+              <w:fldChar w:fldCharType="separate"/>
+            </w:r>
+            <w:r>
+              <w:rPr>
+                <w:noProof/>
+              </w:rPr>
+              <w:t>15</w:t>
+            </w:r>
+            <w:r>
+              <w:rPr>
+                <w:noProof/>
+              </w:rPr>
+              <w:fldChar w:fldCharType="end"/>
+            </w:r>
+          </w:hyperlink>
+        </w:p>
+        <w:p>
+          <w:pPr>
+            <w:pStyle w:val="TOC1"/>
+            <w:tabs>
+              <w:tab w:val="right" w:leader="dot" w:pos="9350"/>
+            </w:tabs>
+            <w:rPr>
+              <w:noProof/>
+            </w:rPr>
+          </w:pPr>
+          <w:hyperlink w:anchor="_Toc235607312" w:history="1">
+            <w:r>
+              <w:rPr>
+                <w:rStyle w:val="Hyperlink"/>
+                <w:noProof/>
+              </w:rPr>
+              <w:t>9. Integration Architecture</w:t>
+            </w:r>
+            <w:r>
+              <w:rPr>
+                <w:noProof/>
+              </w:rPr>
+              <w:tab/>
+            </w:r>
+            <w:r>
+              <w:rPr>
+                <w:noProof/>
+              </w:rPr>
+              <w:fldChar w:fldCharType="begin"/>
+            </w:r>
+            <w:r>
+              <w:rPr>
+                <w:noProof/>
+              </w:rPr>
+              <w:instrText xml:space="preserve"> PAGEREF _Toc235607312 \h </w:instrText>
+            </w:r>
+            <w:r>
+              <w:rPr>
+                <w:noProof/>
+              </w:rPr>
+            </w:r>
+            <w:r>
+              <w:rPr>
+                <w:noProof/>
+              </w:rPr>
+              <w:fldChar w:fldCharType="separate"/>
+            </w:r>
+            <w:r>
+              <w:rPr>
+                <w:noProof/>
+              </w:rPr>
+              <w:t>16</w:t>
+            </w:r>
+            <w:r>
+              <w:rPr>
+                <w:noProof/>
+              </w:rPr>
+              <w:fldChar w:fldCharType="end"/>
+            </w:r>
+          </w:hyperlink>
+        </w:p>
+        <w:p>
+          <w:pPr>
+            <w:pStyle w:val="TOC2"/>
+            <w:tabs>
+              <w:tab w:val="right" w:leader="dot" w:pos="9350"/>
+            </w:tabs>
+            <w:rPr>
+              <w:noProof/>
+            </w:rPr>
+          </w:pPr>
+          <w:hyperlink w:anchor="_Toc235607313" w:history="1">
+            <w:r>
+              <w:rPr>
+                <w:rStyle w:val="Hyperlink"/>
+                <w:noProof/>
+              </w:rPr>
+              <w:t>9.1 Integration Patterns</w:t>
+            </w:r>
+            <w:r>
+              <w:rPr>
+                <w:noProof/>
+              </w:rPr>
+              <w:tab/>
+            </w:r>
+            <w:r>
+              <w:rPr>
+                <w:noProof/>
+              </w:rPr>
+              <w:fldChar w:fldCharType="begin"/>
+            </w:r>
+            <w:r>
+              <w:rPr>
+                <w:noProof/>
+              </w:rPr>
+              <w:instrText xml:space="preserve"> PAGEREF _Toc235607313 \h </w:instrText>
+            </w:r>
+            <w:r>
+              <w:rPr>
+                <w:noProof/>
+              </w:rPr>
+            </w:r>
+            <w:r>
+              <w:rPr>
+                <w:noProof/>
+              </w:rPr>
+              <w:fldChar w:fldCharType="separate"/>
+            </w:r>
+            <w:r>
+              <w:rPr>
+                <w:noProof/>
+              </w:rPr>
+              <w:t>16</w:t>
+            </w:r>
+            <w:r>
+              <w:rPr>
+                <w:noProof/>
+              </w:rPr>
+              <w:fldChar w:fldCharType="end"/>
+            </w:r>
+          </w:hyperlink>
+        </w:p>
+        <w:p>
+          <w:pPr>
+            <w:pStyle w:val="TOC2"/>
+            <w:tabs>
+              <w:tab w:val="right" w:leader="dot" w:pos="9350"/>
+            </w:tabs>
+            <w:rPr>
+              <w:noProof/>
+            </w:rPr>
+          </w:pPr>
+          <w:hyperlink w:anchor="_Toc235607314" w:history="1">
+            <w:r>
+              <w:rPr>
+                <w:rStyle w:val="Hyperlink"/>
+                <w:noProof/>
+              </w:rPr>
+              <w:t>9.2 API Strategy</w:t>
+            </w:r>
+            <w:r>
+              <w:rPr>
+                <w:noProof/>
+              </w:rPr>
+              <w:tab/>
+            </w:r>
+            <w:r>
+              <w:rPr>
+                <w:noProof/>
+              </w:rPr>
+              <w:fldChar w:fldCharType="begin"/>
+            </w:r>
+            <w:r>
+              <w:rPr>
+                <w:noProof/>
+              </w:rPr>
+              <w:instrText xml:space="preserve"> PAGEREF _Toc235607314 \h </w:instrText>
+            </w:r>
+            <w:r>
+              <w:rPr>
+                <w:noProof/>
+              </w:rPr>
+            </w:r>
+            <w:r>
+              <w:rPr>
+                <w:noProof/>
+              </w:rPr>
+              <w:fldChar w:fldCharType="separate"/>
+            </w:r>
+            <w:r>
+              <w:rPr>
+                <w:noProof/>
+              </w:rPr>
+              <w:t>16</w:t>
+            </w:r>
+            <w:r>
+              <w:rPr>
+                <w:noProof/>
+              </w:rPr>
+              <w:fldChar w:fldCharType="end"/>
+            </w:r>
+          </w:hyperlink>
+        </w:p>
+        <w:p>
+          <w:pPr>
+            <w:pStyle w:val="TOC1"/>
+            <w:tabs>
+              <w:tab w:val="right" w:leader="dot" w:pos="9350"/>
+            </w:tabs>
+            <w:rPr>
+              <w:noProof/>
+            </w:rPr>
+          </w:pPr>
+          <w:hyperlink w:anchor="_Toc235607315" w:history="1">
+            <w:r>
+              <w:rPr>
+                <w:rStyle w:val="Hyperlink"/>
+                <w:noProof/>
+              </w:rPr>
+              <w:t>10. Resilience, HA &amp; Disaster Recovery</w:t>
+            </w:r>
+            <w:r>
+              <w:rPr>
+                <w:noProof/>
+              </w:rPr>
+              <w:tab/>
+            </w:r>
+            <w:r>
+              <w:rPr>
+                <w:noProof/>
+              </w:rPr>
+              <w:fldChar w:fldCharType="begin"/>
+            </w:r>
+            <w:r>
+              <w:rPr>
+                <w:noProof/>
+              </w:rPr>
+              <w:instrText xml:space="preserve"> PAGEREF _Toc235607315 \h </w:instrText>
+            </w:r>
+            <w:r>
+              <w:rPr>
+                <w:noProof/>
+              </w:rPr>
+            </w:r>
+            <w:r>
+              <w:rPr>
+                <w:noProof/>
+              </w:rPr>
+              <w:fldChar w:fldCharType="separate"/>
+            </w:r>
+            <w:r>
+              <w:rPr>
+                <w:noProof/>
+              </w:rPr>
+              <w:t>17</w:t>
+            </w:r>
+            <w:r>
+              <w:rPr>
+                <w:noProof/>
+              </w:rPr>
+              <w:fldChar w:fldCharType="end"/>
+            </w:r>
+          </w:hyperlink>
+        </w:p>
+        <w:p>
+          <w:pPr>
+            <w:pStyle w:val="TOC2"/>
+            <w:tabs>
+              <w:tab w:val="right" w:leader="dot" w:pos="9350"/>
+            </w:tabs>
+            <w:rPr>
+              <w:noProof/>
+            </w:rPr>
+          </w:pPr>
+          <w:hyperlink w:anchor="_Toc235607316" w:history="1">
+            <w:r>
+              <w:rPr>
+                <w:rStyle w:val="Hyperlink"/>
+                <w:noProof/>
+              </w:rPr>
+              <w:t>10.1 Availability Strategy</w:t>
+            </w:r>
+            <w:r>
+              <w:rPr>
+                <w:noProof/>
+              </w:rPr>
+              <w:tab/>
+            </w:r>
+            <w:r>
+              <w:rPr>
+                <w:noProof/>
+              </w:rPr>
+              <w:fldChar w:fldCharType="begin"/>
+            </w:r>
+            <w:r>
+              <w:rPr>
+                <w:noProof/>
+              </w:rPr>
+              <w:instrText xml:space="preserve"> PAGEREF _Toc235607316 \h </w:instrText>
+            </w:r>
+            <w:r>
+              <w:rPr>
+                <w:noProof/>
+              </w:rPr>
+            </w:r>
+            <w:r>
+              <w:rPr>
+                <w:noProof/>
+              </w:rPr>
+              <w:fldChar w:fldCharType="separate"/>
+            </w:r>
+            <w:r>
+              <w:rPr>
+                <w:noProof/>
+              </w:rPr>
+              <w:t>17</w:t>
+            </w:r>
+            <w:r>
+              <w:rPr>
+                <w:noProof/>
+              </w:rPr>
+              <w:fldChar w:fldCharType="end"/>
+            </w:r>
+          </w:hyperlink>
+        </w:p>
+        <w:p>
+          <w:pPr>
+            <w:pStyle w:val="TOC2"/>
+            <w:tabs>
+              <w:tab w:val="right" w:leader="dot" w:pos="9350"/>
+            </w:tabs>
+            <w:rPr>
+              <w:noProof/>
+            </w:rPr>
+          </w:pPr>
+          <w:hyperlink w:anchor="_Toc235607317" w:history="1">
+            <w:r>
+              <w:rPr>
+                <w:rStyle w:val="Hyperlink"/>
+                <w:noProof/>
+              </w:rPr>
+              <w:t>10.2 Disaster Recovery</w:t>
+            </w:r>
+            <w:r>
+              <w:rPr>
+                <w:noProof/>
+              </w:rPr>
+              <w:tab/>
+            </w:r>
+            <w:r>
+              <w:rPr>
+                <w:noProof/>
+              </w:rPr>
+              <w:fldChar w:fldCharType="begin"/>
+            </w:r>
+            <w:r>
+              <w:rPr>
+                <w:noProof/>
+              </w:rPr>
+              <w:instrText xml:space="preserve"> PAGEREF _Toc235607317 \h </w:instrText>
+            </w:r>
+            <w:r>
+              <w:rPr>
+                <w:noProof/>
+              </w:rPr>
+            </w:r>
+            <w:r>
+              <w:rPr>
+                <w:noProof/>
+              </w:rPr>
+              <w:fldChar w:fldCharType="separate"/>
+            </w:r>
+            <w:r>
+              <w:rPr>
+                <w:noProof/>
+              </w:rPr>
+              <w:t>17</w:t>
+            </w:r>
+            <w:r>
+              <w:rPr>
+                <w:noProof/>
+              </w:rPr>
+              <w:fldChar w:fldCharType="end"/>
+            </w:r>
+          </w:hyperlink>
+        </w:p>
+        <w:p>
+          <w:pPr>
+            <w:pStyle w:val="TOC2"/>
+            <w:tabs>
+              <w:tab w:val="right" w:leader="dot" w:pos="9350"/>
+            </w:tabs>
+            <w:rPr>
+              <w:noProof/>
+            </w:rPr>
+          </w:pPr>
+          <w:hyperlink w:anchor="_Toc235607318" w:history="1">
+            <w:r>
+              <w:rPr>
+                <w:rStyle w:val="Hyperlink"/>
+                <w:noProof/>
+              </w:rPr>
+              <w:t>10.3 Backup Strategy</w:t>
+            </w:r>
+            <w:r>
+              <w:rPr>
+                <w:noProof/>
+              </w:rPr>
+              <w:tab/>
+            </w:r>
+            <w:r>
+              <w:rPr>
+                <w:noProof/>
+              </w:rPr>
+              <w:fldChar w:fldCharType="begin"/>
+            </w:r>
+            <w:r>
+              <w:rPr>
+                <w:noProof/>
+              </w:rPr>
+              <w:instrText xml:space="preserve"> PAGEREF _Toc235607318 \h </w:instrText>
+            </w:r>
+            <w:r>
+              <w:rPr>
+                <w:noProof/>
+              </w:rPr>
+            </w:r>
+            <w:r>
+              <w:rPr>
+                <w:noProof/>
+              </w:rPr>
+              <w:fldChar w:fldCharType="separate"/>
+            </w:r>
+            <w:r>
+              <w:rPr>
+                <w:noProof/>
+              </w:rPr>
+              <w:t>17</w:t>
+            </w:r>
+            <w:r>
+              <w:rPr>
+                <w:noProof/>
+              </w:rPr>
+              <w:fldChar w:fldCharType="end"/>
+            </w:r>
+          </w:hyperlink>
+        </w:p>
+        <w:p>
+          <w:pPr>
+            <w:pStyle w:val="TOC1"/>
+            <w:tabs>
+              <w:tab w:val="right" w:leader="dot" w:pos="9350"/>
+            </w:tabs>
+            <w:rPr>
+              <w:noProof/>
+            </w:rPr>
+          </w:pPr>
+          <w:hyperlink w:anchor="_Toc235607319" w:history="1">
+            <w:r>
+              <w:rPr>
+                <w:rStyle w:val="Hyperlink"/>
+                <w:noProof/>
+              </w:rPr>
+              <w:t>11. Operational Architecture</w:t>
+            </w:r>
+            <w:r>
+              <w:rPr>
+                <w:noProof/>
+              </w:rPr>
+              <w:tab/>
+            </w:r>
+            <w:r>
+              <w:rPr>
+                <w:noProof/>
+              </w:rPr>
+              <w:fldChar w:fldCharType="begin"/>
+            </w:r>
+            <w:r>
+              <w:rPr>
+                <w:noProof/>
+              </w:rPr>
+              <w:instrText xml:space="preserve"> PAGEREF _Toc235607319 \h </w:instrText>
+            </w:r>
+            <w:r>
+              <w:rPr>
+                <w:noProof/>
+              </w:rPr>
+            </w:r>
+            <w:r>
+              <w:rPr>
+                <w:noProof/>
+              </w:rPr>
+              <w:fldChar w:fldCharType="separate"/>
+            </w:r>
+            <w:r>
+              <w:rPr>
+                <w:noProof/>
+              </w:rPr>
+              <w:t>19</w:t>
+            </w:r>
+            <w:r>
+              <w:rPr>
+                <w:noProof/>
+              </w:rPr>
+              <w:fldChar w:fldCharType="end"/>
+            </w:r>
+          </w:hyperlink>
+        </w:p>
+        <w:p>
+          <w:pPr>
+            <w:pStyle w:val="TOC2"/>
+            <w:tabs>
+              <w:tab w:val="right" w:leader="dot" w:pos="9350"/>
+            </w:tabs>
+            <w:rPr>
+              <w:noProof/>
+            </w:rPr>
+          </w:pPr>
+          <w:hyperlink w:anchor="_Toc235607320" w:history="1">
+            <w:r>
+              <w:rPr>
+                <w:rStyle w:val="Hyperlink"/>
+                <w:noProof/>
+              </w:rPr>
+              <w:t>11.1 Monitoring &amp; Observability</w:t>
+            </w:r>
+            <w:r>
+              <w:rPr>
+                <w:noProof/>
+              </w:rPr>
+              <w:tab/>
+            </w:r>
+            <w:r>
+              <w:rPr>
+                <w:noProof/>
+              </w:rPr>
+              <w:fldChar w:fldCharType="begin"/>
+            </w:r>
+            <w:r>
+              <w:rPr>
+                <w:noProof/>
+              </w:rPr>
+              <w:instrText xml:space="preserve"> PAGEREF _Toc235607320 \h </w:instrText>
+            </w:r>
+            <w:r>
+              <w:rPr>
+                <w:noProof/>
+              </w:rPr>
+            </w:r>
+            <w:r>
+              <w:rPr>
+                <w:noProof/>
+              </w:rPr>
+              <w:fldChar w:fldCharType="separate"/>
+            </w:r>
+            <w:r>
+              <w:rPr>
+                <w:noProof/>
+              </w:rPr>
+              <w:t>19</w:t>
+            </w:r>
+            <w:r>
+              <w:rPr>
+                <w:noProof/>
+              </w:rPr>
+              <w:fldChar w:fldCharType="end"/>
+            </w:r>
+          </w:hyperlink>
+        </w:p>
+        <w:p>
+          <w:pPr>
+            <w:pStyle w:val="TOC2"/>
+            <w:tabs>
+              <w:tab w:val="right" w:leader="dot" w:pos="9350"/>
+            </w:tabs>
+            <w:rPr>
+              <w:noProof/>
+            </w:rPr>
+          </w:pPr>
+          <w:hyperlink w:anchor="_Toc235607321" w:history="1">
+            <w:r>
+              <w:rPr>
+                <w:rStyle w:val="Hyperlink"/>
+                <w:noProof/>
+              </w:rPr>
+              <w:t>11.2 CI/CD &amp; DevOps</w:t>
+            </w:r>
+            <w:r>
+              <w:rPr>
+                <w:noProof/>
+              </w:rPr>
+              <w:tab/>
+            </w:r>
+            <w:r>
+              <w:rPr>
+                <w:noProof/>
+              </w:rPr>
+              <w:fldChar w:fldCharType="begin"/>
+            </w:r>
+            <w:r>
+              <w:rPr>
+                <w:noProof/>
+              </w:rPr>
+              <w:instrText xml:space="preserve"> PAGEREF _Toc235607321 \h </w:instrText>
+            </w:r>
+            <w:r>
+              <w:rPr>
+                <w:noProof/>
+              </w:rPr>
+            </w:r>
+            <w:r>
+              <w:rPr>
+                <w:noProof/>
+              </w:rPr>
+              <w:fldChar w:fldCharType="separate"/>
+            </w:r>
+            <w:r>
+              <w:rPr>
+                <w:noProof/>
+              </w:rPr>
+              <w:t>19</w:t>
+            </w:r>
+            <w:r>
+              <w:rPr>
+                <w:noProof/>
+              </w:rPr>
+              <w:fldChar w:fldCharType="end"/>
+            </w:r>
+          </w:hyperlink>
+        </w:p>
+        <w:p>
+          <w:pPr>
+            <w:pStyle w:val="TOC2"/>
+            <w:tabs>
+              <w:tab w:val="right" w:leader="dot" w:pos="9350"/>
+            </w:tabs>
+            <w:rPr>
+              <w:noProof/>
+            </w:rPr>
+          </w:pPr>
+          <w:hyperlink w:anchor="_Toc235607322" w:history="1">
+            <w:r>
+              <w:rPr>
+                <w:rStyle w:val="Hyperlink"/>
+                <w:noProof/>
+              </w:rPr>
+              <w:t>11.3 Patch &amp; Update Management</w:t>
+            </w:r>
+            <w:r>
+              <w:rPr>
+                <w:noProof/>
+              </w:rPr>
+              <w:tab/>
+            </w:r>
+            <w:r>
+              <w:rPr>
+                <w:noProof/>
+              </w:rPr>
+              <w:fldChar w:fldCharType="begin"/>
+            </w:r>
+            <w:r>
+              <w:rPr>
+                <w:noProof/>
+              </w:rPr>
+              <w:instrText xml:space="preserve"> PAGEREF _Toc235607322 \h </w:instrText>
+            </w:r>
+            <w:r>
+              <w:rPr>
+                <w:noProof/>
+              </w:rPr>
+            </w:r>
+            <w:r>
+              <w:rPr>
+                <w:noProof/>
+              </w:rPr>
+              <w:fldChar w:fldCharType="separate"/>
+            </w:r>
+            <w:r>
+              <w:rPr>
+                <w:noProof/>
+              </w:rPr>
+              <w:t>19</w:t>
+            </w:r>
+            <w:r>
+              <w:rPr>
+                <w:noProof/>
+              </w:rPr>
+              <w:fldChar w:fldCharType="end"/>
+            </w:r>
+          </w:hyperlink>
+        </w:p>
+        <w:p>
+          <w:pPr>
+            <w:pStyle w:val="TOC2"/>
+            <w:tabs>
+              <w:tab w:val="right" w:leader="dot" w:pos="9350"/>
+            </w:tabs>
+            <w:rPr>
+              <w:noProof/>
+            </w:rPr>
+          </w:pPr>
+          <w:hyperlink w:anchor="_Toc235607323" w:history="1">
+            <w:r>
+              <w:rPr>
+                <w:rStyle w:val="Hyperlink"/>
+                <w:noProof/>
+              </w:rPr>
+              <w:t>11.4 Capacity Management</w:t>
+            </w:r>
+            <w:r>
+              <w:rPr>
+                <w:noProof/>
+              </w:rPr>
+              <w:tab/>
+            </w:r>
+            <w:r>
+              <w:rPr>
+                <w:noProof/>
+              </w:rPr>
+              <w:fldChar w:fldCharType="begin"/>
+            </w:r>
+            <w:r>
+              <w:rPr>
+                <w:noProof/>
+              </w:rPr>
+              <w:instrText xml:space="preserve"> PAGEREF _Toc235607323 \h </w:instrText>
+            </w:r>
+            <w:r>
+              <w:rPr>
+                <w:noProof/>
+              </w:rPr>
+            </w:r>
+            <w:r>
+              <w:rPr>
+                <w:noProof/>
+              </w:rPr>
+              <w:fldChar w:fldCharType="separate"/>
+            </w:r>
+            <w:r>
+              <w:rPr>
+                <w:noProof/>
+              </w:rPr>
+              <w:t>19</w:t>
+            </w:r>
+            <w:r>
+              <w:rPr>
+                <w:noProof/>
+              </w:rPr>
+              <w:fldChar w:fldCharType="end"/>
+            </w:r>
+          </w:hyperlink>
+        </w:p>
+        <w:p>
+          <w:pPr>
+            <w:pStyle w:val="TOC1"/>
+            <w:tabs>
+              <w:tab w:val="right" w:leader="dot" w:pos="9350"/>
+            </w:tabs>
+            <w:rPr>
+              <w:noProof/>
+            </w:rPr>
+          </w:pPr>
+          <w:hyperlink w:anchor="_Toc235607324" w:history="1">
+            <w:r>
+              <w:rPr>
+                <w:rStyle w:val="Hyperlink"/>
+                <w:noProof/>
+              </w:rPr>
+              <w:t>12. Governance &amp; Compliance</w:t>
+            </w:r>
+            <w:r>
+              <w:rPr>
+                <w:noProof/>
+              </w:rPr>
+              <w:tab/>
+            </w:r>
+            <w:r>
+              <w:rPr>
+                <w:noProof/>
+              </w:rPr>
+              <w:fldChar w:fldCharType="begin"/>
+            </w:r>
+            <w:r>
+              <w:rPr>
+                <w:noProof/>
+              </w:rPr>
+              <w:instrText xml:space="preserve"> PAGEREF _Toc235607324 \h </w:instrText>
+            </w:r>
+            <w:r>
+              <w:rPr>
+                <w:noProof/>
+              </w:rPr>
+            </w:r>
+            <w:r>
+              <w:rPr>
+                <w:noProof/>
+              </w:rPr>
+              <w:fldChar w:fldCharType="separate"/>
+            </w:r>
+            <w:r>
+              <w:rPr>
+                <w:noProof/>
+              </w:rPr>
+              <w:t>21</w:t>
+            </w:r>
+            <w:r>
+              <w:rPr>
+                <w:noProof/>
+              </w:rPr>
+              <w:fldChar w:fldCharType="end"/>
+            </w:r>
+          </w:hyperlink>
+        </w:p>
+        <w:p>
+          <w:pPr>
+            <w:pStyle w:val="TOC2"/>
+            <w:tabs>
+              <w:tab w:val="right" w:leader="dot" w:pos="9350"/>
+            </w:tabs>
+            <w:rPr>
+              <w:noProof/>
+            </w:rPr>
+          </w:pPr>
+          <w:hyperlink w:anchor="_Toc235607325" w:history="1">
+            <w:r>
+              <w:rPr>
+                <w:rStyle w:val="Hyperlink"/>
+                <w:noProof/>
+              </w:rPr>
+              <w:t>12.1 Azure Policy &amp; Compliance</w:t>
+            </w:r>
+            <w:r>
+              <w:rPr>
+                <w:noProof/>
+              </w:rPr>
+              <w:tab/>
+            </w:r>
+            <w:r>
+              <w:rPr>
+                <w:noProof/>
+              </w:rPr>
+              <w:fldChar w:fldCharType="begin"/>
+            </w:r>
+            <w:r>
+              <w:rPr>
+                <w:noProof/>
+              </w:rPr>
+              <w:instrText xml:space="preserve"> PAGEREF _Toc235607325 \h </w:instrText>
+            </w:r>
+            <w:r>
+              <w:rPr>
+                <w:noProof/>
+              </w:rPr>
+            </w:r>
+            <w:r>
+              <w:rPr>
+                <w:noProof/>
+              </w:rPr>
+              <w:fldChar w:fldCharType="separate"/>
+            </w:r>
+            <w:r>
+              <w:rPr>
+                <w:noProof/>
+              </w:rPr>
+              <w:t>21</w:t>
+            </w:r>
+            <w:r>
+              <w:rPr>
+                <w:noProof/>
+              </w:rPr>
+              <w:fldChar w:fldCharType="end"/>
+            </w:r>
+          </w:hyperlink>
+        </w:p>
+        <w:p>
+          <w:pPr>
+            <w:pStyle w:val="TOC2"/>
+            <w:tabs>
+              <w:tab w:val="right" w:leader="dot" w:pos="9350"/>
+            </w:tabs>
+            <w:rPr>
+              <w:noProof/>
+            </w:rPr>
+          </w:pPr>
+          <w:hyperlink w:anchor="_Toc235607326" w:history="1">
+            <w:r>
+              <w:rPr>
+                <w:rStyle w:val="Hyperlink"/>
+                <w:noProof/>
+              </w:rPr>
+              <w:t>12.2 Regulatory Compliance</w:t>
+            </w:r>
+            <w:r>
+              <w:rPr>
+                <w:noProof/>
+              </w:rPr>
+              <w:tab/>
+            </w:r>
+            <w:r>
+              <w:rPr>
+                <w:noProof/>
+              </w:rPr>
+              <w:fldChar w:fldCharType="begin"/>
+            </w:r>
+            <w:r>
+              <w:rPr>
+                <w:noProof/>
+              </w:rPr>
+              <w:instrText xml:space="preserve"> PAGEREF _Toc235607326 \h </w:instrText>
+            </w:r>
+            <w:r>
+              <w:rPr>
+                <w:noProof/>
+              </w:rPr>
+            </w:r>
+            <w:r>
+              <w:rPr>
+                <w:noProof/>
+              </w:rPr>
+              <w:fldChar w:fldCharType="separate"/>
+            </w:r>
+            <w:r>
+              <w:rPr>
+                <w:noProof/>
+              </w:rPr>
+              <w:t>21</w:t>
+            </w:r>
+            <w:r>
+              <w:rPr>
+                <w:noProof/>
+              </w:rPr>
+              <w:fldChar w:fldCharType="end"/>
+            </w:r>
+          </w:hyperlink>
+        </w:p>
+        <w:p>
+          <w:pPr>
+            <w:pStyle w:val="TOC1"/>
+            <w:tabs>
+              <w:tab w:val="right" w:leader="dot" w:pos="9350"/>
+            </w:tabs>
+            <w:rPr>
+              <w:noProof/>
+            </w:rPr>
+          </w:pPr>
+          <w:hyperlink w:anchor="_Toc235607327" w:history="1">
+            <w:r>
+              <w:rPr>
+                <w:rStyle w:val="Hyperlink"/>
+                <w:noProof/>
+              </w:rPr>
+              <w:t>13. Cost Estimate</w:t>
+            </w:r>
+            <w:r>
+              <w:rPr>
+                <w:noProof/>
+              </w:rPr>
+              <w:tab/>
+            </w:r>
+            <w:r>
+              <w:rPr>
+                <w:noProof/>
+              </w:rPr>
+              <w:fldChar w:fldCharType="begin"/>
+            </w:r>
+            <w:r>
+              <w:rPr>
+                <w:noProof/>
+              </w:rPr>
+              <w:instrText xml:space="preserve"> PAGEREF _Toc235607327 \h </w:instrText>
+            </w:r>
+            <w:r>
+              <w:rPr>
+                <w:noProof/>
+              </w:rPr>
+            </w:r>
+            <w:r>
+              <w:rPr>
+                <w:noProof/>
+              </w:rPr>
+              <w:fldChar w:fldCharType="separate"/>
+            </w:r>
+            <w:r>
+              <w:rPr>
+                <w:noProof/>
+              </w:rPr>
+              <w:t>22</w:t>
+            </w:r>
+            <w:r>
+              <w:rPr>
+                <w:noProof/>
+              </w:rPr>
+              <w:fldChar w:fldCharType="end"/>
+            </w:r>
+          </w:hyperlink>
+        </w:p>
+        <w:p>
+          <w:pPr>
+            <w:pStyle w:val="TOC2"/>
+            <w:tabs>
+              <w:tab w:val="right" w:leader="dot" w:pos="9350"/>
+            </w:tabs>
+            <w:rPr>
+              <w:noProof/>
+            </w:rPr>
+          </w:pPr>
+          <w:hyperlink w:anchor="_Toc235607328" w:history="1">
+            <w:r>
+              <w:rPr>
+                <w:rStyle w:val="Hyperlink"/>
+                <w:noProof/>
+              </w:rPr>
+              <w:t>13.1 Cost Optimisation Recommendations</w:t>
+            </w:r>
+            <w:r>
+              <w:rPr>
+                <w:noProof/>
+              </w:rPr>
+              <w:tab/>
+            </w:r>
+            <w:r>
+              <w:rPr>
+                <w:noProof/>
+              </w:rPr>
+              <w:fldChar w:fldCharType="begin"/>
+            </w:r>
+            <w:r>
+              <w:rPr>
+                <w:noProof/>
+              </w:rPr>
+              <w:instrText xml:space="preserve"> PAGEREF _Toc235607328 \h </w:instrText>
+            </w:r>
+            <w:r>
+              <w:rPr>
+                <w:noProof/>
+              </w:rPr>
+            </w:r>
+            <w:r>
+              <w:rPr>
+                <w:noProof/>
+              </w:rPr>
+              <w:fldChar w:fldCharType="separate"/>
+            </w:r>
+            <w:r>
+              <w:rPr>
+                <w:noProof/>
+              </w:rPr>
+              <w:t>22</w:t>
+            </w:r>
+            <w:r>
+              <w:rPr>
+                <w:noProof/>
+              </w:rPr>
+              <w:fldChar w:fldCharType="end"/>
+            </w:r>
+          </w:hyperlink>
+        </w:p>
+        <w:p>
+          <w:pPr>
+            <w:pStyle w:val="TOC1"/>
+            <w:tabs>
+              <w:tab w:val="right" w:leader="dot" w:pos="9350"/>
+            </w:tabs>
+            <w:rPr>
+              <w:noProof/>
+            </w:rPr>
+          </w:pPr>
+          <w:hyperlink w:anchor="_Toc235607329" w:history="1">
+            <w:r>
+              <w:rPr>
+                <w:rStyle w:val="Hyperlink"/>
+                <w:noProof/>
+              </w:rPr>
+              <w:t>14. Open Issues &amp; Decisions</w:t>
+            </w:r>
+            <w:r>
+              <w:rPr>
+                <w:noProof/>
+              </w:rPr>
+              <w:tab/>
+            </w:r>
+            <w:r>
+              <w:rPr>
+                <w:noProof/>
+              </w:rPr>
+              <w:fldChar w:fldCharType="begin"/>
+            </w:r>
+            <w:r>
+              <w:rPr>
+                <w:noProof/>
+              </w:rPr>
+              <w:instrText xml:space="preserve"> PAGEREF _Toc235607329 \h </w:instrText>
+            </w:r>
+            <w:r>
+              <w:rPr>
+                <w:noProof/>
+              </w:rPr>
+            </w:r>
+            <w:r>
+              <w:rPr>
+                <w:noProof/>
+              </w:rPr>
+              <w:fldChar w:fldCharType="separate"/>
+            </w:r>
+            <w:r>
+              <w:rPr>
+                <w:noProof/>
+              </w:rPr>
+              <w:t>23</w:t>
+            </w:r>
+            <w:r>
+              <w:rPr>
+                <w:noProof/>
+              </w:rPr>
+              <w:fldChar w:fldCharType="end"/>
+            </w:r>
+          </w:hyperlink>
+        </w:p>
+        <w:p>
+          <w:pPr>
+            <w:pStyle w:val="TOC1"/>
+            <w:tabs>
+              <w:tab w:val="right" w:leader="dot" w:pos="9350"/>
+            </w:tabs>
+            <w:rPr>
+              <w:noProof/>
+            </w:rPr>
+          </w:pPr>
+          <w:hyperlink w:anchor="_Toc235607330" w:history="1">
+            <w:r>
+              <w:rPr>
+                <w:rStyle w:val="Hyperlink"/>
+                <w:noProof/>
+              </w:rPr>
+              <w:t>Appendix A – Azure Well-Architected Framework Alignment</w:t>
+            </w:r>
+            <w:r>
+              <w:rPr>
+                <w:noProof/>
+              </w:rPr>
+              <w:tab/>
+            </w:r>
+            <w:r>
+              <w:rPr>
+                <w:noProof/>
+              </w:rPr>
+              <w:fldChar w:fldCharType="begin"/>
+            </w:r>
+            <w:r>
+              <w:rPr>
+                <w:noProof/>
+              </w:rPr>
+              <w:instrText xml:space="preserve"> PAGEREF _Toc235607330 \h </w:instrText>
+            </w:r>
+            <w:r>
+              <w:rPr>
+                <w:noProof/>
+              </w:rPr>
+            </w:r>
+            <w:r>
+              <w:rPr>
+                <w:noProof/>
+              </w:rPr>
+              <w:fldChar w:fldCharType="separate"/>
+            </w:r>
+            <w:r>
+              <w:rPr>
+                <w:noProof/>
+              </w:rPr>
+              <w:t>24</w:t>
+            </w:r>
+            <w:r>
+              <w:rPr>
+                <w:noProof/>
+              </w:rPr>
+              <w:fldChar w:fldCharType="end"/>
+            </w:r>
+          </w:hyperlink>
+        </w:p>
+        <w:p>
+          <w:pPr>
+            <w:pStyle w:val="TOC1"/>
+            <w:tabs>
+              <w:tab w:val="right" w:leader="dot" w:pos="9350"/>
+            </w:tabs>
+            <w:rPr>
+              <w:noProof/>
+            </w:rPr>
+          </w:pPr>
+          <w:hyperlink w:anchor="_Toc235607331" w:history="1">
+            <w:r>
+              <w:rPr>
+                <w:rStyle w:val="Hyperlink"/>
+                <w:noProof/>
+              </w:rPr>
+              <w:t>Appendix B – Glossary</w:t>
+            </w:r>
+            <w:r>
+              <w:rPr>
+                <w:noProof/>
+              </w:rPr>
+              <w:tab/>
+            </w:r>
+            <w:r>
+              <w:rPr>
+                <w:noProof/>
+              </w:rPr>
+              <w:fldChar w:fldCharType="begin"/>
+            </w:r>
+            <w:r>
+              <w:rPr>
+                <w:noProof/>
+              </w:rPr>
+              <w:instrText xml:space="preserve"> PAGEREF _Toc235607331 \h </w:instrText>
+            </w:r>
+            <w:r>
+              <w:rPr>
+                <w:noProof/>
+              </w:rPr>
+            </w:r>
+            <w:r>
+              <w:rPr>
+                <w:noProof/>
+              </w:rPr>
+              <w:fldChar w:fldCharType="separate"/>
+            </w:r>
+            <w:r>
+              <w:rPr>
+                <w:noProof/>
+              </w:rPr>
+              <w:t>24</w:t>
+            </w:r>
+            <w:r>
+              <w:rPr>
+                <w:noProof/>
+              </w:rPr>
+              <w:fldChar w:fldCharType="end"/>
+            </w:r>
+          </w:hyperlink>
+        </w:p>
+        <w:p>
+          <w:pPr>
+            <w:pStyle w:val="TOC1"/>
+            <w:tabs>
+              <w:tab w:val="right" w:leader="dot" w:pos="9350"/>
+            </w:tabs>
+            <w:rPr>
+              <w:noProof/>
+            </w:rPr>
+          </w:pPr>
+          <w:hyperlink w:anchor="_Toc235607332" w:history="1">
+            <w:r>
+              <w:rPr>
+                <w:rStyle w:val="Hyperlink"/>
+                <w:noProof/>
+              </w:rPr>
+              <w:t>Appendix C – Reference Architecture Links</w:t>
+            </w:r>
+            <w:r>
+              <w:rPr>
+                <w:noProof/>
+              </w:rPr>
+              <w:tab/>
+            </w:r>
+            <w:r>
+              <w:rPr>
+                <w:noProof/>
+              </w:rPr>
+              <w:fldChar w:fldCharType="begin"/>
+            </w:r>
+            <w:r>
+              <w:rPr>
+                <w:noProof/>
+              </w:rPr>
+              <w:instrText xml:space="preserve"> PAGEREF _Toc235607332 \h </w:instrText>
+            </w:r>
+            <w:r>
+              <w:rPr>
+                <w:noProof/>
+              </w:rPr>
+            </w:r>
+            <w:r>
+              <w:rPr>
+                <w:noProof/>
+              </w:rPr>
+              <w:fldChar w:fldCharType="separate"/>
+            </w:r>
+            <w:r>
+              <w:rPr>
+                <w:noProof/>
+              </w:rPr>
+              <w:t>25</w:t>
+            </w:r>
+            <w:r>
+              <w:rPr>
+                <w:noProof/>
+              </w:rPr>
+              <w:fldChar w:fldCharType="end"/>
+            </w:r>
+          </w:hyperlink>
         </w:p>
         <w:p>
           <w:r>
@@ -786,66 +3963,6 @@
         </w:p>
       </w:sdtContent>
     </w:sdt>
-    <w:tbl>
-      <w:tblPr>
-        <w:tblW w:w="9360" w:type="dxa"/>
-        <w:tblBorders>
-          <w:top w:val="single" w:sz="4" w:space="0" w:color="auto"/>
-          <w:left w:val="single" w:sz="4" w:space="0" w:color="auto"/>
-          <w:bottom w:val="single" w:sz="4" w:space="0" w:color="auto"/>
-          <w:right w:val="single" w:sz="4" w:space="0" w:color="auto"/>
-          <w:insideH w:val="single" w:sz="4" w:space="0" w:color="auto"/>
-          <w:insideV w:val="single" w:sz="4" w:space="0" w:color="auto"/>
-        </w:tblBorders>
-        <w:tblCellMar>
-          <w:left w:w="10" w:type="dxa"/>
-          <w:right w:w="10" w:type="dxa"/>
-        </w:tblCellMar>
-        <w:tblLook w:val="04A0" w:firstRow="1" w:lastRow="0" w:firstColumn="1" w:lastColumn="0" w:noHBand="0" w:noVBand="1"/>
-      </w:tblPr>
-      <w:tblGrid>
-        <w:gridCol w:w="9360"/>
-      </w:tblGrid>
-      <w:tr>
-        <w:tblPrEx>
-          <w:tblCellMar>
-            <w:top w:w="0" w:type="dxa"/>
-            <w:bottom w:w="0" w:type="dxa"/>
-          </w:tblCellMar>
-        </w:tblPrEx>
-        <w:tc>
-          <w:tcPr>
-            <w:tcW w:w="9360" w:type="dxa"/>
-            <w:tcBorders>
-              <w:top w:val="single" w:sz="1" w:space="0" w:color="D29200"/>
-              <w:left w:val="single" w:sz="12" w:space="0" w:color="D29200"/>
-              <w:bottom w:val="single" w:sz="1" w:space="0" w:color="D29200"/>
-              <w:right w:val="single" w:sz="1" w:space="0" w:color="D29200"/>
-            </w:tcBorders>
-            <w:shd w:val="clear" w:color="auto" w:fill="FFF4CE"/>
-            <w:tcMar>
-              <w:top w:w="120" w:type="dxa"/>
-              <w:left w:w="200" w:type="dxa"/>
-              <w:bottom w:w="120" w:type="dxa"/>
-              <w:right w:w="200" w:type="dxa"/>
-            </w:tcMar>
-          </w:tcPr>
-          <w:p>
-            <w:r>
-              <w:rPr>
-                <w:b/>
-                <w:bCs/>
-                <w:color w:val="5F2861"/>
-              </w:rPr>
-              <w:t xml:space="preserve">Note:  </w:t>
-            </w:r>
-            <w:r>
-              <w:t>After opening this document in Microsoft Word, right-click the Table of Contents and select 'Update Field' to populate page numbers.</w:t>
-            </w:r>
-          </w:p>
-        </w:tc>
-      </w:tr>
-    </w:tbl>
     <w:p>
       <w:r>
         <w:br w:type="page"/>
@@ -855,10 +3972,12 @@
       <w:pPr>
         <w:pStyle w:val="Heading1"/>
       </w:pPr>
+      <w:bookmarkStart w:id="1" w:name="_Toc235607281"/>
       <w:r>
         <w:lastRenderedPageBreak/>
         <w:t>1. Executive Summary</w:t>
       </w:r>
+      <w:bookmarkEnd w:id="1"/>
     </w:p>
     <w:p>
       <w:pPr>
@@ -894,12 +4013,6 @@
         <w:gridCol w:w="9360"/>
       </w:tblGrid>
       <w:tr>
-        <w:tblPrEx>
-          <w:tblCellMar>
-            <w:top w:w="0" w:type="dxa"/>
-            <w:bottom w:w="0" w:type="dxa"/>
-          </w:tblCellMar>
-        </w:tblPrEx>
         <w:tc>
           <w:tcPr>
             <w:tcW w:w="9360" w:type="dxa"/>
@@ -942,9 +4055,11 @@
       <w:pPr>
         <w:pStyle w:val="Heading2"/>
       </w:pPr>
+      <w:bookmarkStart w:id="2" w:name="_Toc235607282"/>
       <w:r>
         <w:t>1.1 Document Purpose</w:t>
       </w:r>
+      <w:bookmarkEnd w:id="2"/>
     </w:p>
     <w:p>
       <w:pPr>
@@ -1028,9 +4143,11 @@
       <w:pPr>
         <w:pStyle w:val="Heading2"/>
       </w:pPr>
+      <w:bookmarkStart w:id="3" w:name="_Toc235607283"/>
       <w:r>
         <w:t>1.2 Document Scope</w:t>
       </w:r>
+      <w:bookmarkEnd w:id="3"/>
     </w:p>
     <w:p>
       <w:pPr>
@@ -1075,9 +4192,11 @@
       <w:pPr>
         <w:pStyle w:val="Heading2"/>
       </w:pPr>
+      <w:bookmarkStart w:id="4" w:name="_Toc235607284"/>
       <w:r>
         <w:t>1.3 Assumptions and Constraints</w:t>
       </w:r>
+      <w:bookmarkEnd w:id="4"/>
     </w:p>
     <w:tbl>
       <w:tblPr>
@@ -1101,12 +4220,6 @@
         <w:gridCol w:w="6360"/>
       </w:tblGrid>
       <w:tr>
-        <w:tblPrEx>
-          <w:tblCellMar>
-            <w:top w:w="0" w:type="dxa"/>
-            <w:bottom w:w="0" w:type="dxa"/>
-          </w:tblCellMar>
-        </w:tblPrEx>
         <w:tc>
           <w:tcPr>
             <w:tcW w:w="3000" w:type="dxa"/>
@@ -1162,12 +4275,6 @@
         </w:tc>
       </w:tr>
       <w:tr>
-        <w:tblPrEx>
-          <w:tblCellMar>
-            <w:top w:w="0" w:type="dxa"/>
-            <w:bottom w:w="0" w:type="dxa"/>
-          </w:tblCellMar>
-        </w:tblPrEx>
         <w:tc>
           <w:tcPr>
             <w:tcW w:w="3000" w:type="dxa"/>
@@ -1223,12 +4330,6 @@
         </w:tc>
       </w:tr>
       <w:tr>
-        <w:tblPrEx>
-          <w:tblCellMar>
-            <w:top w:w="0" w:type="dxa"/>
-            <w:bottom w:w="0" w:type="dxa"/>
-          </w:tblCellMar>
-        </w:tblPrEx>
         <w:tc>
           <w:tcPr>
             <w:tcW w:w="3000" w:type="dxa"/>
@@ -1284,12 +4385,6 @@
         </w:tc>
       </w:tr>
       <w:tr>
-        <w:tblPrEx>
-          <w:tblCellMar>
-            <w:top w:w="0" w:type="dxa"/>
-            <w:bottom w:w="0" w:type="dxa"/>
-          </w:tblCellMar>
-        </w:tblPrEx>
         <w:tc>
           <w:tcPr>
             <w:tcW w:w="3000" w:type="dxa"/>
@@ -1345,12 +4440,6 @@
         </w:tc>
       </w:tr>
       <w:tr>
-        <w:tblPrEx>
-          <w:tblCellMar>
-            <w:top w:w="0" w:type="dxa"/>
-            <w:bottom w:w="0" w:type="dxa"/>
-          </w:tblCellMar>
-        </w:tblPrEx>
         <w:tc>
           <w:tcPr>
             <w:tcW w:w="3000" w:type="dxa"/>
@@ -1406,12 +4495,6 @@
         </w:tc>
       </w:tr>
       <w:tr>
-        <w:tblPrEx>
-          <w:tblCellMar>
-            <w:top w:w="0" w:type="dxa"/>
-            <w:bottom w:w="0" w:type="dxa"/>
-          </w:tblCellMar>
-        </w:tblPrEx>
         <w:tc>
           <w:tcPr>
             <w:tcW w:w="3000" w:type="dxa"/>
@@ -1476,18 +4559,22 @@
       <w:pPr>
         <w:pStyle w:val="Heading1"/>
       </w:pPr>
+      <w:bookmarkStart w:id="5" w:name="_Toc235607285"/>
       <w:r>
         <w:lastRenderedPageBreak/>
         <w:t>2. Document Information</w:t>
       </w:r>
+      <w:bookmarkEnd w:id="5"/>
     </w:p>
     <w:p>
       <w:pPr>
         <w:pStyle w:val="Heading2"/>
       </w:pPr>
+      <w:bookmarkStart w:id="6" w:name="_Toc235607286"/>
       <w:r>
         <w:t>2.1 Version History</w:t>
       </w:r>
+      <w:bookmarkEnd w:id="6"/>
     </w:p>
     <w:tbl>
       <w:tblPr>
@@ -1514,12 +4601,6 @@
         <w:gridCol w:w="3000"/>
       </w:tblGrid>
       <w:tr>
-        <w:tblPrEx>
-          <w:tblCellMar>
-            <w:top w:w="0" w:type="dxa"/>
-            <w:bottom w:w="0" w:type="dxa"/>
-          </w:tblCellMar>
-        </w:tblPrEx>
         <w:tc>
           <w:tcPr>
             <w:tcW w:w="1200" w:type="dxa"/>
@@ -1682,12 +4763,6 @@
         </w:tc>
       </w:tr>
       <w:tr>
-        <w:tblPrEx>
-          <w:tblCellMar>
-            <w:top w:w="0" w:type="dxa"/>
-            <w:bottom w:w="0" w:type="dxa"/>
-          </w:tblCellMar>
-        </w:tblPrEx>
         <w:tc>
           <w:tcPr>
             <w:tcW w:w="1200" w:type="dxa"/>
@@ -1813,12 +4888,6 @@
         </w:tc>
       </w:tr>
       <w:tr>
-        <w:tblPrEx>
-          <w:tblCellMar>
-            <w:top w:w="0" w:type="dxa"/>
-            <w:bottom w:w="0" w:type="dxa"/>
-          </w:tblCellMar>
-        </w:tblPrEx>
         <w:tc>
           <w:tcPr>
             <w:tcW w:w="1200" w:type="dxa"/>
@@ -1953,9 +5022,11 @@
       <w:pPr>
         <w:pStyle w:val="Heading2"/>
       </w:pPr>
+      <w:bookmarkStart w:id="7" w:name="_Toc235607287"/>
       <w:r>
         <w:t>2.2 Reviewers &amp; Approvers</w:t>
       </w:r>
+      <w:bookmarkEnd w:id="7"/>
     </w:p>
     <w:tbl>
       <w:tblPr>
@@ -1981,12 +5052,6 @@
         <w:gridCol w:w="2340"/>
       </w:tblGrid>
       <w:tr>
-        <w:tblPrEx>
-          <w:tblCellMar>
-            <w:top w:w="0" w:type="dxa"/>
-            <w:bottom w:w="0" w:type="dxa"/>
-          </w:tblCellMar>
-        </w:tblPrEx>
         <w:tc>
           <w:tcPr>
             <w:tcW w:w="2340" w:type="dxa"/>
@@ -2117,12 +5182,6 @@
         </w:tc>
       </w:tr>
       <w:tr>
-        <w:tblPrEx>
-          <w:tblCellMar>
-            <w:top w:w="0" w:type="dxa"/>
-            <w:bottom w:w="0" w:type="dxa"/>
-          </w:tblCellMar>
-        </w:tblPrEx>
         <w:tc>
           <w:tcPr>
             <w:tcW w:w="2340" w:type="dxa"/>
@@ -2221,12 +5280,6 @@
         </w:tc>
       </w:tr>
       <w:tr>
-        <w:tblPrEx>
-          <w:tblCellMar>
-            <w:top w:w="0" w:type="dxa"/>
-            <w:bottom w:w="0" w:type="dxa"/>
-          </w:tblCellMar>
-        </w:tblPrEx>
         <w:tc>
           <w:tcPr>
             <w:tcW w:w="2340" w:type="dxa"/>
@@ -2325,12 +5378,6 @@
         </w:tc>
       </w:tr>
       <w:tr>
-        <w:tblPrEx>
-          <w:tblCellMar>
-            <w:top w:w="0" w:type="dxa"/>
-            <w:bottom w:w="0" w:type="dxa"/>
-          </w:tblCellMar>
-        </w:tblPrEx>
         <w:tc>
           <w:tcPr>
             <w:tcW w:w="2340" w:type="dxa"/>
@@ -2429,12 +5476,6 @@
         </w:tc>
       </w:tr>
       <w:tr>
-        <w:tblPrEx>
-          <w:tblCellMar>
-            <w:top w:w="0" w:type="dxa"/>
-            <w:bottom w:w="0" w:type="dxa"/>
-          </w:tblCellMar>
-        </w:tblPrEx>
         <w:tc>
           <w:tcPr>
             <w:tcW w:w="2340" w:type="dxa"/>
@@ -2533,12 +5574,6 @@
         </w:tc>
       </w:tr>
       <w:tr>
-        <w:tblPrEx>
-          <w:tblCellMar>
-            <w:top w:w="0" w:type="dxa"/>
-            <w:bottom w:w="0" w:type="dxa"/>
-          </w:tblCellMar>
-        </w:tblPrEx>
         <w:tc>
           <w:tcPr>
             <w:tcW w:w="2340" w:type="dxa"/>
@@ -2646,9 +5681,11 @@
       <w:pPr>
         <w:pStyle w:val="Heading2"/>
       </w:pPr>
+      <w:bookmarkStart w:id="8" w:name="_Toc235607288"/>
       <w:r>
         <w:t>2.3 Related Documents</w:t>
       </w:r>
+      <w:bookmarkEnd w:id="8"/>
     </w:p>
     <w:tbl>
       <w:tblPr>
@@ -2672,12 +5709,6 @@
         <w:gridCol w:w="6360"/>
       </w:tblGrid>
       <w:tr>
-        <w:tblPrEx>
-          <w:tblCellMar>
-            <w:top w:w="0" w:type="dxa"/>
-            <w:bottom w:w="0" w:type="dxa"/>
-          </w:tblCellMar>
-        </w:tblPrEx>
         <w:tc>
           <w:tcPr>
             <w:tcW w:w="3000" w:type="dxa"/>
@@ -2733,12 +5764,6 @@
         </w:tc>
       </w:tr>
       <w:tr>
-        <w:tblPrEx>
-          <w:tblCellMar>
-            <w:top w:w="0" w:type="dxa"/>
-            <w:bottom w:w="0" w:type="dxa"/>
-          </w:tblCellMar>
-        </w:tblPrEx>
         <w:tc>
           <w:tcPr>
             <w:tcW w:w="3000" w:type="dxa"/>
@@ -2794,12 +5819,6 @@
         </w:tc>
       </w:tr>
       <w:tr>
-        <w:tblPrEx>
-          <w:tblCellMar>
-            <w:top w:w="0" w:type="dxa"/>
-            <w:bottom w:w="0" w:type="dxa"/>
-          </w:tblCellMar>
-        </w:tblPrEx>
         <w:tc>
           <w:tcPr>
             <w:tcW w:w="3000" w:type="dxa"/>
@@ -2855,12 +5874,6 @@
         </w:tc>
       </w:tr>
       <w:tr>
-        <w:tblPrEx>
-          <w:tblCellMar>
-            <w:top w:w="0" w:type="dxa"/>
-            <w:bottom w:w="0" w:type="dxa"/>
-          </w:tblCellMar>
-        </w:tblPrEx>
         <w:tc>
           <w:tcPr>
             <w:tcW w:w="3000" w:type="dxa"/>
@@ -2916,12 +5929,6 @@
         </w:tc>
       </w:tr>
       <w:tr>
-        <w:tblPrEx>
-          <w:tblCellMar>
-            <w:top w:w="0" w:type="dxa"/>
-            <w:bottom w:w="0" w:type="dxa"/>
-          </w:tblCellMar>
-        </w:tblPrEx>
         <w:tc>
           <w:tcPr>
             <w:tcW w:w="3000" w:type="dxa"/>
@@ -2977,12 +5984,6 @@
         </w:tc>
       </w:tr>
       <w:tr>
-        <w:tblPrEx>
-          <w:tblCellMar>
-            <w:top w:w="0" w:type="dxa"/>
-            <w:bottom w:w="0" w:type="dxa"/>
-          </w:tblCellMar>
-        </w:tblPrEx>
         <w:tc>
           <w:tcPr>
             <w:tcW w:w="3000" w:type="dxa"/>
@@ -3047,10 +6048,12 @@
       <w:pPr>
         <w:pStyle w:val="Heading1"/>
       </w:pPr>
+      <w:bookmarkStart w:id="9" w:name="_Toc235607289"/>
       <w:r>
         <w:lastRenderedPageBreak/>
         <w:t>3. Requirements Summary</w:t>
       </w:r>
+      <w:bookmarkEnd w:id="9"/>
     </w:p>
     <w:p>
       <w:pPr>
@@ -3089,12 +6092,6 @@
         <w:gridCol w:w="1800"/>
       </w:tblGrid>
       <w:tr>
-        <w:tblPrEx>
-          <w:tblCellMar>
-            <w:top w:w="0" w:type="dxa"/>
-            <w:bottom w:w="0" w:type="dxa"/>
-          </w:tblCellMar>
-        </w:tblPrEx>
         <w:tc>
           <w:tcPr>
             <w:tcW w:w="1200" w:type="dxa"/>
@@ -3225,12 +6222,6 @@
         </w:tc>
       </w:tr>
       <w:tr>
-        <w:tblPrEx>
-          <w:tblCellMar>
-            <w:top w:w="0" w:type="dxa"/>
-            <w:bottom w:w="0" w:type="dxa"/>
-          </w:tblCellMar>
-        </w:tblPrEx>
         <w:tc>
           <w:tcPr>
             <w:tcW w:w="1200" w:type="dxa"/>
@@ -3334,12 +6325,6 @@
         </w:tc>
       </w:tr>
       <w:tr>
-        <w:tblPrEx>
-          <w:tblCellMar>
-            <w:top w:w="0" w:type="dxa"/>
-            <w:bottom w:w="0" w:type="dxa"/>
-          </w:tblCellMar>
-        </w:tblPrEx>
         <w:tc>
           <w:tcPr>
             <w:tcW w:w="1200" w:type="dxa"/>
@@ -3443,12 +6428,6 @@
         </w:tc>
       </w:tr>
       <w:tr>
-        <w:tblPrEx>
-          <w:tblCellMar>
-            <w:top w:w="0" w:type="dxa"/>
-            <w:bottom w:w="0" w:type="dxa"/>
-          </w:tblCellMar>
-        </w:tblPrEx>
         <w:tc>
           <w:tcPr>
             <w:tcW w:w="1200" w:type="dxa"/>
@@ -3552,12 +6531,6 @@
         </w:tc>
       </w:tr>
       <w:tr>
-        <w:tblPrEx>
-          <w:tblCellMar>
-            <w:top w:w="0" w:type="dxa"/>
-            <w:bottom w:w="0" w:type="dxa"/>
-          </w:tblCellMar>
-        </w:tblPrEx>
         <w:tc>
           <w:tcPr>
             <w:tcW w:w="1200" w:type="dxa"/>
@@ -3661,12 +6634,6 @@
         </w:tc>
       </w:tr>
       <w:tr>
-        <w:tblPrEx>
-          <w:tblCellMar>
-            <w:top w:w="0" w:type="dxa"/>
-            <w:bottom w:w="0" w:type="dxa"/>
-          </w:tblCellMar>
-        </w:tblPrEx>
         <w:tc>
           <w:tcPr>
             <w:tcW w:w="1200" w:type="dxa"/>
@@ -3779,9 +6746,11 @@
       <w:pPr>
         <w:pStyle w:val="Heading2"/>
       </w:pPr>
+      <w:bookmarkStart w:id="10" w:name="_Toc235607290"/>
       <w:r>
         <w:t>3.1 Non-Functional Requirements (NFRs)</w:t>
       </w:r>
+      <w:bookmarkEnd w:id="10"/>
     </w:p>
     <w:tbl>
       <w:tblPr>
@@ -3805,12 +6774,6 @@
         <w:gridCol w:w="6360"/>
       </w:tblGrid>
       <w:tr>
-        <w:tblPrEx>
-          <w:tblCellMar>
-            <w:top w:w="0" w:type="dxa"/>
-            <w:bottom w:w="0" w:type="dxa"/>
-          </w:tblCellMar>
-        </w:tblPrEx>
         <w:tc>
           <w:tcPr>
             <w:tcW w:w="3000" w:type="dxa"/>
@@ -3866,12 +6829,6 @@
         </w:tc>
       </w:tr>
       <w:tr>
-        <w:tblPrEx>
-          <w:tblCellMar>
-            <w:top w:w="0" w:type="dxa"/>
-            <w:bottom w:w="0" w:type="dxa"/>
-          </w:tblCellMar>
-        </w:tblPrEx>
         <w:tc>
           <w:tcPr>
             <w:tcW w:w="3000" w:type="dxa"/>
@@ -3927,12 +6884,6 @@
         </w:tc>
       </w:tr>
       <w:tr>
-        <w:tblPrEx>
-          <w:tblCellMar>
-            <w:top w:w="0" w:type="dxa"/>
-            <w:bottom w:w="0" w:type="dxa"/>
-          </w:tblCellMar>
-        </w:tblPrEx>
         <w:tc>
           <w:tcPr>
             <w:tcW w:w="3000" w:type="dxa"/>
@@ -3988,12 +6939,6 @@
         </w:tc>
       </w:tr>
       <w:tr>
-        <w:tblPrEx>
-          <w:tblCellMar>
-            <w:top w:w="0" w:type="dxa"/>
-            <w:bottom w:w="0" w:type="dxa"/>
-          </w:tblCellMar>
-        </w:tblPrEx>
         <w:tc>
           <w:tcPr>
             <w:tcW w:w="3000" w:type="dxa"/>
@@ -4049,12 +6994,6 @@
         </w:tc>
       </w:tr>
       <w:tr>
-        <w:tblPrEx>
-          <w:tblCellMar>
-            <w:top w:w="0" w:type="dxa"/>
-            <w:bottom w:w="0" w:type="dxa"/>
-          </w:tblCellMar>
-        </w:tblPrEx>
         <w:tc>
           <w:tcPr>
             <w:tcW w:w="3000" w:type="dxa"/>
@@ -4110,12 +7049,6 @@
         </w:tc>
       </w:tr>
       <w:tr>
-        <w:tblPrEx>
-          <w:tblCellMar>
-            <w:top w:w="0" w:type="dxa"/>
-            <w:bottom w:w="0" w:type="dxa"/>
-          </w:tblCellMar>
-        </w:tblPrEx>
         <w:tc>
           <w:tcPr>
             <w:tcW w:w="3000" w:type="dxa"/>
@@ -4171,12 +7104,6 @@
         </w:tc>
       </w:tr>
       <w:tr>
-        <w:tblPrEx>
-          <w:tblCellMar>
-            <w:top w:w="0" w:type="dxa"/>
-            <w:bottom w:w="0" w:type="dxa"/>
-          </w:tblCellMar>
-        </w:tblPrEx>
         <w:tc>
           <w:tcPr>
             <w:tcW w:w="3000" w:type="dxa"/>
@@ -4232,12 +7159,6 @@
         </w:tc>
       </w:tr>
       <w:tr>
-        <w:tblPrEx>
-          <w:tblCellMar>
-            <w:top w:w="0" w:type="dxa"/>
-            <w:bottom w:w="0" w:type="dxa"/>
-          </w:tblCellMar>
-        </w:tblPrEx>
         <w:tc>
           <w:tcPr>
             <w:tcW w:w="3000" w:type="dxa"/>
@@ -4293,12 +7214,6 @@
         </w:tc>
       </w:tr>
       <w:tr>
-        <w:tblPrEx>
-          <w:tblCellMar>
-            <w:top w:w="0" w:type="dxa"/>
-            <w:bottom w:w="0" w:type="dxa"/>
-          </w:tblCellMar>
-        </w:tblPrEx>
         <w:tc>
           <w:tcPr>
             <w:tcW w:w="3000" w:type="dxa"/>
@@ -4354,12 +7269,6 @@
         </w:tc>
       </w:tr>
       <w:tr>
-        <w:tblPrEx>
-          <w:tblCellMar>
-            <w:top w:w="0" w:type="dxa"/>
-            <w:bottom w:w="0" w:type="dxa"/>
-          </w:tblCellMar>
-        </w:tblPrEx>
         <w:tc>
           <w:tcPr>
             <w:tcW w:w="3000" w:type="dxa"/>
@@ -4424,18 +7333,22 @@
       <w:pPr>
         <w:pStyle w:val="Heading1"/>
       </w:pPr>
+      <w:bookmarkStart w:id="11" w:name="_Toc235607291"/>
       <w:r>
         <w:lastRenderedPageBreak/>
         <w:t>4. Solution Overview</w:t>
       </w:r>
+      <w:bookmarkEnd w:id="11"/>
     </w:p>
     <w:p>
       <w:pPr>
         <w:pStyle w:val="Heading2"/>
       </w:pPr>
+      <w:bookmarkStart w:id="12" w:name="_Toc235607292"/>
       <w:r>
         <w:t>4.1 Architecture Vision</w:t>
       </w:r>
+      <w:bookmarkEnd w:id="12"/>
     </w:p>
     <w:p>
       <w:pPr>
@@ -4471,12 +7384,6 @@
         <w:gridCol w:w="9360"/>
       </w:tblGrid>
       <w:tr>
-        <w:tblPrEx>
-          <w:tblCellMar>
-            <w:top w:w="0" w:type="dxa"/>
-            <w:bottom w:w="0" w:type="dxa"/>
-          </w:tblCellMar>
-        </w:tblPrEx>
         <w:tc>
           <w:tcPr>
             <w:tcW w:w="9360" w:type="dxa"/>
@@ -4519,9 +7426,11 @@
       <w:pPr>
         <w:pStyle w:val="Heading2"/>
       </w:pPr>
+      <w:bookmarkStart w:id="13" w:name="_Toc235607293"/>
       <w:r>
         <w:t>4.2 Logical Architecture Diagram</w:t>
       </w:r>
+      <w:bookmarkEnd w:id="13"/>
     </w:p>
     <w:p>
       <w:pPr>
@@ -4557,12 +7466,6 @@
         <w:gridCol w:w="9360"/>
       </w:tblGrid>
       <w:tr>
-        <w:tblPrEx>
-          <w:tblCellMar>
-            <w:top w:w="0" w:type="dxa"/>
-            <w:bottom w:w="0" w:type="dxa"/>
-          </w:tblCellMar>
-        </w:tblPrEx>
         <w:tc>
           <w:tcPr>
             <w:tcW w:w="9360" w:type="dxa"/>
@@ -4639,9 +7542,11 @@
       <w:pPr>
         <w:pStyle w:val="Heading2"/>
       </w:pPr>
+      <w:bookmarkStart w:id="14" w:name="_Toc235607294"/>
       <w:r>
         <w:t>4.3 Key Architectural Decisions</w:t>
       </w:r>
+      <w:bookmarkEnd w:id="14"/>
     </w:p>
     <w:tbl>
       <w:tblPr>
@@ -4665,12 +7570,6 @@
         <w:gridCol w:w="6360"/>
       </w:tblGrid>
       <w:tr>
-        <w:tblPrEx>
-          <w:tblCellMar>
-            <w:top w:w="0" w:type="dxa"/>
-            <w:bottom w:w="0" w:type="dxa"/>
-          </w:tblCellMar>
-        </w:tblPrEx>
         <w:tc>
           <w:tcPr>
             <w:tcW w:w="3000" w:type="dxa"/>
@@ -4726,12 +7625,6 @@
         </w:tc>
       </w:tr>
       <w:tr>
-        <w:tblPrEx>
-          <w:tblCellMar>
-            <w:top w:w="0" w:type="dxa"/>
-            <w:bottom w:w="0" w:type="dxa"/>
-          </w:tblCellMar>
-        </w:tblPrEx>
         <w:tc>
           <w:tcPr>
             <w:tcW w:w="3000" w:type="dxa"/>
@@ -4787,12 +7680,6 @@
         </w:tc>
       </w:tr>
       <w:tr>
-        <w:tblPrEx>
-          <w:tblCellMar>
-            <w:top w:w="0" w:type="dxa"/>
-            <w:bottom w:w="0" w:type="dxa"/>
-          </w:tblCellMar>
-        </w:tblPrEx>
         <w:tc>
           <w:tcPr>
             <w:tcW w:w="3000" w:type="dxa"/>
@@ -4848,12 +7735,6 @@
         </w:tc>
       </w:tr>
       <w:tr>
-        <w:tblPrEx>
-          <w:tblCellMar>
-            <w:top w:w="0" w:type="dxa"/>
-            <w:bottom w:w="0" w:type="dxa"/>
-          </w:tblCellMar>
-        </w:tblPrEx>
         <w:tc>
           <w:tcPr>
             <w:tcW w:w="3000" w:type="dxa"/>
@@ -4909,12 +7790,6 @@
         </w:tc>
       </w:tr>
       <w:tr>
-        <w:tblPrEx>
-          <w:tblCellMar>
-            <w:top w:w="0" w:type="dxa"/>
-            <w:bottom w:w="0" w:type="dxa"/>
-          </w:tblCellMar>
-        </w:tblPrEx>
         <w:tc>
           <w:tcPr>
             <w:tcW w:w="3000" w:type="dxa"/>
@@ -4970,12 +7845,6 @@
         </w:tc>
       </w:tr>
       <w:tr>
-        <w:tblPrEx>
-          <w:tblCellMar>
-            <w:top w:w="0" w:type="dxa"/>
-            <w:bottom w:w="0" w:type="dxa"/>
-          </w:tblCellMar>
-        </w:tblPrEx>
         <w:tc>
           <w:tcPr>
             <w:tcW w:w="3000" w:type="dxa"/>
@@ -5031,12 +7900,6 @@
         </w:tc>
       </w:tr>
       <w:tr>
-        <w:tblPrEx>
-          <w:tblCellMar>
-            <w:top w:w="0" w:type="dxa"/>
-            <w:bottom w:w="0" w:type="dxa"/>
-          </w:tblCellMar>
-        </w:tblPrEx>
         <w:tc>
           <w:tcPr>
             <w:tcW w:w="3000" w:type="dxa"/>
@@ -5101,10 +7964,12 @@
       <w:pPr>
         <w:pStyle w:val="Heading1"/>
       </w:pPr>
+      <w:bookmarkStart w:id="15" w:name="_Toc235607295"/>
       <w:r>
         <w:lastRenderedPageBreak/>
         <w:t>5. Azure Components &amp; Services</w:t>
       </w:r>
+      <w:bookmarkEnd w:id="15"/>
     </w:p>
     <w:p>
       <w:pPr>
@@ -5144,12 +8009,6 @@
         <w:gridCol w:w="1334"/>
       </w:tblGrid>
       <w:tr>
-        <w:tblPrEx>
-          <w:tblCellMar>
-            <w:top w:w="0" w:type="dxa"/>
-            <w:bottom w:w="0" w:type="dxa"/>
-          </w:tblCellMar>
-        </w:tblPrEx>
         <w:tc>
           <w:tcPr>
             <w:tcW w:w="2400" w:type="dxa"/>
@@ -5312,12 +8171,6 @@
         </w:tc>
       </w:tr>
       <w:tr>
-        <w:tblPrEx>
-          <w:tblCellMar>
-            <w:top w:w="0" w:type="dxa"/>
-            <w:bottom w:w="0" w:type="dxa"/>
-          </w:tblCellMar>
-        </w:tblPrEx>
         <w:tc>
           <w:tcPr>
             <w:tcW w:w="9360" w:type="dxa"/>
@@ -5349,12 +8202,6 @@
         </w:tc>
       </w:tr>
       <w:tr>
-        <w:tblPrEx>
-          <w:tblCellMar>
-            <w:top w:w="0" w:type="dxa"/>
-            <w:bottom w:w="0" w:type="dxa"/>
-          </w:tblCellMar>
-        </w:tblPrEx>
         <w:tc>
           <w:tcPr>
             <w:tcW w:w="2400" w:type="dxa"/>
@@ -5485,12 +8332,6 @@
         </w:tc>
       </w:tr>
       <w:tr>
-        <w:tblPrEx>
-          <w:tblCellMar>
-            <w:top w:w="0" w:type="dxa"/>
-            <w:bottom w:w="0" w:type="dxa"/>
-          </w:tblCellMar>
-        </w:tblPrEx>
         <w:tc>
           <w:tcPr>
             <w:tcW w:w="2400" w:type="dxa"/>
@@ -5621,12 +8462,6 @@
         </w:tc>
       </w:tr>
       <w:tr>
-        <w:tblPrEx>
-          <w:tblCellMar>
-            <w:top w:w="0" w:type="dxa"/>
-            <w:bottom w:w="0" w:type="dxa"/>
-          </w:tblCellMar>
-        </w:tblPrEx>
         <w:tc>
           <w:tcPr>
             <w:tcW w:w="9360" w:type="dxa"/>
@@ -5658,12 +8493,6 @@
         </w:tc>
       </w:tr>
       <w:tr>
-        <w:tblPrEx>
-          <w:tblCellMar>
-            <w:top w:w="0" w:type="dxa"/>
-            <w:bottom w:w="0" w:type="dxa"/>
-          </w:tblCellMar>
-        </w:tblPrEx>
         <w:tc>
           <w:tcPr>
             <w:tcW w:w="2400" w:type="dxa"/>
@@ -5794,12 +8623,6 @@
         </w:tc>
       </w:tr>
       <w:tr>
-        <w:tblPrEx>
-          <w:tblCellMar>
-            <w:top w:w="0" w:type="dxa"/>
-            <w:bottom w:w="0" w:type="dxa"/>
-          </w:tblCellMar>
-        </w:tblPrEx>
         <w:tc>
           <w:tcPr>
             <w:tcW w:w="2400" w:type="dxa"/>
@@ -5930,12 +8753,6 @@
         </w:tc>
       </w:tr>
       <w:tr>
-        <w:tblPrEx>
-          <w:tblCellMar>
-            <w:top w:w="0" w:type="dxa"/>
-            <w:bottom w:w="0" w:type="dxa"/>
-          </w:tblCellMar>
-        </w:tblPrEx>
         <w:tc>
           <w:tcPr>
             <w:tcW w:w="2400" w:type="dxa"/>
@@ -6066,12 +8883,6 @@
         </w:tc>
       </w:tr>
       <w:tr>
-        <w:tblPrEx>
-          <w:tblCellMar>
-            <w:top w:w="0" w:type="dxa"/>
-            <w:bottom w:w="0" w:type="dxa"/>
-          </w:tblCellMar>
-        </w:tblPrEx>
         <w:tc>
           <w:tcPr>
             <w:tcW w:w="2400" w:type="dxa"/>
@@ -6202,12 +9013,6 @@
         </w:tc>
       </w:tr>
       <w:tr>
-        <w:tblPrEx>
-          <w:tblCellMar>
-            <w:top w:w="0" w:type="dxa"/>
-            <w:bottom w:w="0" w:type="dxa"/>
-          </w:tblCellMar>
-        </w:tblPrEx>
         <w:tc>
           <w:tcPr>
             <w:tcW w:w="9360" w:type="dxa"/>
@@ -6239,12 +9044,6 @@
         </w:tc>
       </w:tr>
       <w:tr>
-        <w:tblPrEx>
-          <w:tblCellMar>
-            <w:top w:w="0" w:type="dxa"/>
-            <w:bottom w:w="0" w:type="dxa"/>
-          </w:tblCellMar>
-        </w:tblPrEx>
         <w:tc>
           <w:tcPr>
             <w:tcW w:w="2400" w:type="dxa"/>
@@ -6375,12 +9174,6 @@
         </w:tc>
       </w:tr>
       <w:tr>
-        <w:tblPrEx>
-          <w:tblCellMar>
-            <w:top w:w="0" w:type="dxa"/>
-            <w:bottom w:w="0" w:type="dxa"/>
-          </w:tblCellMar>
-        </w:tblPrEx>
         <w:tc>
           <w:tcPr>
             <w:tcW w:w="2400" w:type="dxa"/>
@@ -6511,12 +9304,6 @@
         </w:tc>
       </w:tr>
       <w:tr>
-        <w:tblPrEx>
-          <w:tblCellMar>
-            <w:top w:w="0" w:type="dxa"/>
-            <w:bottom w:w="0" w:type="dxa"/>
-          </w:tblCellMar>
-        </w:tblPrEx>
         <w:tc>
           <w:tcPr>
             <w:tcW w:w="2400" w:type="dxa"/>
@@ -6647,12 +9434,6 @@
         </w:tc>
       </w:tr>
       <w:tr>
-        <w:tblPrEx>
-          <w:tblCellMar>
-            <w:top w:w="0" w:type="dxa"/>
-            <w:bottom w:w="0" w:type="dxa"/>
-          </w:tblCellMar>
-        </w:tblPrEx>
         <w:tc>
           <w:tcPr>
             <w:tcW w:w="2400" w:type="dxa"/>
@@ -6783,12 +9564,6 @@
         </w:tc>
       </w:tr>
       <w:tr>
-        <w:tblPrEx>
-          <w:tblCellMar>
-            <w:top w:w="0" w:type="dxa"/>
-            <w:bottom w:w="0" w:type="dxa"/>
-          </w:tblCellMar>
-        </w:tblPrEx>
         <w:tc>
           <w:tcPr>
             <w:tcW w:w="9360" w:type="dxa"/>
@@ -6820,12 +9595,6 @@
         </w:tc>
       </w:tr>
       <w:tr>
-        <w:tblPrEx>
-          <w:tblCellMar>
-            <w:top w:w="0" w:type="dxa"/>
-            <w:bottom w:w="0" w:type="dxa"/>
-          </w:tblCellMar>
-        </w:tblPrEx>
         <w:tc>
           <w:tcPr>
             <w:tcW w:w="2400" w:type="dxa"/>
@@ -6956,12 +9725,6 @@
         </w:tc>
       </w:tr>
       <w:tr>
-        <w:tblPrEx>
-          <w:tblCellMar>
-            <w:top w:w="0" w:type="dxa"/>
-            <w:bottom w:w="0" w:type="dxa"/>
-          </w:tblCellMar>
-        </w:tblPrEx>
         <w:tc>
           <w:tcPr>
             <w:tcW w:w="2400" w:type="dxa"/>
@@ -7092,12 +9855,6 @@
         </w:tc>
       </w:tr>
       <w:tr>
-        <w:tblPrEx>
-          <w:tblCellMar>
-            <w:top w:w="0" w:type="dxa"/>
-            <w:bottom w:w="0" w:type="dxa"/>
-          </w:tblCellMar>
-        </w:tblPrEx>
         <w:tc>
           <w:tcPr>
             <w:tcW w:w="2400" w:type="dxa"/>
@@ -7228,12 +9985,6 @@
         </w:tc>
       </w:tr>
       <w:tr>
-        <w:tblPrEx>
-          <w:tblCellMar>
-            <w:top w:w="0" w:type="dxa"/>
-            <w:bottom w:w="0" w:type="dxa"/>
-          </w:tblCellMar>
-        </w:tblPrEx>
         <w:tc>
           <w:tcPr>
             <w:tcW w:w="9360" w:type="dxa"/>
@@ -7265,12 +10016,6 @@
         </w:tc>
       </w:tr>
       <w:tr>
-        <w:tblPrEx>
-          <w:tblCellMar>
-            <w:top w:w="0" w:type="dxa"/>
-            <w:bottom w:w="0" w:type="dxa"/>
-          </w:tblCellMar>
-        </w:tblPrEx>
         <w:tc>
           <w:tcPr>
             <w:tcW w:w="2400" w:type="dxa"/>
@@ -7401,12 +10146,6 @@
         </w:tc>
       </w:tr>
       <w:tr>
-        <w:tblPrEx>
-          <w:tblCellMar>
-            <w:top w:w="0" w:type="dxa"/>
-            <w:bottom w:w="0" w:type="dxa"/>
-          </w:tblCellMar>
-        </w:tblPrEx>
         <w:tc>
           <w:tcPr>
             <w:tcW w:w="2400" w:type="dxa"/>
@@ -7538,12 +10277,6 @@
         </w:tc>
       </w:tr>
       <w:tr>
-        <w:tblPrEx>
-          <w:tblCellMar>
-            <w:top w:w="0" w:type="dxa"/>
-            <w:bottom w:w="0" w:type="dxa"/>
-          </w:tblCellMar>
-        </w:tblPrEx>
         <w:tc>
           <w:tcPr>
             <w:tcW w:w="2400" w:type="dxa"/>
@@ -7674,12 +10407,6 @@
         </w:tc>
       </w:tr>
       <w:tr>
-        <w:tblPrEx>
-          <w:tblCellMar>
-            <w:top w:w="0" w:type="dxa"/>
-            <w:bottom w:w="0" w:type="dxa"/>
-          </w:tblCellMar>
-        </w:tblPrEx>
         <w:tc>
           <w:tcPr>
             <w:tcW w:w="2400" w:type="dxa"/>
@@ -7810,12 +10537,6 @@
         </w:tc>
       </w:tr>
       <w:tr>
-        <w:tblPrEx>
-          <w:tblCellMar>
-            <w:top w:w="0" w:type="dxa"/>
-            <w:bottom w:w="0" w:type="dxa"/>
-          </w:tblCellMar>
-        </w:tblPrEx>
         <w:tc>
           <w:tcPr>
             <w:tcW w:w="2400" w:type="dxa"/>
@@ -7946,12 +10667,6 @@
         </w:tc>
       </w:tr>
       <w:tr>
-        <w:tblPrEx>
-          <w:tblCellMar>
-            <w:top w:w="0" w:type="dxa"/>
-            <w:bottom w:w="0" w:type="dxa"/>
-          </w:tblCellMar>
-        </w:tblPrEx>
         <w:tc>
           <w:tcPr>
             <w:tcW w:w="2400" w:type="dxa"/>
@@ -8082,12 +10797,6 @@
         </w:tc>
       </w:tr>
       <w:tr>
-        <w:tblPrEx>
-          <w:tblCellMar>
-            <w:top w:w="0" w:type="dxa"/>
-            <w:bottom w:w="0" w:type="dxa"/>
-          </w:tblCellMar>
-        </w:tblPrEx>
         <w:tc>
           <w:tcPr>
             <w:tcW w:w="9360" w:type="dxa"/>
@@ -8119,12 +10828,6 @@
         </w:tc>
       </w:tr>
       <w:tr>
-        <w:tblPrEx>
-          <w:tblCellMar>
-            <w:top w:w="0" w:type="dxa"/>
-            <w:bottom w:w="0" w:type="dxa"/>
-          </w:tblCellMar>
-        </w:tblPrEx>
         <w:tc>
           <w:tcPr>
             <w:tcW w:w="2400" w:type="dxa"/>
@@ -8255,12 +10958,6 @@
         </w:tc>
       </w:tr>
       <w:tr>
-        <w:tblPrEx>
-          <w:tblCellMar>
-            <w:top w:w="0" w:type="dxa"/>
-            <w:bottom w:w="0" w:type="dxa"/>
-          </w:tblCellMar>
-        </w:tblPrEx>
         <w:tc>
           <w:tcPr>
             <w:tcW w:w="2400" w:type="dxa"/>
@@ -8391,12 +11088,6 @@
         </w:tc>
       </w:tr>
       <w:tr>
-        <w:tblPrEx>
-          <w:tblCellMar>
-            <w:top w:w="0" w:type="dxa"/>
-            <w:bottom w:w="0" w:type="dxa"/>
-          </w:tblCellMar>
-        </w:tblPrEx>
         <w:tc>
           <w:tcPr>
             <w:tcW w:w="2400" w:type="dxa"/>
@@ -8527,12 +11218,6 @@
         </w:tc>
       </w:tr>
       <w:tr>
-        <w:tblPrEx>
-          <w:tblCellMar>
-            <w:top w:w="0" w:type="dxa"/>
-            <w:bottom w:w="0" w:type="dxa"/>
-          </w:tblCellMar>
-        </w:tblPrEx>
         <w:tc>
           <w:tcPr>
             <w:tcW w:w="2400" w:type="dxa"/>
@@ -8663,12 +11348,6 @@
         </w:tc>
       </w:tr>
       <w:tr>
-        <w:tblPrEx>
-          <w:tblCellMar>
-            <w:top w:w="0" w:type="dxa"/>
-            <w:bottom w:w="0" w:type="dxa"/>
-          </w:tblCellMar>
-        </w:tblPrEx>
         <w:tc>
           <w:tcPr>
             <w:tcW w:w="2400" w:type="dxa"/>
@@ -8808,9 +11487,11 @@
       <w:pPr>
         <w:pStyle w:val="Heading2"/>
       </w:pPr>
+      <w:bookmarkStart w:id="16" w:name="_Toc235607296"/>
       <w:r>
         <w:t>5.1 Azure Subscription &amp; Management Group Structure</w:t>
       </w:r>
+      <w:bookmarkEnd w:id="16"/>
     </w:p>
     <w:p>
       <w:pPr>
@@ -8847,12 +11528,6 @@
         <w:gridCol w:w="6360"/>
       </w:tblGrid>
       <w:tr>
-        <w:tblPrEx>
-          <w:tblCellMar>
-            <w:top w:w="0" w:type="dxa"/>
-            <w:bottom w:w="0" w:type="dxa"/>
-          </w:tblCellMar>
-        </w:tblPrEx>
         <w:tc>
           <w:tcPr>
             <w:tcW w:w="3000" w:type="dxa"/>
@@ -8908,12 +11583,6 @@
         </w:tc>
       </w:tr>
       <w:tr>
-        <w:tblPrEx>
-          <w:tblCellMar>
-            <w:top w:w="0" w:type="dxa"/>
-            <w:bottom w:w="0" w:type="dxa"/>
-          </w:tblCellMar>
-        </w:tblPrEx>
         <w:tc>
           <w:tcPr>
             <w:tcW w:w="3000" w:type="dxa"/>
@@ -8969,12 +11638,6 @@
         </w:tc>
       </w:tr>
       <w:tr>
-        <w:tblPrEx>
-          <w:tblCellMar>
-            <w:top w:w="0" w:type="dxa"/>
-            <w:bottom w:w="0" w:type="dxa"/>
-          </w:tblCellMar>
-        </w:tblPrEx>
         <w:tc>
           <w:tcPr>
             <w:tcW w:w="3000" w:type="dxa"/>
@@ -9030,12 +11693,6 @@
         </w:tc>
       </w:tr>
       <w:tr>
-        <w:tblPrEx>
-          <w:tblCellMar>
-            <w:top w:w="0" w:type="dxa"/>
-            <w:bottom w:w="0" w:type="dxa"/>
-          </w:tblCellMar>
-        </w:tblPrEx>
         <w:tc>
           <w:tcPr>
             <w:tcW w:w="3000" w:type="dxa"/>
@@ -9091,12 +11748,6 @@
         </w:tc>
       </w:tr>
       <w:tr>
-        <w:tblPrEx>
-          <w:tblCellMar>
-            <w:top w:w="0" w:type="dxa"/>
-            <w:bottom w:w="0" w:type="dxa"/>
-          </w:tblCellMar>
-        </w:tblPrEx>
         <w:tc>
           <w:tcPr>
             <w:tcW w:w="3000" w:type="dxa"/>
@@ -9152,12 +11803,6 @@
         </w:tc>
       </w:tr>
       <w:tr>
-        <w:tblPrEx>
-          <w:tblCellMar>
-            <w:top w:w="0" w:type="dxa"/>
-            <w:bottom w:w="0" w:type="dxa"/>
-          </w:tblCellMar>
-        </w:tblPrEx>
         <w:tc>
           <w:tcPr>
             <w:tcW w:w="3000" w:type="dxa"/>
@@ -9222,18 +11867,22 @@
       <w:pPr>
         <w:pStyle w:val="Heading1"/>
       </w:pPr>
+      <w:bookmarkStart w:id="17" w:name="_Toc235607297"/>
       <w:r>
         <w:lastRenderedPageBreak/>
         <w:t>6. Network Architecture</w:t>
       </w:r>
+      <w:bookmarkEnd w:id="17"/>
     </w:p>
     <w:p>
       <w:pPr>
         <w:pStyle w:val="Heading2"/>
       </w:pPr>
+      <w:bookmarkStart w:id="18" w:name="_Toc235607298"/>
       <w:r>
         <w:t>6.1 Network Topology</w:t>
       </w:r>
+      <w:bookmarkEnd w:id="18"/>
     </w:p>
     <w:p>
       <w:pPr>
@@ -9269,12 +11918,6 @@
         <w:gridCol w:w="9360"/>
       </w:tblGrid>
       <w:tr>
-        <w:tblPrEx>
-          <w:tblCellMar>
-            <w:top w:w="0" w:type="dxa"/>
-            <w:bottom w:w="0" w:type="dxa"/>
-          </w:tblCellMar>
-        </w:tblPrEx>
         <w:tc>
           <w:tcPr>
             <w:tcW w:w="9360" w:type="dxa"/>
@@ -9334,12 +11977,6 @@
         <w:gridCol w:w="9360"/>
       </w:tblGrid>
       <w:tr>
-        <w:tblPrEx>
-          <w:tblCellMar>
-            <w:top w:w="0" w:type="dxa"/>
-            <w:bottom w:w="0" w:type="dxa"/>
-          </w:tblCellMar>
-        </w:tblPrEx>
         <w:tc>
           <w:tcPr>
             <w:tcW w:w="9360" w:type="dxa"/>
@@ -9416,9 +12053,11 @@
       <w:pPr>
         <w:pStyle w:val="Heading2"/>
       </w:pPr>
+      <w:bookmarkStart w:id="19" w:name="_Toc235607299"/>
       <w:r>
         <w:t>6.2 Address Space &amp; Subnet Design</w:t>
       </w:r>
+      <w:bookmarkEnd w:id="19"/>
     </w:p>
     <w:tbl>
       <w:tblPr>
@@ -9442,12 +12081,6 @@
         <w:gridCol w:w="6360"/>
       </w:tblGrid>
       <w:tr>
-        <w:tblPrEx>
-          <w:tblCellMar>
-            <w:top w:w="0" w:type="dxa"/>
-            <w:bottom w:w="0" w:type="dxa"/>
-          </w:tblCellMar>
-        </w:tblPrEx>
         <w:tc>
           <w:tcPr>
             <w:tcW w:w="3000" w:type="dxa"/>
@@ -9503,12 +12136,6 @@
         </w:tc>
       </w:tr>
       <w:tr>
-        <w:tblPrEx>
-          <w:tblCellMar>
-            <w:top w:w="0" w:type="dxa"/>
-            <w:bottom w:w="0" w:type="dxa"/>
-          </w:tblCellMar>
-        </w:tblPrEx>
         <w:tc>
           <w:tcPr>
             <w:tcW w:w="3000" w:type="dxa"/>
@@ -9564,12 +12191,6 @@
         </w:tc>
       </w:tr>
       <w:tr>
-        <w:tblPrEx>
-          <w:tblCellMar>
-            <w:top w:w="0" w:type="dxa"/>
-            <w:bottom w:w="0" w:type="dxa"/>
-          </w:tblCellMar>
-        </w:tblPrEx>
         <w:tc>
           <w:tcPr>
             <w:tcW w:w="3000" w:type="dxa"/>
@@ -9654,12 +12275,6 @@
         <w:gridCol w:w="3360"/>
       </w:tblGrid>
       <w:tr>
-        <w:tblPrEx>
-          <w:tblCellMar>
-            <w:top w:w="0" w:type="dxa"/>
-            <w:bottom w:w="0" w:type="dxa"/>
-          </w:tblCellMar>
-        </w:tblPrEx>
         <w:tc>
           <w:tcPr>
             <w:tcW w:w="2000" w:type="dxa"/>
@@ -9790,12 +12405,6 @@
         </w:tc>
       </w:tr>
       <w:tr>
-        <w:tblPrEx>
-          <w:tblCellMar>
-            <w:top w:w="0" w:type="dxa"/>
-            <w:bottom w:w="0" w:type="dxa"/>
-          </w:tblCellMar>
-        </w:tblPrEx>
         <w:tc>
           <w:tcPr>
             <w:tcW w:w="2000" w:type="dxa"/>
@@ -9899,12 +12508,6 @@
         </w:tc>
       </w:tr>
       <w:tr>
-        <w:tblPrEx>
-          <w:tblCellMar>
-            <w:top w:w="0" w:type="dxa"/>
-            <w:bottom w:w="0" w:type="dxa"/>
-          </w:tblCellMar>
-        </w:tblPrEx>
         <w:tc>
           <w:tcPr>
             <w:tcW w:w="2000" w:type="dxa"/>
@@ -10008,12 +12611,6 @@
         </w:tc>
       </w:tr>
       <w:tr>
-        <w:tblPrEx>
-          <w:tblCellMar>
-            <w:top w:w="0" w:type="dxa"/>
-            <w:bottom w:w="0" w:type="dxa"/>
-          </w:tblCellMar>
-        </w:tblPrEx>
         <w:tc>
           <w:tcPr>
             <w:tcW w:w="2000" w:type="dxa"/>
@@ -10117,12 +12714,6 @@
         </w:tc>
       </w:tr>
       <w:tr>
-        <w:tblPrEx>
-          <w:tblCellMar>
-            <w:top w:w="0" w:type="dxa"/>
-            <w:bottom w:w="0" w:type="dxa"/>
-          </w:tblCellMar>
-        </w:tblPrEx>
         <w:tc>
           <w:tcPr>
             <w:tcW w:w="2000" w:type="dxa"/>
@@ -10226,12 +12817,6 @@
         </w:tc>
       </w:tr>
       <w:tr>
-        <w:tblPrEx>
-          <w:tblCellMar>
-            <w:top w:w="0" w:type="dxa"/>
-            <w:bottom w:w="0" w:type="dxa"/>
-          </w:tblCellMar>
-        </w:tblPrEx>
         <w:tc>
           <w:tcPr>
             <w:tcW w:w="2000" w:type="dxa"/>
@@ -10335,12 +12920,6 @@
         </w:tc>
       </w:tr>
       <w:tr>
-        <w:tblPrEx>
-          <w:tblCellMar>
-            <w:top w:w="0" w:type="dxa"/>
-            <w:bottom w:w="0" w:type="dxa"/>
-          </w:tblCellMar>
-        </w:tblPrEx>
         <w:tc>
           <w:tcPr>
             <w:tcW w:w="2000" w:type="dxa"/>
@@ -10453,9 +13032,11 @@
       <w:pPr>
         <w:pStyle w:val="Heading2"/>
       </w:pPr>
+      <w:bookmarkStart w:id="20" w:name="_Toc235607300"/>
       <w:r>
         <w:t>6.3 Hybrid Connectivity</w:t>
       </w:r>
+      <w:bookmarkEnd w:id="20"/>
     </w:p>
     <w:p>
       <w:pPr>
@@ -10492,12 +13073,6 @@
         <w:gridCol w:w="6360"/>
       </w:tblGrid>
       <w:tr>
-        <w:tblPrEx>
-          <w:tblCellMar>
-            <w:top w:w="0" w:type="dxa"/>
-            <w:bottom w:w="0" w:type="dxa"/>
-          </w:tblCellMar>
-        </w:tblPrEx>
         <w:tc>
           <w:tcPr>
             <w:tcW w:w="3000" w:type="dxa"/>
@@ -10553,12 +13128,6 @@
         </w:tc>
       </w:tr>
       <w:tr>
-        <w:tblPrEx>
-          <w:tblCellMar>
-            <w:top w:w="0" w:type="dxa"/>
-            <w:bottom w:w="0" w:type="dxa"/>
-          </w:tblCellMar>
-        </w:tblPrEx>
         <w:tc>
           <w:tcPr>
             <w:tcW w:w="3000" w:type="dxa"/>
@@ -10614,12 +13183,6 @@
         </w:tc>
       </w:tr>
       <w:tr>
-        <w:tblPrEx>
-          <w:tblCellMar>
-            <w:top w:w="0" w:type="dxa"/>
-            <w:bottom w:w="0" w:type="dxa"/>
-          </w:tblCellMar>
-        </w:tblPrEx>
         <w:tc>
           <w:tcPr>
             <w:tcW w:w="3000" w:type="dxa"/>
@@ -10675,12 +13238,6 @@
         </w:tc>
       </w:tr>
       <w:tr>
-        <w:tblPrEx>
-          <w:tblCellMar>
-            <w:top w:w="0" w:type="dxa"/>
-            <w:bottom w:w="0" w:type="dxa"/>
-          </w:tblCellMar>
-        </w:tblPrEx>
         <w:tc>
           <w:tcPr>
             <w:tcW w:w="3000" w:type="dxa"/>
@@ -10736,12 +13293,6 @@
         </w:tc>
       </w:tr>
       <w:tr>
-        <w:tblPrEx>
-          <w:tblCellMar>
-            <w:top w:w="0" w:type="dxa"/>
-            <w:bottom w:w="0" w:type="dxa"/>
-          </w:tblCellMar>
-        </w:tblPrEx>
         <w:tc>
           <w:tcPr>
             <w:tcW w:w="3000" w:type="dxa"/>
@@ -10806,9 +13357,11 @@
       <w:pPr>
         <w:pStyle w:val="Heading2"/>
       </w:pPr>
+      <w:bookmarkStart w:id="21" w:name="_Toc235607301"/>
       <w:r>
         <w:t>6.4 DNS Strategy</w:t>
       </w:r>
+      <w:bookmarkEnd w:id="21"/>
     </w:p>
     <w:p>
       <w:pPr>
@@ -10879,9 +13432,11 @@
       <w:pPr>
         <w:pStyle w:val="Heading2"/>
       </w:pPr>
+      <w:bookmarkStart w:id="22" w:name="_Toc235607302"/>
       <w:r>
         <w:t>6.5 Egress &amp; Ingress Traffic Flows</w:t>
       </w:r>
+      <w:bookmarkEnd w:id="22"/>
     </w:p>
     <w:tbl>
       <w:tblPr>
@@ -10905,12 +13460,6 @@
         <w:gridCol w:w="6360"/>
       </w:tblGrid>
       <w:tr>
-        <w:tblPrEx>
-          <w:tblCellMar>
-            <w:top w:w="0" w:type="dxa"/>
-            <w:bottom w:w="0" w:type="dxa"/>
-          </w:tblCellMar>
-        </w:tblPrEx>
         <w:tc>
           <w:tcPr>
             <w:tcW w:w="3000" w:type="dxa"/>
@@ -10966,12 +13515,6 @@
         </w:tc>
       </w:tr>
       <w:tr>
-        <w:tblPrEx>
-          <w:tblCellMar>
-            <w:top w:w="0" w:type="dxa"/>
-            <w:bottom w:w="0" w:type="dxa"/>
-          </w:tblCellMar>
-        </w:tblPrEx>
         <w:tc>
           <w:tcPr>
             <w:tcW w:w="3000" w:type="dxa"/>
@@ -11027,12 +13570,6 @@
         </w:tc>
       </w:tr>
       <w:tr>
-        <w:tblPrEx>
-          <w:tblCellMar>
-            <w:top w:w="0" w:type="dxa"/>
-            <w:bottom w:w="0" w:type="dxa"/>
-          </w:tblCellMar>
-        </w:tblPrEx>
         <w:tc>
           <w:tcPr>
             <w:tcW w:w="3000" w:type="dxa"/>
@@ -11088,12 +13625,6 @@
         </w:tc>
       </w:tr>
       <w:tr>
-        <w:tblPrEx>
-          <w:tblCellMar>
-            <w:top w:w="0" w:type="dxa"/>
-            <w:bottom w:w="0" w:type="dxa"/>
-          </w:tblCellMar>
-        </w:tblPrEx>
         <w:tc>
           <w:tcPr>
             <w:tcW w:w="3000" w:type="dxa"/>
@@ -11149,12 +13680,6 @@
         </w:tc>
       </w:tr>
       <w:tr>
-        <w:tblPrEx>
-          <w:tblCellMar>
-            <w:top w:w="0" w:type="dxa"/>
-            <w:bottom w:w="0" w:type="dxa"/>
-          </w:tblCellMar>
-        </w:tblPrEx>
         <w:tc>
           <w:tcPr>
             <w:tcW w:w="3000" w:type="dxa"/>
@@ -11219,10 +13744,12 @@
       <w:pPr>
         <w:pStyle w:val="Heading1"/>
       </w:pPr>
+      <w:bookmarkStart w:id="23" w:name="_Toc235607303"/>
       <w:r>
         <w:lastRenderedPageBreak/>
         <w:t>7. Security Architecture</w:t>
       </w:r>
+      <w:bookmarkEnd w:id="23"/>
     </w:p>
     <w:tbl>
       <w:tblPr>
@@ -11245,12 +13772,6 @@
         <w:gridCol w:w="9360"/>
       </w:tblGrid>
       <w:tr>
-        <w:tblPrEx>
-          <w:tblCellMar>
-            <w:top w:w="0" w:type="dxa"/>
-            <w:bottom w:w="0" w:type="dxa"/>
-          </w:tblCellMar>
-        </w:tblPrEx>
         <w:tc>
           <w:tcPr>
             <w:tcW w:w="9360" w:type="dxa"/>
@@ -11293,9 +13814,11 @@
       <w:pPr>
         <w:pStyle w:val="Heading2"/>
       </w:pPr>
+      <w:bookmarkStart w:id="24" w:name="_Toc235607304"/>
       <w:r>
         <w:t>7.1 Identity &amp; Access Management</w:t>
       </w:r>
+      <w:bookmarkEnd w:id="24"/>
     </w:p>
     <w:p>
       <w:pPr>
@@ -11332,12 +13855,6 @@
         <w:gridCol w:w="6360"/>
       </w:tblGrid>
       <w:tr>
-        <w:tblPrEx>
-          <w:tblCellMar>
-            <w:top w:w="0" w:type="dxa"/>
-            <w:bottom w:w="0" w:type="dxa"/>
-          </w:tblCellMar>
-        </w:tblPrEx>
         <w:tc>
           <w:tcPr>
             <w:tcW w:w="3000" w:type="dxa"/>
@@ -11393,12 +13910,6 @@
         </w:tc>
       </w:tr>
       <w:tr>
-        <w:tblPrEx>
-          <w:tblCellMar>
-            <w:top w:w="0" w:type="dxa"/>
-            <w:bottom w:w="0" w:type="dxa"/>
-          </w:tblCellMar>
-        </w:tblPrEx>
         <w:tc>
           <w:tcPr>
             <w:tcW w:w="3000" w:type="dxa"/>
@@ -11454,12 +13965,6 @@
         </w:tc>
       </w:tr>
       <w:tr>
-        <w:tblPrEx>
-          <w:tblCellMar>
-            <w:top w:w="0" w:type="dxa"/>
-            <w:bottom w:w="0" w:type="dxa"/>
-          </w:tblCellMar>
-        </w:tblPrEx>
         <w:tc>
           <w:tcPr>
             <w:tcW w:w="3000" w:type="dxa"/>
@@ -11515,12 +14020,6 @@
         </w:tc>
       </w:tr>
       <w:tr>
-        <w:tblPrEx>
-          <w:tblCellMar>
-            <w:top w:w="0" w:type="dxa"/>
-            <w:bottom w:w="0" w:type="dxa"/>
-          </w:tblCellMar>
-        </w:tblPrEx>
         <w:tc>
           <w:tcPr>
             <w:tcW w:w="3000" w:type="dxa"/>
@@ -11576,12 +14075,6 @@
         </w:tc>
       </w:tr>
       <w:tr>
-        <w:tblPrEx>
-          <w:tblCellMar>
-            <w:top w:w="0" w:type="dxa"/>
-            <w:bottom w:w="0" w:type="dxa"/>
-          </w:tblCellMar>
-        </w:tblPrEx>
         <w:tc>
           <w:tcPr>
             <w:tcW w:w="3000" w:type="dxa"/>
@@ -11637,12 +14130,6 @@
         </w:tc>
       </w:tr>
       <w:tr>
-        <w:tblPrEx>
-          <w:tblCellMar>
-            <w:top w:w="0" w:type="dxa"/>
-            <w:bottom w:w="0" w:type="dxa"/>
-          </w:tblCellMar>
-        </w:tblPrEx>
         <w:tc>
           <w:tcPr>
             <w:tcW w:w="3000" w:type="dxa"/>
@@ -11698,12 +14185,6 @@
         </w:tc>
       </w:tr>
       <w:tr>
-        <w:tblPrEx>
-          <w:tblCellMar>
-            <w:top w:w="0" w:type="dxa"/>
-            <w:bottom w:w="0" w:type="dxa"/>
-          </w:tblCellMar>
-        </w:tblPrEx>
         <w:tc>
           <w:tcPr>
             <w:tcW w:w="3000" w:type="dxa"/>
@@ -11768,9 +14249,11 @@
       <w:pPr>
         <w:pStyle w:val="Heading2"/>
       </w:pPr>
+      <w:bookmarkStart w:id="25" w:name="_Toc235607305"/>
       <w:r>
         <w:t>7.2 Security Controls</w:t>
       </w:r>
+      <w:bookmarkEnd w:id="25"/>
     </w:p>
     <w:p>
       <w:pPr>
@@ -11810,12 +14293,6 @@
         <w:gridCol w:w="1480"/>
       </w:tblGrid>
       <w:tr>
-        <w:tblPrEx>
-          <w:tblCellMar>
-            <w:top w:w="0" w:type="dxa"/>
-            <w:bottom w:w="0" w:type="dxa"/>
-          </w:tblCellMar>
-        </w:tblPrEx>
         <w:tc>
           <w:tcPr>
             <w:tcW w:w="1600" w:type="dxa"/>
@@ -11978,12 +14455,6 @@
         </w:tc>
       </w:tr>
       <w:tr>
-        <w:tblPrEx>
-          <w:tblCellMar>
-            <w:top w:w="0" w:type="dxa"/>
-            <w:bottom w:w="0" w:type="dxa"/>
-          </w:tblCellMar>
-        </w:tblPrEx>
         <w:tc>
           <w:tcPr>
             <w:tcW w:w="1600" w:type="dxa"/>
@@ -12111,12 +14582,6 @@
         </w:tc>
       </w:tr>
       <w:tr>
-        <w:tblPrEx>
-          <w:tblCellMar>
-            <w:top w:w="0" w:type="dxa"/>
-            <w:bottom w:w="0" w:type="dxa"/>
-          </w:tblCellMar>
-        </w:tblPrEx>
         <w:tc>
           <w:tcPr>
             <w:tcW w:w="1600" w:type="dxa"/>
@@ -12244,12 +14709,6 @@
         </w:tc>
       </w:tr>
       <w:tr>
-        <w:tblPrEx>
-          <w:tblCellMar>
-            <w:top w:w="0" w:type="dxa"/>
-            <w:bottom w:w="0" w:type="dxa"/>
-          </w:tblCellMar>
-        </w:tblPrEx>
         <w:tc>
           <w:tcPr>
             <w:tcW w:w="1600" w:type="dxa"/>
@@ -12377,12 +14836,6 @@
         </w:tc>
       </w:tr>
       <w:tr>
-        <w:tblPrEx>
-          <w:tblCellMar>
-            <w:top w:w="0" w:type="dxa"/>
-            <w:bottom w:w="0" w:type="dxa"/>
-          </w:tblCellMar>
-        </w:tblPrEx>
         <w:tc>
           <w:tcPr>
             <w:tcW w:w="1600" w:type="dxa"/>
@@ -12510,12 +14963,6 @@
         </w:tc>
       </w:tr>
       <w:tr>
-        <w:tblPrEx>
-          <w:tblCellMar>
-            <w:top w:w="0" w:type="dxa"/>
-            <w:bottom w:w="0" w:type="dxa"/>
-          </w:tblCellMar>
-        </w:tblPrEx>
         <w:tc>
           <w:tcPr>
             <w:tcW w:w="1600" w:type="dxa"/>
@@ -12643,12 +15090,6 @@
         </w:tc>
       </w:tr>
       <w:tr>
-        <w:tblPrEx>
-          <w:tblCellMar>
-            <w:top w:w="0" w:type="dxa"/>
-            <w:bottom w:w="0" w:type="dxa"/>
-          </w:tblCellMar>
-        </w:tblPrEx>
         <w:tc>
           <w:tcPr>
             <w:tcW w:w="1600" w:type="dxa"/>
@@ -12776,12 +15217,6 @@
         </w:tc>
       </w:tr>
       <w:tr>
-        <w:tblPrEx>
-          <w:tblCellMar>
-            <w:top w:w="0" w:type="dxa"/>
-            <w:bottom w:w="0" w:type="dxa"/>
-          </w:tblCellMar>
-        </w:tblPrEx>
         <w:tc>
           <w:tcPr>
             <w:tcW w:w="1600" w:type="dxa"/>
@@ -12909,12 +15344,6 @@
         </w:tc>
       </w:tr>
       <w:tr>
-        <w:tblPrEx>
-          <w:tblCellMar>
-            <w:top w:w="0" w:type="dxa"/>
-            <w:bottom w:w="0" w:type="dxa"/>
-          </w:tblCellMar>
-        </w:tblPrEx>
         <w:tc>
           <w:tcPr>
             <w:tcW w:w="1600" w:type="dxa"/>
@@ -13042,12 +15471,6 @@
         </w:tc>
       </w:tr>
       <w:tr>
-        <w:tblPrEx>
-          <w:tblCellMar>
-            <w:top w:w="0" w:type="dxa"/>
-            <w:bottom w:w="0" w:type="dxa"/>
-          </w:tblCellMar>
-        </w:tblPrEx>
         <w:tc>
           <w:tcPr>
             <w:tcW w:w="1600" w:type="dxa"/>
@@ -13176,12 +15599,6 @@
         </w:tc>
       </w:tr>
       <w:tr>
-        <w:tblPrEx>
-          <w:tblCellMar>
-            <w:top w:w="0" w:type="dxa"/>
-            <w:bottom w:w="0" w:type="dxa"/>
-          </w:tblCellMar>
-        </w:tblPrEx>
         <w:tc>
           <w:tcPr>
             <w:tcW w:w="1600" w:type="dxa"/>
@@ -13309,12 +15726,6 @@
         </w:tc>
       </w:tr>
       <w:tr>
-        <w:tblPrEx>
-          <w:tblCellMar>
-            <w:top w:w="0" w:type="dxa"/>
-            <w:bottom w:w="0" w:type="dxa"/>
-          </w:tblCellMar>
-        </w:tblPrEx>
         <w:tc>
           <w:tcPr>
             <w:tcW w:w="1600" w:type="dxa"/>
@@ -13442,12 +15853,6 @@
         </w:tc>
       </w:tr>
       <w:tr>
-        <w:tblPrEx>
-          <w:tblCellMar>
-            <w:top w:w="0" w:type="dxa"/>
-            <w:bottom w:w="0" w:type="dxa"/>
-          </w:tblCellMar>
-        </w:tblPrEx>
         <w:tc>
           <w:tcPr>
             <w:tcW w:w="1600" w:type="dxa"/>
@@ -13575,12 +15980,6 @@
         </w:tc>
       </w:tr>
       <w:tr>
-        <w:tblPrEx>
-          <w:tblCellMar>
-            <w:top w:w="0" w:type="dxa"/>
-            <w:bottom w:w="0" w:type="dxa"/>
-          </w:tblCellMar>
-        </w:tblPrEx>
         <w:tc>
           <w:tcPr>
             <w:tcW w:w="1600" w:type="dxa"/>
@@ -13708,12 +16107,6 @@
         </w:tc>
       </w:tr>
       <w:tr>
-        <w:tblPrEx>
-          <w:tblCellMar>
-            <w:top w:w="0" w:type="dxa"/>
-            <w:bottom w:w="0" w:type="dxa"/>
-          </w:tblCellMar>
-        </w:tblPrEx>
         <w:tc>
           <w:tcPr>
             <w:tcW w:w="1600" w:type="dxa"/>
@@ -13850,9 +16243,11 @@
       <w:pPr>
         <w:pStyle w:val="Heading2"/>
       </w:pPr>
+      <w:bookmarkStart w:id="26" w:name="_Toc235607306"/>
       <w:r>
         <w:t>7.3 Data Security &amp; Privacy</w:t>
       </w:r>
+      <w:bookmarkEnd w:id="26"/>
     </w:p>
     <w:tbl>
       <w:tblPr>
@@ -13876,12 +16271,6 @@
         <w:gridCol w:w="6360"/>
       </w:tblGrid>
       <w:tr>
-        <w:tblPrEx>
-          <w:tblCellMar>
-            <w:top w:w="0" w:type="dxa"/>
-            <w:bottom w:w="0" w:type="dxa"/>
-          </w:tblCellMar>
-        </w:tblPrEx>
         <w:tc>
           <w:tcPr>
             <w:tcW w:w="3000" w:type="dxa"/>
@@ -13937,12 +16326,6 @@
         </w:tc>
       </w:tr>
       <w:tr>
-        <w:tblPrEx>
-          <w:tblCellMar>
-            <w:top w:w="0" w:type="dxa"/>
-            <w:bottom w:w="0" w:type="dxa"/>
-          </w:tblCellMar>
-        </w:tblPrEx>
         <w:tc>
           <w:tcPr>
             <w:tcW w:w="3000" w:type="dxa"/>
@@ -13998,12 +16381,6 @@
         </w:tc>
       </w:tr>
       <w:tr>
-        <w:tblPrEx>
-          <w:tblCellMar>
-            <w:top w:w="0" w:type="dxa"/>
-            <w:bottom w:w="0" w:type="dxa"/>
-          </w:tblCellMar>
-        </w:tblPrEx>
         <w:tc>
           <w:tcPr>
             <w:tcW w:w="3000" w:type="dxa"/>
@@ -14059,12 +16436,6 @@
         </w:tc>
       </w:tr>
       <w:tr>
-        <w:tblPrEx>
-          <w:tblCellMar>
-            <w:top w:w="0" w:type="dxa"/>
-            <w:bottom w:w="0" w:type="dxa"/>
-          </w:tblCellMar>
-        </w:tblPrEx>
         <w:tc>
           <w:tcPr>
             <w:tcW w:w="3000" w:type="dxa"/>
@@ -14120,12 +16491,6 @@
         </w:tc>
       </w:tr>
       <w:tr>
-        <w:tblPrEx>
-          <w:tblCellMar>
-            <w:top w:w="0" w:type="dxa"/>
-            <w:bottom w:w="0" w:type="dxa"/>
-          </w:tblCellMar>
-        </w:tblPrEx>
         <w:tc>
           <w:tcPr>
             <w:tcW w:w="3000" w:type="dxa"/>
@@ -14181,12 +16546,6 @@
         </w:tc>
       </w:tr>
       <w:tr>
-        <w:tblPrEx>
-          <w:tblCellMar>
-            <w:top w:w="0" w:type="dxa"/>
-            <w:bottom w:w="0" w:type="dxa"/>
-          </w:tblCellMar>
-        </w:tblPrEx>
         <w:tc>
           <w:tcPr>
             <w:tcW w:w="3000" w:type="dxa"/>
@@ -14251,9 +16610,11 @@
       <w:pPr>
         <w:pStyle w:val="Heading2"/>
       </w:pPr>
+      <w:bookmarkStart w:id="27" w:name="_Toc235607307"/>
       <w:r>
         <w:t>7.4 Threat Model Summary</w:t>
       </w:r>
+      <w:bookmarkEnd w:id="27"/>
     </w:p>
     <w:p>
       <w:pPr>
@@ -14287,12 +16648,6 @@
         <w:gridCol w:w="2800"/>
       </w:tblGrid>
       <w:tr>
-        <w:tblPrEx>
-          <w:tblCellMar>
-            <w:top w:w="0" w:type="dxa"/>
-            <w:bottom w:w="0" w:type="dxa"/>
-          </w:tblCellMar>
-        </w:tblPrEx>
         <w:tc>
           <w:tcPr>
             <w:tcW w:w="1400" w:type="dxa"/>
@@ -14423,12 +16778,6 @@
         </w:tc>
       </w:tr>
       <w:tr>
-        <w:tblPrEx>
-          <w:tblCellMar>
-            <w:top w:w="0" w:type="dxa"/>
-            <w:bottom w:w="0" w:type="dxa"/>
-          </w:tblCellMar>
-        </w:tblPrEx>
         <w:tc>
           <w:tcPr>
             <w:tcW w:w="1400" w:type="dxa"/>
@@ -14532,12 +16881,6 @@
         </w:tc>
       </w:tr>
       <w:tr>
-        <w:tblPrEx>
-          <w:tblCellMar>
-            <w:top w:w="0" w:type="dxa"/>
-            <w:bottom w:w="0" w:type="dxa"/>
-          </w:tblCellMar>
-        </w:tblPrEx>
         <w:tc>
           <w:tcPr>
             <w:tcW w:w="1400" w:type="dxa"/>
@@ -14641,12 +16984,6 @@
         </w:tc>
       </w:tr>
       <w:tr>
-        <w:tblPrEx>
-          <w:tblCellMar>
-            <w:top w:w="0" w:type="dxa"/>
-            <w:bottom w:w="0" w:type="dxa"/>
-          </w:tblCellMar>
-        </w:tblPrEx>
         <w:tc>
           <w:tcPr>
             <w:tcW w:w="1400" w:type="dxa"/>
@@ -14750,12 +17087,6 @@
         </w:tc>
       </w:tr>
       <w:tr>
-        <w:tblPrEx>
-          <w:tblCellMar>
-            <w:top w:w="0" w:type="dxa"/>
-            <w:bottom w:w="0" w:type="dxa"/>
-          </w:tblCellMar>
-        </w:tblPrEx>
         <w:tc>
           <w:tcPr>
             <w:tcW w:w="1400" w:type="dxa"/>
@@ -14859,12 +17190,6 @@
         </w:tc>
       </w:tr>
       <w:tr>
-        <w:tblPrEx>
-          <w:tblCellMar>
-            <w:top w:w="0" w:type="dxa"/>
-            <w:bottom w:w="0" w:type="dxa"/>
-          </w:tblCellMar>
-        </w:tblPrEx>
         <w:tc>
           <w:tcPr>
             <w:tcW w:w="1400" w:type="dxa"/>
@@ -14968,12 +17293,6 @@
         </w:tc>
       </w:tr>
       <w:tr>
-        <w:tblPrEx>
-          <w:tblCellMar>
-            <w:top w:w="0" w:type="dxa"/>
-            <w:bottom w:w="0" w:type="dxa"/>
-          </w:tblCellMar>
-        </w:tblPrEx>
         <w:tc>
           <w:tcPr>
             <w:tcW w:w="1400" w:type="dxa"/>
@@ -15087,18 +17406,22 @@
       <w:pPr>
         <w:pStyle w:val="Heading1"/>
       </w:pPr>
+      <w:bookmarkStart w:id="28" w:name="_Toc235607308"/>
       <w:r>
         <w:lastRenderedPageBreak/>
         <w:t>8. Data Architecture</w:t>
       </w:r>
+      <w:bookmarkEnd w:id="28"/>
     </w:p>
     <w:p>
       <w:pPr>
         <w:pStyle w:val="Heading2"/>
       </w:pPr>
+      <w:bookmarkStart w:id="29" w:name="_Toc235607309"/>
       <w:r>
         <w:t>8.1 Data Flow Overview</w:t>
       </w:r>
+      <w:bookmarkEnd w:id="29"/>
     </w:p>
     <w:p>
       <w:pPr>
@@ -15134,12 +17457,6 @@
         <w:gridCol w:w="9360"/>
       </w:tblGrid>
       <w:tr>
-        <w:tblPrEx>
-          <w:tblCellMar>
-            <w:top w:w="0" w:type="dxa"/>
-            <w:bottom w:w="0" w:type="dxa"/>
-          </w:tblCellMar>
-        </w:tblPrEx>
         <w:tc>
           <w:tcPr>
             <w:tcW w:w="9360" w:type="dxa"/>
@@ -15216,9 +17533,11 @@
       <w:pPr>
         <w:pStyle w:val="Heading2"/>
       </w:pPr>
+      <w:bookmarkStart w:id="30" w:name="_Toc235607310"/>
       <w:r>
         <w:t>8.2 Data Store Design</w:t>
       </w:r>
+      <w:bookmarkEnd w:id="30"/>
     </w:p>
     <w:tbl>
       <w:tblPr>
@@ -15242,12 +17561,6 @@
         <w:gridCol w:w="6360"/>
       </w:tblGrid>
       <w:tr>
-        <w:tblPrEx>
-          <w:tblCellMar>
-            <w:top w:w="0" w:type="dxa"/>
-            <w:bottom w:w="0" w:type="dxa"/>
-          </w:tblCellMar>
-        </w:tblPrEx>
         <w:tc>
           <w:tcPr>
             <w:tcW w:w="3000" w:type="dxa"/>
@@ -15303,12 +17616,6 @@
         </w:tc>
       </w:tr>
       <w:tr>
-        <w:tblPrEx>
-          <w:tblCellMar>
-            <w:top w:w="0" w:type="dxa"/>
-            <w:bottom w:w="0" w:type="dxa"/>
-          </w:tblCellMar>
-        </w:tblPrEx>
         <w:tc>
           <w:tcPr>
             <w:tcW w:w="3000" w:type="dxa"/>
@@ -15364,12 +17671,6 @@
         </w:tc>
       </w:tr>
       <w:tr>
-        <w:tblPrEx>
-          <w:tblCellMar>
-            <w:top w:w="0" w:type="dxa"/>
-            <w:bottom w:w="0" w:type="dxa"/>
-          </w:tblCellMar>
-        </w:tblPrEx>
         <w:tc>
           <w:tcPr>
             <w:tcW w:w="3000" w:type="dxa"/>
@@ -15425,12 +17726,6 @@
         </w:tc>
       </w:tr>
       <w:tr>
-        <w:tblPrEx>
-          <w:tblCellMar>
-            <w:top w:w="0" w:type="dxa"/>
-            <w:bottom w:w="0" w:type="dxa"/>
-          </w:tblCellMar>
-        </w:tblPrEx>
         <w:tc>
           <w:tcPr>
             <w:tcW w:w="3000" w:type="dxa"/>
@@ -15486,12 +17781,6 @@
         </w:tc>
       </w:tr>
       <w:tr>
-        <w:tblPrEx>
-          <w:tblCellMar>
-            <w:top w:w="0" w:type="dxa"/>
-            <w:bottom w:w="0" w:type="dxa"/>
-          </w:tblCellMar>
-        </w:tblPrEx>
         <w:tc>
           <w:tcPr>
             <w:tcW w:w="3000" w:type="dxa"/>
@@ -15547,12 +17836,6 @@
         </w:tc>
       </w:tr>
       <w:tr>
-        <w:tblPrEx>
-          <w:tblCellMar>
-            <w:top w:w="0" w:type="dxa"/>
-            <w:bottom w:w="0" w:type="dxa"/>
-          </w:tblCellMar>
-        </w:tblPrEx>
         <w:tc>
           <w:tcPr>
             <w:tcW w:w="3000" w:type="dxa"/>
@@ -15608,12 +17891,6 @@
         </w:tc>
       </w:tr>
       <w:tr>
-        <w:tblPrEx>
-          <w:tblCellMar>
-            <w:top w:w="0" w:type="dxa"/>
-            <w:bottom w:w="0" w:type="dxa"/>
-          </w:tblCellMar>
-        </w:tblPrEx>
         <w:tc>
           <w:tcPr>
             <w:tcW w:w="3000" w:type="dxa"/>
@@ -15678,9 +17955,11 @@
       <w:pPr>
         <w:pStyle w:val="Heading2"/>
       </w:pPr>
+      <w:bookmarkStart w:id="31" w:name="_Toc235607311"/>
       <w:r>
         <w:t>8.3 Data Lifecycle &amp; Retention</w:t>
       </w:r>
+      <w:bookmarkEnd w:id="31"/>
     </w:p>
     <w:tbl>
       <w:tblPr>
@@ -15704,12 +17983,6 @@
         <w:gridCol w:w="6360"/>
       </w:tblGrid>
       <w:tr>
-        <w:tblPrEx>
-          <w:tblCellMar>
-            <w:top w:w="0" w:type="dxa"/>
-            <w:bottom w:w="0" w:type="dxa"/>
-          </w:tblCellMar>
-        </w:tblPrEx>
         <w:tc>
           <w:tcPr>
             <w:tcW w:w="3000" w:type="dxa"/>
@@ -15765,12 +18038,6 @@
         </w:tc>
       </w:tr>
       <w:tr>
-        <w:tblPrEx>
-          <w:tblCellMar>
-            <w:top w:w="0" w:type="dxa"/>
-            <w:bottom w:w="0" w:type="dxa"/>
-          </w:tblCellMar>
-        </w:tblPrEx>
         <w:tc>
           <w:tcPr>
             <w:tcW w:w="3000" w:type="dxa"/>
@@ -15826,12 +18093,6 @@
         </w:tc>
       </w:tr>
       <w:tr>
-        <w:tblPrEx>
-          <w:tblCellMar>
-            <w:top w:w="0" w:type="dxa"/>
-            <w:bottom w:w="0" w:type="dxa"/>
-          </w:tblCellMar>
-        </w:tblPrEx>
         <w:tc>
           <w:tcPr>
             <w:tcW w:w="3000" w:type="dxa"/>
@@ -15887,12 +18148,6 @@
         </w:tc>
       </w:tr>
       <w:tr>
-        <w:tblPrEx>
-          <w:tblCellMar>
-            <w:top w:w="0" w:type="dxa"/>
-            <w:bottom w:w="0" w:type="dxa"/>
-          </w:tblCellMar>
-        </w:tblPrEx>
         <w:tc>
           <w:tcPr>
             <w:tcW w:w="3000" w:type="dxa"/>
@@ -15948,12 +18203,6 @@
         </w:tc>
       </w:tr>
       <w:tr>
-        <w:tblPrEx>
-          <w:tblCellMar>
-            <w:top w:w="0" w:type="dxa"/>
-            <w:bottom w:w="0" w:type="dxa"/>
-          </w:tblCellMar>
-        </w:tblPrEx>
         <w:tc>
           <w:tcPr>
             <w:tcW w:w="3000" w:type="dxa"/>
@@ -16018,18 +18267,22 @@
       <w:pPr>
         <w:pStyle w:val="Heading1"/>
       </w:pPr>
+      <w:bookmarkStart w:id="32" w:name="_Toc235607312"/>
       <w:r>
         <w:lastRenderedPageBreak/>
         <w:t>9. Integration Architecture</w:t>
       </w:r>
+      <w:bookmarkEnd w:id="32"/>
     </w:p>
     <w:p>
       <w:pPr>
         <w:pStyle w:val="Heading2"/>
       </w:pPr>
+      <w:bookmarkStart w:id="33" w:name="_Toc235607313"/>
       <w:r>
         <w:t>9.1 Integration Patterns</w:t>
       </w:r>
+      <w:bookmarkEnd w:id="33"/>
     </w:p>
     <w:p>
       <w:pPr>
@@ -16069,12 +18322,6 @@
         <w:gridCol w:w="2000"/>
       </w:tblGrid>
       <w:tr>
-        <w:tblPrEx>
-          <w:tblCellMar>
-            <w:top w:w="0" w:type="dxa"/>
-            <w:bottom w:w="0" w:type="dxa"/>
-          </w:tblCellMar>
-        </w:tblPrEx>
         <w:tc>
           <w:tcPr>
             <w:tcW w:w="2000" w:type="dxa"/>
@@ -16237,12 +18484,6 @@
         </w:tc>
       </w:tr>
       <w:tr>
-        <w:tblPrEx>
-          <w:tblCellMar>
-            <w:top w:w="0" w:type="dxa"/>
-            <w:bottom w:w="0" w:type="dxa"/>
-          </w:tblCellMar>
-        </w:tblPrEx>
         <w:tc>
           <w:tcPr>
             <w:tcW w:w="2000" w:type="dxa"/>
@@ -16369,12 +18610,6 @@
         </w:tc>
       </w:tr>
       <w:tr>
-        <w:tblPrEx>
-          <w:tblCellMar>
-            <w:top w:w="0" w:type="dxa"/>
-            <w:bottom w:w="0" w:type="dxa"/>
-          </w:tblCellMar>
-        </w:tblPrEx>
         <w:tc>
           <w:tcPr>
             <w:tcW w:w="2000" w:type="dxa"/>
@@ -16501,12 +18736,6 @@
         </w:tc>
       </w:tr>
       <w:tr>
-        <w:tblPrEx>
-          <w:tblCellMar>
-            <w:top w:w="0" w:type="dxa"/>
-            <w:bottom w:w="0" w:type="dxa"/>
-          </w:tblCellMar>
-        </w:tblPrEx>
         <w:tc>
           <w:tcPr>
             <w:tcW w:w="2000" w:type="dxa"/>
@@ -16633,12 +18862,6 @@
         </w:tc>
       </w:tr>
       <w:tr>
-        <w:tblPrEx>
-          <w:tblCellMar>
-            <w:top w:w="0" w:type="dxa"/>
-            <w:bottom w:w="0" w:type="dxa"/>
-          </w:tblCellMar>
-        </w:tblPrEx>
         <w:tc>
           <w:tcPr>
             <w:tcW w:w="2000" w:type="dxa"/>
@@ -16765,12 +18988,6 @@
         </w:tc>
       </w:tr>
       <w:tr>
-        <w:tblPrEx>
-          <w:tblCellMar>
-            <w:top w:w="0" w:type="dxa"/>
-            <w:bottom w:w="0" w:type="dxa"/>
-          </w:tblCellMar>
-        </w:tblPrEx>
         <w:tc>
           <w:tcPr>
             <w:tcW w:w="2000" w:type="dxa"/>
@@ -16906,9 +19123,11 @@
       <w:pPr>
         <w:pStyle w:val="Heading2"/>
       </w:pPr>
+      <w:bookmarkStart w:id="34" w:name="_Toc235607314"/>
       <w:r>
         <w:t>9.2 API Strategy</w:t>
       </w:r>
+      <w:bookmarkEnd w:id="34"/>
     </w:p>
     <w:p>
       <w:pPr>
@@ -16984,18 +19203,22 @@
       <w:pPr>
         <w:pStyle w:val="Heading1"/>
       </w:pPr>
+      <w:bookmarkStart w:id="35" w:name="_Toc235607315"/>
       <w:r>
         <w:lastRenderedPageBreak/>
         <w:t>10. Resilience, HA &amp; Disaster Recovery</w:t>
       </w:r>
+      <w:bookmarkEnd w:id="35"/>
     </w:p>
     <w:p>
       <w:pPr>
         <w:pStyle w:val="Heading2"/>
       </w:pPr>
+      <w:bookmarkStart w:id="36" w:name="_Toc235607316"/>
       <w:r>
         <w:t>10.1 Availability Strategy</w:t>
       </w:r>
+      <w:bookmarkEnd w:id="36"/>
     </w:p>
     <w:p>
       <w:pPr>
@@ -17032,12 +19255,6 @@
         <w:gridCol w:w="6360"/>
       </w:tblGrid>
       <w:tr>
-        <w:tblPrEx>
-          <w:tblCellMar>
-            <w:top w:w="0" w:type="dxa"/>
-            <w:bottom w:w="0" w:type="dxa"/>
-          </w:tblCellMar>
-        </w:tblPrEx>
         <w:tc>
           <w:tcPr>
             <w:tcW w:w="3000" w:type="dxa"/>
@@ -17093,12 +19310,6 @@
         </w:tc>
       </w:tr>
       <w:tr>
-        <w:tblPrEx>
-          <w:tblCellMar>
-            <w:top w:w="0" w:type="dxa"/>
-            <w:bottom w:w="0" w:type="dxa"/>
-          </w:tblCellMar>
-        </w:tblPrEx>
         <w:tc>
           <w:tcPr>
             <w:tcW w:w="3000" w:type="dxa"/>
@@ -17154,12 +19365,6 @@
         </w:tc>
       </w:tr>
       <w:tr>
-        <w:tblPrEx>
-          <w:tblCellMar>
-            <w:top w:w="0" w:type="dxa"/>
-            <w:bottom w:w="0" w:type="dxa"/>
-          </w:tblCellMar>
-        </w:tblPrEx>
         <w:tc>
           <w:tcPr>
             <w:tcW w:w="3000" w:type="dxa"/>
@@ -17215,12 +19420,6 @@
         </w:tc>
       </w:tr>
       <w:tr>
-        <w:tblPrEx>
-          <w:tblCellMar>
-            <w:top w:w="0" w:type="dxa"/>
-            <w:bottom w:w="0" w:type="dxa"/>
-          </w:tblCellMar>
-        </w:tblPrEx>
         <w:tc>
           <w:tcPr>
             <w:tcW w:w="3000" w:type="dxa"/>
@@ -17276,12 +19475,6 @@
         </w:tc>
       </w:tr>
       <w:tr>
-        <w:tblPrEx>
-          <w:tblCellMar>
-            <w:top w:w="0" w:type="dxa"/>
-            <w:bottom w:w="0" w:type="dxa"/>
-          </w:tblCellMar>
-        </w:tblPrEx>
         <w:tc>
           <w:tcPr>
             <w:tcW w:w="3000" w:type="dxa"/>
@@ -17346,9 +19539,11 @@
       <w:pPr>
         <w:pStyle w:val="Heading2"/>
       </w:pPr>
+      <w:bookmarkStart w:id="37" w:name="_Toc235607317"/>
       <w:r>
         <w:t>10.2 Disaster Recovery</w:t>
       </w:r>
+      <w:bookmarkEnd w:id="37"/>
     </w:p>
     <w:tbl>
       <w:tblPr>
@@ -17375,12 +19570,6 @@
         <w:gridCol w:w="2060"/>
       </w:tblGrid>
       <w:tr>
-        <w:tblPrEx>
-          <w:tblCellMar>
-            <w:top w:w="0" w:type="dxa"/>
-            <w:bottom w:w="0" w:type="dxa"/>
-          </w:tblCellMar>
-        </w:tblPrEx>
         <w:tc>
           <w:tcPr>
             <w:tcW w:w="2500" w:type="dxa"/>
@@ -17543,12 +19732,6 @@
         </w:tc>
       </w:tr>
       <w:tr>
-        <w:tblPrEx>
-          <w:tblCellMar>
-            <w:top w:w="0" w:type="dxa"/>
-            <w:bottom w:w="0" w:type="dxa"/>
-          </w:tblCellMar>
-        </w:tblPrEx>
         <w:tc>
           <w:tcPr>
             <w:tcW w:w="2500" w:type="dxa"/>
@@ -17681,12 +19864,6 @@
         </w:tc>
       </w:tr>
       <w:tr>
-        <w:tblPrEx>
-          <w:tblCellMar>
-            <w:top w:w="0" w:type="dxa"/>
-            <w:bottom w:w="0" w:type="dxa"/>
-          </w:tblCellMar>
-        </w:tblPrEx>
         <w:tc>
           <w:tcPr>
             <w:tcW w:w="2500" w:type="dxa"/>
@@ -17819,12 +19996,6 @@
         </w:tc>
       </w:tr>
       <w:tr>
-        <w:tblPrEx>
-          <w:tblCellMar>
-            <w:top w:w="0" w:type="dxa"/>
-            <w:bottom w:w="0" w:type="dxa"/>
-          </w:tblCellMar>
-        </w:tblPrEx>
         <w:tc>
           <w:tcPr>
             <w:tcW w:w="2500" w:type="dxa"/>
@@ -17957,12 +20128,6 @@
         </w:tc>
       </w:tr>
       <w:tr>
-        <w:tblPrEx>
-          <w:tblCellMar>
-            <w:top w:w="0" w:type="dxa"/>
-            <w:bottom w:w="0" w:type="dxa"/>
-          </w:tblCellMar>
-        </w:tblPrEx>
         <w:tc>
           <w:tcPr>
             <w:tcW w:w="2500" w:type="dxa"/>
@@ -18095,12 +20260,6 @@
         </w:tc>
       </w:tr>
       <w:tr>
-        <w:tblPrEx>
-          <w:tblCellMar>
-            <w:top w:w="0" w:type="dxa"/>
-            <w:bottom w:w="0" w:type="dxa"/>
-          </w:tblCellMar>
-        </w:tblPrEx>
         <w:tc>
           <w:tcPr>
             <w:tcW w:w="2500" w:type="dxa"/>
@@ -18233,12 +20392,6 @@
         </w:tc>
       </w:tr>
       <w:tr>
-        <w:tblPrEx>
-          <w:tblCellMar>
-            <w:top w:w="0" w:type="dxa"/>
-            <w:bottom w:w="0" w:type="dxa"/>
-          </w:tblCellMar>
-        </w:tblPrEx>
         <w:tc>
           <w:tcPr>
             <w:tcW w:w="2500" w:type="dxa"/>
@@ -18380,9 +20533,11 @@
       <w:pPr>
         <w:pStyle w:val="Heading2"/>
       </w:pPr>
+      <w:bookmarkStart w:id="38" w:name="_Toc235607318"/>
       <w:r>
         <w:t>10.3 Backup Strategy</w:t>
       </w:r>
+      <w:bookmarkEnd w:id="38"/>
     </w:p>
     <w:tbl>
       <w:tblPr>
@@ -18406,12 +20561,6 @@
         <w:gridCol w:w="6360"/>
       </w:tblGrid>
       <w:tr>
-        <w:tblPrEx>
-          <w:tblCellMar>
-            <w:top w:w="0" w:type="dxa"/>
-            <w:bottom w:w="0" w:type="dxa"/>
-          </w:tblCellMar>
-        </w:tblPrEx>
         <w:tc>
           <w:tcPr>
             <w:tcW w:w="3000" w:type="dxa"/>
@@ -18467,12 +20616,6 @@
         </w:tc>
       </w:tr>
       <w:tr>
-        <w:tblPrEx>
-          <w:tblCellMar>
-            <w:top w:w="0" w:type="dxa"/>
-            <w:bottom w:w="0" w:type="dxa"/>
-          </w:tblCellMar>
-        </w:tblPrEx>
         <w:tc>
           <w:tcPr>
             <w:tcW w:w="3000" w:type="dxa"/>
@@ -18528,12 +20671,6 @@
         </w:tc>
       </w:tr>
       <w:tr>
-        <w:tblPrEx>
-          <w:tblCellMar>
-            <w:top w:w="0" w:type="dxa"/>
-            <w:bottom w:w="0" w:type="dxa"/>
-          </w:tblCellMar>
-        </w:tblPrEx>
         <w:tc>
           <w:tcPr>
             <w:tcW w:w="3000" w:type="dxa"/>
@@ -18589,12 +20726,6 @@
         </w:tc>
       </w:tr>
       <w:tr>
-        <w:tblPrEx>
-          <w:tblCellMar>
-            <w:top w:w="0" w:type="dxa"/>
-            <w:bottom w:w="0" w:type="dxa"/>
-          </w:tblCellMar>
-        </w:tblPrEx>
         <w:tc>
           <w:tcPr>
             <w:tcW w:w="3000" w:type="dxa"/>
@@ -18651,12 +20782,6 @@
         </w:tc>
       </w:tr>
       <w:tr>
-        <w:tblPrEx>
-          <w:tblCellMar>
-            <w:top w:w="0" w:type="dxa"/>
-            <w:bottom w:w="0" w:type="dxa"/>
-          </w:tblCellMar>
-        </w:tblPrEx>
         <w:tc>
           <w:tcPr>
             <w:tcW w:w="3000" w:type="dxa"/>
@@ -18721,18 +20846,22 @@
       <w:pPr>
         <w:pStyle w:val="Heading1"/>
       </w:pPr>
+      <w:bookmarkStart w:id="39" w:name="_Toc235607319"/>
       <w:r>
         <w:lastRenderedPageBreak/>
         <w:t>11. Operational Architecture</w:t>
       </w:r>
+      <w:bookmarkEnd w:id="39"/>
     </w:p>
     <w:p>
       <w:pPr>
         <w:pStyle w:val="Heading2"/>
       </w:pPr>
+      <w:bookmarkStart w:id="40" w:name="_Toc235607320"/>
       <w:r>
         <w:t>11.1 Monitoring &amp; Observability</w:t>
       </w:r>
+      <w:bookmarkEnd w:id="40"/>
     </w:p>
     <w:tbl>
       <w:tblPr>
@@ -18756,12 +20885,6 @@
         <w:gridCol w:w="6360"/>
       </w:tblGrid>
       <w:tr>
-        <w:tblPrEx>
-          <w:tblCellMar>
-            <w:top w:w="0" w:type="dxa"/>
-            <w:bottom w:w="0" w:type="dxa"/>
-          </w:tblCellMar>
-        </w:tblPrEx>
         <w:tc>
           <w:tcPr>
             <w:tcW w:w="3000" w:type="dxa"/>
@@ -18817,12 +20940,6 @@
         </w:tc>
       </w:tr>
       <w:tr>
-        <w:tblPrEx>
-          <w:tblCellMar>
-            <w:top w:w="0" w:type="dxa"/>
-            <w:bottom w:w="0" w:type="dxa"/>
-          </w:tblCellMar>
-        </w:tblPrEx>
         <w:tc>
           <w:tcPr>
             <w:tcW w:w="3000" w:type="dxa"/>
@@ -18878,12 +20995,6 @@
         </w:tc>
       </w:tr>
       <w:tr>
-        <w:tblPrEx>
-          <w:tblCellMar>
-            <w:top w:w="0" w:type="dxa"/>
-            <w:bottom w:w="0" w:type="dxa"/>
-          </w:tblCellMar>
-        </w:tblPrEx>
         <w:tc>
           <w:tcPr>
             <w:tcW w:w="3000" w:type="dxa"/>
@@ -18939,12 +21050,6 @@
         </w:tc>
       </w:tr>
       <w:tr>
-        <w:tblPrEx>
-          <w:tblCellMar>
-            <w:top w:w="0" w:type="dxa"/>
-            <w:bottom w:w="0" w:type="dxa"/>
-          </w:tblCellMar>
-        </w:tblPrEx>
         <w:tc>
           <w:tcPr>
             <w:tcW w:w="3000" w:type="dxa"/>
@@ -19000,12 +21105,6 @@
         </w:tc>
       </w:tr>
       <w:tr>
-        <w:tblPrEx>
-          <w:tblCellMar>
-            <w:top w:w="0" w:type="dxa"/>
-            <w:bottom w:w="0" w:type="dxa"/>
-          </w:tblCellMar>
-        </w:tblPrEx>
         <w:tc>
           <w:tcPr>
             <w:tcW w:w="3000" w:type="dxa"/>
@@ -19061,12 +21160,6 @@
         </w:tc>
       </w:tr>
       <w:tr>
-        <w:tblPrEx>
-          <w:tblCellMar>
-            <w:top w:w="0" w:type="dxa"/>
-            <w:bottom w:w="0" w:type="dxa"/>
-          </w:tblCellMar>
-        </w:tblPrEx>
         <w:tc>
           <w:tcPr>
             <w:tcW w:w="3000" w:type="dxa"/>
@@ -19131,9 +21224,11 @@
       <w:pPr>
         <w:pStyle w:val="Heading2"/>
       </w:pPr>
+      <w:bookmarkStart w:id="41" w:name="_Toc235607321"/>
       <w:r>
         <w:t>11.2 CI/CD &amp; DevOps</w:t>
       </w:r>
+      <w:bookmarkEnd w:id="41"/>
     </w:p>
     <w:tbl>
       <w:tblPr>
@@ -19157,12 +21252,6 @@
         <w:gridCol w:w="6360"/>
       </w:tblGrid>
       <w:tr>
-        <w:tblPrEx>
-          <w:tblCellMar>
-            <w:top w:w="0" w:type="dxa"/>
-            <w:bottom w:w="0" w:type="dxa"/>
-          </w:tblCellMar>
-        </w:tblPrEx>
         <w:tc>
           <w:tcPr>
             <w:tcW w:w="3000" w:type="dxa"/>
@@ -19218,12 +21307,6 @@
         </w:tc>
       </w:tr>
       <w:tr>
-        <w:tblPrEx>
-          <w:tblCellMar>
-            <w:top w:w="0" w:type="dxa"/>
-            <w:bottom w:w="0" w:type="dxa"/>
-          </w:tblCellMar>
-        </w:tblPrEx>
         <w:tc>
           <w:tcPr>
             <w:tcW w:w="3000" w:type="dxa"/>
@@ -19279,12 +21362,6 @@
         </w:tc>
       </w:tr>
       <w:tr>
-        <w:tblPrEx>
-          <w:tblCellMar>
-            <w:top w:w="0" w:type="dxa"/>
-            <w:bottom w:w="0" w:type="dxa"/>
-          </w:tblCellMar>
-        </w:tblPrEx>
         <w:tc>
           <w:tcPr>
             <w:tcW w:w="3000" w:type="dxa"/>
@@ -19340,12 +21417,6 @@
         </w:tc>
       </w:tr>
       <w:tr>
-        <w:tblPrEx>
-          <w:tblCellMar>
-            <w:top w:w="0" w:type="dxa"/>
-            <w:bottom w:w="0" w:type="dxa"/>
-          </w:tblCellMar>
-        </w:tblPrEx>
         <w:tc>
           <w:tcPr>
             <w:tcW w:w="3000" w:type="dxa"/>
@@ -19401,12 +21472,6 @@
         </w:tc>
       </w:tr>
       <w:tr>
-        <w:tblPrEx>
-          <w:tblCellMar>
-            <w:top w:w="0" w:type="dxa"/>
-            <w:bottom w:w="0" w:type="dxa"/>
-          </w:tblCellMar>
-        </w:tblPrEx>
         <w:tc>
           <w:tcPr>
             <w:tcW w:w="3000" w:type="dxa"/>
@@ -19462,12 +21527,6 @@
         </w:tc>
       </w:tr>
       <w:tr>
-        <w:tblPrEx>
-          <w:tblCellMar>
-            <w:top w:w="0" w:type="dxa"/>
-            <w:bottom w:w="0" w:type="dxa"/>
-          </w:tblCellMar>
-        </w:tblPrEx>
         <w:tc>
           <w:tcPr>
             <w:tcW w:w="3000" w:type="dxa"/>
@@ -19523,12 +21582,6 @@
         </w:tc>
       </w:tr>
       <w:tr>
-        <w:tblPrEx>
-          <w:tblCellMar>
-            <w:top w:w="0" w:type="dxa"/>
-            <w:bottom w:w="0" w:type="dxa"/>
-          </w:tblCellMar>
-        </w:tblPrEx>
         <w:tc>
           <w:tcPr>
             <w:tcW w:w="3000" w:type="dxa"/>
@@ -19593,9 +21646,11 @@
       <w:pPr>
         <w:pStyle w:val="Heading2"/>
       </w:pPr>
+      <w:bookmarkStart w:id="42" w:name="_Toc235607322"/>
       <w:r>
         <w:t>11.3 Patch &amp; Update Management</w:t>
       </w:r>
+      <w:bookmarkEnd w:id="42"/>
     </w:p>
     <w:p>
       <w:pPr>
@@ -19658,9 +21713,11 @@
       <w:pPr>
         <w:pStyle w:val="Heading2"/>
       </w:pPr>
+      <w:bookmarkStart w:id="43" w:name="_Toc235607323"/>
       <w:r>
         <w:t>11.4 Capacity Management</w:t>
       </w:r>
+      <w:bookmarkEnd w:id="43"/>
     </w:p>
     <w:p>
       <w:pPr>
@@ -19692,12 +21749,6 @@
         <w:gridCol w:w="6360"/>
       </w:tblGrid>
       <w:tr>
-        <w:tblPrEx>
-          <w:tblCellMar>
-            <w:top w:w="0" w:type="dxa"/>
-            <w:bottom w:w="0" w:type="dxa"/>
-          </w:tblCellMar>
-        </w:tblPrEx>
         <w:tc>
           <w:tcPr>
             <w:tcW w:w="3000" w:type="dxa"/>
@@ -19754,12 +21805,6 @@
         </w:tc>
       </w:tr>
       <w:tr>
-        <w:tblPrEx>
-          <w:tblCellMar>
-            <w:top w:w="0" w:type="dxa"/>
-            <w:bottom w:w="0" w:type="dxa"/>
-          </w:tblCellMar>
-        </w:tblPrEx>
         <w:tc>
           <w:tcPr>
             <w:tcW w:w="3000" w:type="dxa"/>
@@ -19815,12 +21860,6 @@
         </w:tc>
       </w:tr>
       <w:tr>
-        <w:tblPrEx>
-          <w:tblCellMar>
-            <w:top w:w="0" w:type="dxa"/>
-            <w:bottom w:w="0" w:type="dxa"/>
-          </w:tblCellMar>
-        </w:tblPrEx>
         <w:tc>
           <w:tcPr>
             <w:tcW w:w="3000" w:type="dxa"/>
@@ -19876,12 +21915,6 @@
         </w:tc>
       </w:tr>
       <w:tr>
-        <w:tblPrEx>
-          <w:tblCellMar>
-            <w:top w:w="0" w:type="dxa"/>
-            <w:bottom w:w="0" w:type="dxa"/>
-          </w:tblCellMar>
-        </w:tblPrEx>
         <w:tc>
           <w:tcPr>
             <w:tcW w:w="3000" w:type="dxa"/>
@@ -19946,18 +21979,22 @@
       <w:pPr>
         <w:pStyle w:val="Heading1"/>
       </w:pPr>
+      <w:bookmarkStart w:id="44" w:name="_Toc235607324"/>
       <w:r>
         <w:lastRenderedPageBreak/>
         <w:t>12. Governance &amp; Compliance</w:t>
       </w:r>
+      <w:bookmarkEnd w:id="44"/>
     </w:p>
     <w:p>
       <w:pPr>
         <w:pStyle w:val="Heading2"/>
       </w:pPr>
+      <w:bookmarkStart w:id="45" w:name="_Toc235607325"/>
       <w:r>
         <w:t>12.1 Azure Policy &amp; Compliance</w:t>
       </w:r>
+      <w:bookmarkEnd w:id="45"/>
     </w:p>
     <w:tbl>
       <w:tblPr>
@@ -19981,12 +22018,6 @@
         <w:gridCol w:w="6360"/>
       </w:tblGrid>
       <w:tr>
-        <w:tblPrEx>
-          <w:tblCellMar>
-            <w:top w:w="0" w:type="dxa"/>
-            <w:bottom w:w="0" w:type="dxa"/>
-          </w:tblCellMar>
-        </w:tblPrEx>
         <w:tc>
           <w:tcPr>
             <w:tcW w:w="3000" w:type="dxa"/>
@@ -20042,12 +22073,6 @@
         </w:tc>
       </w:tr>
       <w:tr>
-        <w:tblPrEx>
-          <w:tblCellMar>
-            <w:top w:w="0" w:type="dxa"/>
-            <w:bottom w:w="0" w:type="dxa"/>
-          </w:tblCellMar>
-        </w:tblPrEx>
         <w:tc>
           <w:tcPr>
             <w:tcW w:w="3000" w:type="dxa"/>
@@ -20103,12 +22128,6 @@
         </w:tc>
       </w:tr>
       <w:tr>
-        <w:tblPrEx>
-          <w:tblCellMar>
-            <w:top w:w="0" w:type="dxa"/>
-            <w:bottom w:w="0" w:type="dxa"/>
-          </w:tblCellMar>
-        </w:tblPrEx>
         <w:tc>
           <w:tcPr>
             <w:tcW w:w="3000" w:type="dxa"/>
@@ -20164,12 +22183,6 @@
         </w:tc>
       </w:tr>
       <w:tr>
-        <w:tblPrEx>
-          <w:tblCellMar>
-            <w:top w:w="0" w:type="dxa"/>
-            <w:bottom w:w="0" w:type="dxa"/>
-          </w:tblCellMar>
-        </w:tblPrEx>
         <w:tc>
           <w:tcPr>
             <w:tcW w:w="3000" w:type="dxa"/>
@@ -20225,12 +22238,6 @@
         </w:tc>
       </w:tr>
       <w:tr>
-        <w:tblPrEx>
-          <w:tblCellMar>
-            <w:top w:w="0" w:type="dxa"/>
-            <w:bottom w:w="0" w:type="dxa"/>
-          </w:tblCellMar>
-        </w:tblPrEx>
         <w:tc>
           <w:tcPr>
             <w:tcW w:w="3000" w:type="dxa"/>
@@ -20286,12 +22293,6 @@
         </w:tc>
       </w:tr>
       <w:tr>
-        <w:tblPrEx>
-          <w:tblCellMar>
-            <w:top w:w="0" w:type="dxa"/>
-            <w:bottom w:w="0" w:type="dxa"/>
-          </w:tblCellMar>
-        </w:tblPrEx>
         <w:tc>
           <w:tcPr>
             <w:tcW w:w="3000" w:type="dxa"/>
@@ -20356,9 +22357,11 @@
       <w:pPr>
         <w:pStyle w:val="Heading2"/>
       </w:pPr>
+      <w:bookmarkStart w:id="46" w:name="_Toc235607326"/>
       <w:r>
         <w:t>12.2 Regulatory Compliance</w:t>
       </w:r>
+      <w:bookmarkEnd w:id="46"/>
     </w:p>
     <w:p>
       <w:pPr>
@@ -20392,12 +22395,6 @@
         <w:gridCol w:w="2000"/>
       </w:tblGrid>
       <w:tr>
-        <w:tblPrEx>
-          <w:tblCellMar>
-            <w:top w:w="0" w:type="dxa"/>
-            <w:bottom w:w="0" w:type="dxa"/>
-          </w:tblCellMar>
-        </w:tblPrEx>
         <w:tc>
           <w:tcPr>
             <w:tcW w:w="2000" w:type="dxa"/>
@@ -20528,12 +22525,6 @@
         </w:tc>
       </w:tr>
       <w:tr>
-        <w:tblPrEx>
-          <w:tblCellMar>
-            <w:top w:w="0" w:type="dxa"/>
-            <w:bottom w:w="0" w:type="dxa"/>
-          </w:tblCellMar>
-        </w:tblPrEx>
         <w:tc>
           <w:tcPr>
             <w:tcW w:w="2000" w:type="dxa"/>
@@ -20636,12 +22627,6 @@
         </w:tc>
       </w:tr>
       <w:tr>
-        <w:tblPrEx>
-          <w:tblCellMar>
-            <w:top w:w="0" w:type="dxa"/>
-            <w:bottom w:w="0" w:type="dxa"/>
-          </w:tblCellMar>
-        </w:tblPrEx>
         <w:tc>
           <w:tcPr>
             <w:tcW w:w="2000" w:type="dxa"/>
@@ -20744,12 +22729,6 @@
         </w:tc>
       </w:tr>
       <w:tr>
-        <w:tblPrEx>
-          <w:tblCellMar>
-            <w:top w:w="0" w:type="dxa"/>
-            <w:bottom w:w="0" w:type="dxa"/>
-          </w:tblCellMar>
-        </w:tblPrEx>
         <w:tc>
           <w:tcPr>
             <w:tcW w:w="2000" w:type="dxa"/>
@@ -20852,12 +22831,6 @@
         </w:tc>
       </w:tr>
       <w:tr>
-        <w:tblPrEx>
-          <w:tblCellMar>
-            <w:top w:w="0" w:type="dxa"/>
-            <w:bottom w:w="0" w:type="dxa"/>
-          </w:tblCellMar>
-        </w:tblPrEx>
         <w:tc>
           <w:tcPr>
             <w:tcW w:w="2000" w:type="dxa"/>
@@ -20960,12 +22933,6 @@
         </w:tc>
       </w:tr>
       <w:tr>
-        <w:tblPrEx>
-          <w:tblCellMar>
-            <w:top w:w="0" w:type="dxa"/>
-            <w:bottom w:w="0" w:type="dxa"/>
-          </w:tblCellMar>
-        </w:tblPrEx>
         <w:tc>
           <w:tcPr>
             <w:tcW w:w="2000" w:type="dxa"/>
@@ -21077,10 +23044,12 @@
       <w:pPr>
         <w:pStyle w:val="Heading1"/>
       </w:pPr>
+      <w:bookmarkStart w:id="47" w:name="_Toc235607327"/>
       <w:r>
         <w:lastRenderedPageBreak/>
         <w:t>13. Cost Estimate</w:t>
       </w:r>
+      <w:bookmarkEnd w:id="47"/>
     </w:p>
     <w:tbl>
       <w:tblPr>
@@ -21103,12 +23072,6 @@
         <w:gridCol w:w="9360"/>
       </w:tblGrid>
       <w:tr>
-        <w:tblPrEx>
-          <w:tblCellMar>
-            <w:top w:w="0" w:type="dxa"/>
-            <w:bottom w:w="0" w:type="dxa"/>
-          </w:tblCellMar>
-        </w:tblPrEx>
         <w:tc>
           <w:tcPr>
             <w:tcW w:w="9360" w:type="dxa"/>
@@ -21172,12 +23135,6 @@
         <w:gridCol w:w="1320"/>
       </w:tblGrid>
       <w:tr>
-        <w:tblPrEx>
-          <w:tblCellMar>
-            <w:top w:w="0" w:type="dxa"/>
-            <w:bottom w:w="0" w:type="dxa"/>
-          </w:tblCellMar>
-        </w:tblPrEx>
         <w:tc>
           <w:tcPr>
             <w:tcW w:w="3000" w:type="dxa"/>
@@ -21340,12 +23297,6 @@
         </w:tc>
       </w:tr>
       <w:tr>
-        <w:tblPrEx>
-          <w:tblCellMar>
-            <w:top w:w="0" w:type="dxa"/>
-            <w:bottom w:w="0" w:type="dxa"/>
-          </w:tblCellMar>
-        </w:tblPrEx>
         <w:tc>
           <w:tcPr>
             <w:tcW w:w="3000" w:type="dxa"/>
@@ -21474,12 +23425,6 @@
         </w:tc>
       </w:tr>
       <w:tr>
-        <w:tblPrEx>
-          <w:tblCellMar>
-            <w:top w:w="0" w:type="dxa"/>
-            <w:bottom w:w="0" w:type="dxa"/>
-          </w:tblCellMar>
-        </w:tblPrEx>
         <w:tc>
           <w:tcPr>
             <w:tcW w:w="3000" w:type="dxa"/>
@@ -21604,12 +23549,6 @@
         </w:tc>
       </w:tr>
       <w:tr>
-        <w:tblPrEx>
-          <w:tblCellMar>
-            <w:top w:w="0" w:type="dxa"/>
-            <w:bottom w:w="0" w:type="dxa"/>
-          </w:tblCellMar>
-        </w:tblPrEx>
         <w:tc>
           <w:tcPr>
             <w:tcW w:w="3000" w:type="dxa"/>
@@ -21734,12 +23673,6 @@
         </w:tc>
       </w:tr>
       <w:tr>
-        <w:tblPrEx>
-          <w:tblCellMar>
-            <w:top w:w="0" w:type="dxa"/>
-            <w:bottom w:w="0" w:type="dxa"/>
-          </w:tblCellMar>
-        </w:tblPrEx>
         <w:tc>
           <w:tcPr>
             <w:tcW w:w="3000" w:type="dxa"/>
@@ -21868,12 +23801,6 @@
         </w:tc>
       </w:tr>
       <w:tr>
-        <w:tblPrEx>
-          <w:tblCellMar>
-            <w:top w:w="0" w:type="dxa"/>
-            <w:bottom w:w="0" w:type="dxa"/>
-          </w:tblCellMar>
-        </w:tblPrEx>
         <w:tc>
           <w:tcPr>
             <w:tcW w:w="3000" w:type="dxa"/>
@@ -22002,12 +23929,6 @@
         </w:tc>
       </w:tr>
       <w:tr>
-        <w:tblPrEx>
-          <w:tblCellMar>
-            <w:top w:w="0" w:type="dxa"/>
-            <w:bottom w:w="0" w:type="dxa"/>
-          </w:tblCellMar>
-        </w:tblPrEx>
         <w:tc>
           <w:tcPr>
             <w:tcW w:w="3000" w:type="dxa"/>
@@ -22132,12 +24053,6 @@
         </w:tc>
       </w:tr>
       <w:tr>
-        <w:tblPrEx>
-          <w:tblCellMar>
-            <w:top w:w="0" w:type="dxa"/>
-            <w:bottom w:w="0" w:type="dxa"/>
-          </w:tblCellMar>
-        </w:tblPrEx>
         <w:tc>
           <w:tcPr>
             <w:tcW w:w="3000" w:type="dxa"/>
@@ -22262,12 +24177,6 @@
         </w:tc>
       </w:tr>
       <w:tr>
-        <w:tblPrEx>
-          <w:tblCellMar>
-            <w:top w:w="0" w:type="dxa"/>
-            <w:bottom w:w="0" w:type="dxa"/>
-          </w:tblCellMar>
-        </w:tblPrEx>
         <w:tc>
           <w:tcPr>
             <w:tcW w:w="3000" w:type="dxa"/>
@@ -22392,12 +24301,6 @@
         </w:tc>
       </w:tr>
       <w:tr>
-        <w:tblPrEx>
-          <w:tblCellMar>
-            <w:top w:w="0" w:type="dxa"/>
-            <w:bottom w:w="0" w:type="dxa"/>
-          </w:tblCellMar>
-        </w:tblPrEx>
         <w:tc>
           <w:tcPr>
             <w:tcW w:w="3000" w:type="dxa"/>
@@ -22522,12 +24425,6 @@
         </w:tc>
       </w:tr>
       <w:tr>
-        <w:tblPrEx>
-          <w:tblCellMar>
-            <w:top w:w="0" w:type="dxa"/>
-            <w:bottom w:w="0" w:type="dxa"/>
-          </w:tblCellMar>
-        </w:tblPrEx>
         <w:tc>
           <w:tcPr>
             <w:tcW w:w="3000" w:type="dxa"/>
@@ -22674,9 +24571,11 @@
       <w:pPr>
         <w:pStyle w:val="Heading2"/>
       </w:pPr>
+      <w:bookmarkStart w:id="48" w:name="_Toc235607328"/>
       <w:r>
         <w:t>13.1 Cost Optimisation Recommendations</w:t>
       </w:r>
+      <w:bookmarkEnd w:id="48"/>
     </w:p>
     <w:p>
       <w:pPr>
@@ -22765,10 +24664,12 @@
       <w:pPr>
         <w:pStyle w:val="Heading1"/>
       </w:pPr>
+      <w:bookmarkStart w:id="49" w:name="_Toc235607329"/>
       <w:r>
         <w:lastRenderedPageBreak/>
         <w:t>14. Open Issues &amp; Decisions</w:t>
       </w:r>
+      <w:bookmarkEnd w:id="49"/>
     </w:p>
     <w:p>
       <w:pPr>
@@ -22809,12 +24710,6 @@
         <w:gridCol w:w="1200"/>
       </w:tblGrid>
       <w:tr>
-        <w:tblPrEx>
-          <w:tblCellMar>
-            <w:top w:w="0" w:type="dxa"/>
-            <w:bottom w:w="0" w:type="dxa"/>
-          </w:tblCellMar>
-        </w:tblPrEx>
         <w:tc>
           <w:tcPr>
             <w:tcW w:w="1000" w:type="dxa"/>
@@ -23009,12 +24904,6 @@
         </w:tc>
       </w:tr>
       <w:tr>
-        <w:tblPrEx>
-          <w:tblCellMar>
-            <w:top w:w="0" w:type="dxa"/>
-            <w:bottom w:w="0" w:type="dxa"/>
-          </w:tblCellMar>
-        </w:tblPrEx>
         <w:tc>
           <w:tcPr>
             <w:tcW w:w="1000" w:type="dxa"/>
@@ -23166,12 +25055,6 @@
         </w:tc>
       </w:tr>
       <w:tr>
-        <w:tblPrEx>
-          <w:tblCellMar>
-            <w:top w:w="0" w:type="dxa"/>
-            <w:bottom w:w="0" w:type="dxa"/>
-          </w:tblCellMar>
-        </w:tblPrEx>
         <w:tc>
           <w:tcPr>
             <w:tcW w:w="1000" w:type="dxa"/>
@@ -23323,12 +25206,6 @@
         </w:tc>
       </w:tr>
       <w:tr>
-        <w:tblPrEx>
-          <w:tblCellMar>
-            <w:top w:w="0" w:type="dxa"/>
-            <w:bottom w:w="0" w:type="dxa"/>
-          </w:tblCellMar>
-        </w:tblPrEx>
         <w:tc>
           <w:tcPr>
             <w:tcW w:w="1000" w:type="dxa"/>
@@ -23489,10 +25366,12 @@
       <w:pPr>
         <w:pStyle w:val="Heading1"/>
       </w:pPr>
+      <w:bookmarkStart w:id="50" w:name="_Toc235607330"/>
       <w:r>
         <w:lastRenderedPageBreak/>
         <w:t>Appendix A – Azure Well-Architected Framework Alignment</w:t>
       </w:r>
+      <w:bookmarkEnd w:id="50"/>
     </w:p>
     <w:p>
       <w:pPr>
@@ -23530,12 +25409,6 @@
         <w:gridCol w:w="3200"/>
       </w:tblGrid>
       <w:tr>
-        <w:tblPrEx>
-          <w:tblCellMar>
-            <w:top w:w="0" w:type="dxa"/>
-            <w:bottom w:w="0" w:type="dxa"/>
-          </w:tblCellMar>
-        </w:tblPrEx>
         <w:tc>
           <w:tcPr>
             <w:tcW w:w="2200" w:type="dxa"/>
@@ -23634,12 +25507,6 @@
         </w:tc>
       </w:tr>
       <w:tr>
-        <w:tblPrEx>
-          <w:tblCellMar>
-            <w:top w:w="0" w:type="dxa"/>
-            <w:bottom w:w="0" w:type="dxa"/>
-          </w:tblCellMar>
-        </w:tblPrEx>
         <w:tc>
           <w:tcPr>
             <w:tcW w:w="2200" w:type="dxa"/>
@@ -23719,12 +25586,6 @@
         </w:tc>
       </w:tr>
       <w:tr>
-        <w:tblPrEx>
-          <w:tblCellMar>
-            <w:top w:w="0" w:type="dxa"/>
-            <w:bottom w:w="0" w:type="dxa"/>
-          </w:tblCellMar>
-        </w:tblPrEx>
         <w:tc>
           <w:tcPr>
             <w:tcW w:w="2200" w:type="dxa"/>
@@ -23804,12 +25665,6 @@
         </w:tc>
       </w:tr>
       <w:tr>
-        <w:tblPrEx>
-          <w:tblCellMar>
-            <w:top w:w="0" w:type="dxa"/>
-            <w:bottom w:w="0" w:type="dxa"/>
-          </w:tblCellMar>
-        </w:tblPrEx>
         <w:tc>
           <w:tcPr>
             <w:tcW w:w="2200" w:type="dxa"/>
@@ -23889,12 +25744,6 @@
         </w:tc>
       </w:tr>
       <w:tr>
-        <w:tblPrEx>
-          <w:tblCellMar>
-            <w:top w:w="0" w:type="dxa"/>
-            <w:bottom w:w="0" w:type="dxa"/>
-          </w:tblCellMar>
-        </w:tblPrEx>
         <w:tc>
           <w:tcPr>
             <w:tcW w:w="2200" w:type="dxa"/>
@@ -23974,12 +25823,6 @@
         </w:tc>
       </w:tr>
       <w:tr>
-        <w:tblPrEx>
-          <w:tblCellMar>
-            <w:top w:w="0" w:type="dxa"/>
-            <w:bottom w:w="0" w:type="dxa"/>
-          </w:tblCellMar>
-        </w:tblPrEx>
         <w:tc>
           <w:tcPr>
             <w:tcW w:w="2200" w:type="dxa"/>
@@ -24068,9 +25911,11 @@
       <w:pPr>
         <w:pStyle w:val="Heading1"/>
       </w:pPr>
+      <w:bookmarkStart w:id="51" w:name="_Toc235607331"/>
       <w:r>
         <w:t>Appendix B – Glossary</w:t>
       </w:r>
+      <w:bookmarkEnd w:id="51"/>
     </w:p>
     <w:tbl>
       <w:tblPr>
@@ -24094,12 +25939,6 @@
         <w:gridCol w:w="6360"/>
       </w:tblGrid>
       <w:tr>
-        <w:tblPrEx>
-          <w:tblCellMar>
-            <w:top w:w="0" w:type="dxa"/>
-            <w:bottom w:w="0" w:type="dxa"/>
-          </w:tblCellMar>
-        </w:tblPrEx>
         <w:tc>
           <w:tcPr>
             <w:tcW w:w="3000" w:type="dxa"/>
@@ -24155,12 +25994,6 @@
         </w:tc>
       </w:tr>
       <w:tr>
-        <w:tblPrEx>
-          <w:tblCellMar>
-            <w:top w:w="0" w:type="dxa"/>
-            <w:bottom w:w="0" w:type="dxa"/>
-          </w:tblCellMar>
-        </w:tblPrEx>
         <w:tc>
           <w:tcPr>
             <w:tcW w:w="3000" w:type="dxa"/>
@@ -24216,12 +26049,6 @@
         </w:tc>
       </w:tr>
       <w:tr>
-        <w:tblPrEx>
-          <w:tblCellMar>
-            <w:top w:w="0" w:type="dxa"/>
-            <w:bottom w:w="0" w:type="dxa"/>
-          </w:tblCellMar>
-        </w:tblPrEx>
         <w:tc>
           <w:tcPr>
             <w:tcW w:w="3000" w:type="dxa"/>
@@ -24277,12 +26104,6 @@
         </w:tc>
       </w:tr>
       <w:tr>
-        <w:tblPrEx>
-          <w:tblCellMar>
-            <w:top w:w="0" w:type="dxa"/>
-            <w:bottom w:w="0" w:type="dxa"/>
-          </w:tblCellMar>
-        </w:tblPrEx>
         <w:tc>
           <w:tcPr>
             <w:tcW w:w="3000" w:type="dxa"/>
@@ -24338,12 +26159,6 @@
         </w:tc>
       </w:tr>
       <w:tr>
-        <w:tblPrEx>
-          <w:tblCellMar>
-            <w:top w:w="0" w:type="dxa"/>
-            <w:bottom w:w="0" w:type="dxa"/>
-          </w:tblCellMar>
-        </w:tblPrEx>
         <w:tc>
           <w:tcPr>
             <w:tcW w:w="3000" w:type="dxa"/>
@@ -24399,12 +26214,6 @@
         </w:tc>
       </w:tr>
       <w:tr>
-        <w:tblPrEx>
-          <w:tblCellMar>
-            <w:top w:w="0" w:type="dxa"/>
-            <w:bottom w:w="0" w:type="dxa"/>
-          </w:tblCellMar>
-        </w:tblPrEx>
         <w:tc>
           <w:tcPr>
             <w:tcW w:w="3000" w:type="dxa"/>
@@ -24460,12 +26269,6 @@
         </w:tc>
       </w:tr>
       <w:tr>
-        <w:tblPrEx>
-          <w:tblCellMar>
-            <w:top w:w="0" w:type="dxa"/>
-            <w:bottom w:w="0" w:type="dxa"/>
-          </w:tblCellMar>
-        </w:tblPrEx>
         <w:tc>
           <w:tcPr>
             <w:tcW w:w="3000" w:type="dxa"/>
@@ -24521,12 +26324,6 @@
         </w:tc>
       </w:tr>
       <w:tr>
-        <w:tblPrEx>
-          <w:tblCellMar>
-            <w:top w:w="0" w:type="dxa"/>
-            <w:bottom w:w="0" w:type="dxa"/>
-          </w:tblCellMar>
-        </w:tblPrEx>
         <w:tc>
           <w:tcPr>
             <w:tcW w:w="3000" w:type="dxa"/>
@@ -24582,12 +26379,6 @@
         </w:tc>
       </w:tr>
       <w:tr>
-        <w:tblPrEx>
-          <w:tblCellMar>
-            <w:top w:w="0" w:type="dxa"/>
-            <w:bottom w:w="0" w:type="dxa"/>
-          </w:tblCellMar>
-        </w:tblPrEx>
         <w:tc>
           <w:tcPr>
             <w:tcW w:w="3000" w:type="dxa"/>
@@ -24643,12 +26434,6 @@
         </w:tc>
       </w:tr>
       <w:tr>
-        <w:tblPrEx>
-          <w:tblCellMar>
-            <w:top w:w="0" w:type="dxa"/>
-            <w:bottom w:w="0" w:type="dxa"/>
-          </w:tblCellMar>
-        </w:tblPrEx>
         <w:tc>
           <w:tcPr>
             <w:tcW w:w="3000" w:type="dxa"/>
@@ -24704,12 +26489,6 @@
         </w:tc>
       </w:tr>
       <w:tr>
-        <w:tblPrEx>
-          <w:tblCellMar>
-            <w:top w:w="0" w:type="dxa"/>
-            <w:bottom w:w="0" w:type="dxa"/>
-          </w:tblCellMar>
-        </w:tblPrEx>
         <w:tc>
           <w:tcPr>
             <w:tcW w:w="3000" w:type="dxa"/>
@@ -24765,12 +26544,6 @@
         </w:tc>
       </w:tr>
       <w:tr>
-        <w:tblPrEx>
-          <w:tblCellMar>
-            <w:top w:w="0" w:type="dxa"/>
-            <w:bottom w:w="0" w:type="dxa"/>
-          </w:tblCellMar>
-        </w:tblPrEx>
         <w:tc>
           <w:tcPr>
             <w:tcW w:w="3000" w:type="dxa"/>
@@ -24826,12 +26599,6 @@
         </w:tc>
       </w:tr>
       <w:tr>
-        <w:tblPrEx>
-          <w:tblCellMar>
-            <w:top w:w="0" w:type="dxa"/>
-            <w:bottom w:w="0" w:type="dxa"/>
-          </w:tblCellMar>
-        </w:tblPrEx>
         <w:tc>
           <w:tcPr>
             <w:tcW w:w="3000" w:type="dxa"/>
@@ -24887,12 +26654,6 @@
         </w:tc>
       </w:tr>
       <w:tr>
-        <w:tblPrEx>
-          <w:tblCellMar>
-            <w:top w:w="0" w:type="dxa"/>
-            <w:bottom w:w="0" w:type="dxa"/>
-          </w:tblCellMar>
-        </w:tblPrEx>
         <w:tc>
           <w:tcPr>
             <w:tcW w:w="3000" w:type="dxa"/>
@@ -24948,12 +26709,6 @@
         </w:tc>
       </w:tr>
       <w:tr>
-        <w:tblPrEx>
-          <w:tblCellMar>
-            <w:top w:w="0" w:type="dxa"/>
-            <w:bottom w:w="0" w:type="dxa"/>
-          </w:tblCellMar>
-        </w:tblPrEx>
         <w:tc>
           <w:tcPr>
             <w:tcW w:w="3000" w:type="dxa"/>
@@ -25010,12 +26765,6 @@
         </w:tc>
       </w:tr>
       <w:tr>
-        <w:tblPrEx>
-          <w:tblCellMar>
-            <w:top w:w="0" w:type="dxa"/>
-            <w:bottom w:w="0" w:type="dxa"/>
-          </w:tblCellMar>
-        </w:tblPrEx>
         <w:tc>
           <w:tcPr>
             <w:tcW w:w="3000" w:type="dxa"/>
@@ -25071,12 +26820,6 @@
         </w:tc>
       </w:tr>
       <w:tr>
-        <w:tblPrEx>
-          <w:tblCellMar>
-            <w:top w:w="0" w:type="dxa"/>
-            <w:bottom w:w="0" w:type="dxa"/>
-          </w:tblCellMar>
-        </w:tblPrEx>
         <w:tc>
           <w:tcPr>
             <w:tcW w:w="3000" w:type="dxa"/>
@@ -25132,12 +26875,6 @@
         </w:tc>
       </w:tr>
       <w:tr>
-        <w:tblPrEx>
-          <w:tblCellMar>
-            <w:top w:w="0" w:type="dxa"/>
-            <w:bottom w:w="0" w:type="dxa"/>
-          </w:tblCellMar>
-        </w:tblPrEx>
         <w:tc>
           <w:tcPr>
             <w:tcW w:w="3000" w:type="dxa"/>
@@ -25193,12 +26930,6 @@
         </w:tc>
       </w:tr>
       <w:tr>
-        <w:tblPrEx>
-          <w:tblCellMar>
-            <w:top w:w="0" w:type="dxa"/>
-            <w:bottom w:w="0" w:type="dxa"/>
-          </w:tblCellMar>
-        </w:tblPrEx>
         <w:tc>
           <w:tcPr>
             <w:tcW w:w="3000" w:type="dxa"/>
@@ -25263,9 +26994,11 @@
       <w:pPr>
         <w:pStyle w:val="Heading1"/>
       </w:pPr>
+      <w:bookmarkStart w:id="52" w:name="_Toc235607332"/>
       <w:r>
         <w:t>Appendix C – Reference Architecture Links</w:t>
       </w:r>
+      <w:bookmarkEnd w:id="52"/>
     </w:p>
     <w:p>
       <w:pPr>
@@ -25346,8 +27079,8 @@
       </w:r>
     </w:p>
     <w:sectPr>
-      <w:headerReference w:type="default" r:id="rId7"/>
-      <w:footerReference w:type="default" r:id="rId8"/>
+      <w:headerReference w:type="default" r:id="rId8"/>
+      <w:footerReference w:type="default" r:id="rId9"/>
       <w:pgSz w:w="12240" w:h="15840"/>
       <w:pgMar w:top="1440" w:right="1440" w:bottom="1440" w:left="1440" w:header="708" w:footer="708" w:gutter="0"/>
       <w:cols w:space="720"/>
@@ -25455,7 +27188,7 @@
 </file>
 
 <file path=word/header1.xml><?xml version="1.0" encoding="utf-8"?>
-<w:hdr xmlns:wpc="http://schemas.microsoft.com/office/word/2010/wordprocessingCanvas" xmlns:a="http://schemas.openxmlformats.org/drawingml/2006/main" xmlns:pic="http://schemas.openxmlformats.org/drawingml/2006/picture" xmlns:cx="http://schemas.microsoft.com/office/drawing/2014/chartex" xmlns:cx1="http://schemas.microsoft.com/office/drawing/2015/9/8/chartex" xmlns:cx2="http://schemas.microsoft.com/office/drawing/2015/10/21/chartex" xmlns:cx3="http://schemas.microsoft.com/office/drawing/2016/5/9/chartex" xmlns:cx4="http://schemas.microsoft.com/office/drawing/2016/5/10/chartex" xmlns:cx5="http://schemas.microsoft.com/office/drawing/2016/5/11/chartex" xmlns:cx6="http://schemas.microsoft.com/office/drawing/2016/5/12/chartex" xmlns:cx7="http://schemas.microsoft.com/office/drawing/2016/5/13/chartex" xmlns:cx8="http://schemas.microsoft.com/office/drawing/2016/5/14/chartex" xmlns:mc="http://schemas.openxmlformats.org/markup-compatibility/2006" xmlns:aink="http://schemas.microsoft.com/office/drawing/2016/ink" xmlns:am3d="http://schemas.microsoft.com/office/drawing/2017/model3d" xmlns:o="urn:schemas-microsoft-com:office:office" xmlns:oel="http://schemas.microsoft.com/office/2019/extlst" xmlns:r="http://schemas.openxmlformats.org/officeDocument/2006/relationships" xmlns:m="http://schemas.openxmlformats.org/officeDocument/2006/math" xmlns:v="urn:schemas-microsoft-com:vml" xmlns:wp14="http://schemas.microsoft.com/office/word/2010/wordprocessingDrawing" xmlns:wp="http://schemas.openxmlformats.org/drawingml/2006/wordprocessingDrawing" xmlns:w10="urn:schemas-microsoft-com:office:word" xmlns:w="http://schemas.openxmlformats.org/wordprocessingml/2006/main" xmlns:w14="http://schemas.microsoft.com/office/word/2010/wordml" xmlns:w15="http://schemas.microsoft.com/office/word/2012/wordml" xmlns:w16cex="http://schemas.microsoft.com/office/word/2018/wordml/cex" xmlns:w16cid="http://schemas.microsoft.com/office/word/2016/wordml/cid" xmlns:w16="http://schemas.microsoft.com/office/word/2018/wordml" xmlns:w16du="http://schemas.microsoft.com/office/word/2023/wordml/word16du" xmlns:w16sdtdh="http://schemas.microsoft.com/office/word/2020/wordml/sdtdatahash" xmlns:w16sdtfl="http://schemas.microsoft.com/office/word/2024/wordml/sdtformatlock" xmlns:w16se="http://schemas.microsoft.com/office/word/2015/wordml/symex" xmlns:wpg="http://schemas.microsoft.com/office/word/2010/wordprocessingGroup" xmlns:wpi="http://schemas.microsoft.com/office/word/2010/wordprocessingInk" xmlns:wne="http://schemas.microsoft.com/office/word/2006/wordml" xmlns:wps="http://schemas.microsoft.com/office/word/2010/wordprocessingShape" mc:Ignorable="w14 w15 w16se w16cid w16 w16cex w16sdtdh w16sdtfl w16du wp14">
+<w:hdr xmlns:wpc="http://schemas.microsoft.com/office/word/2010/wordprocessingCanvas" xmlns:cx="http://schemas.microsoft.com/office/drawing/2014/chartex" xmlns:cx1="http://schemas.microsoft.com/office/drawing/2015/9/8/chartex" xmlns:cx2="http://schemas.microsoft.com/office/drawing/2015/10/21/chartex" xmlns:cx3="http://schemas.microsoft.com/office/drawing/2016/5/9/chartex" xmlns:cx4="http://schemas.microsoft.com/office/drawing/2016/5/10/chartex" xmlns:cx5="http://schemas.microsoft.com/office/drawing/2016/5/11/chartex" xmlns:cx6="http://schemas.microsoft.com/office/drawing/2016/5/12/chartex" xmlns:cx7="http://schemas.microsoft.com/office/drawing/2016/5/13/chartex" xmlns:cx8="http://schemas.microsoft.com/office/drawing/2016/5/14/chartex" xmlns:mc="http://schemas.openxmlformats.org/markup-compatibility/2006" xmlns:aink="http://schemas.microsoft.com/office/drawing/2016/ink" xmlns:am3d="http://schemas.microsoft.com/office/drawing/2017/model3d" xmlns:o="urn:schemas-microsoft-com:office:office" xmlns:oel="http://schemas.microsoft.com/office/2019/extlst" xmlns:r="http://schemas.openxmlformats.org/officeDocument/2006/relationships" xmlns:m="http://schemas.openxmlformats.org/officeDocument/2006/math" xmlns:v="urn:schemas-microsoft-com:vml" xmlns:wp14="http://schemas.microsoft.com/office/word/2010/wordprocessingDrawing" xmlns:wp="http://schemas.openxmlformats.org/drawingml/2006/wordprocessingDrawing" xmlns:w10="urn:schemas-microsoft-com:office:word" xmlns:w="http://schemas.openxmlformats.org/wordprocessingml/2006/main" xmlns:w14="http://schemas.microsoft.com/office/word/2010/wordml" xmlns:w15="http://schemas.microsoft.com/office/word/2012/wordml" xmlns:w16cex="http://schemas.microsoft.com/office/word/2018/wordml/cex" xmlns:w16cid="http://schemas.microsoft.com/office/word/2016/wordml/cid" xmlns:w16="http://schemas.microsoft.com/office/word/2018/wordml" xmlns:w16du="http://schemas.microsoft.com/office/word/2023/wordml/word16du" xmlns:w16sdtdh="http://schemas.microsoft.com/office/word/2020/wordml/sdtdatahash" xmlns:w16sdtfl="http://schemas.microsoft.com/office/word/2024/wordml/sdtformatlock" xmlns:w16se="http://schemas.microsoft.com/office/word/2015/wordml/symex" xmlns:wpg="http://schemas.microsoft.com/office/word/2010/wordprocessingGroup" xmlns:wpi="http://schemas.microsoft.com/office/word/2010/wordprocessingInk" xmlns:wne="http://schemas.microsoft.com/office/word/2006/wordml" xmlns:wps="http://schemas.microsoft.com/office/word/2010/wordprocessingShape" mc:Ignorable="w14 w15 w16se w16cid w16 w16cex w16sdtdh w16sdtfl w16du wp14">
   <w:p>
     <w:pPr>
       <w:pBdr>
@@ -25471,7 +27204,7 @@
         <w:noProof/>
       </w:rPr>
       <w:drawing>
-        <wp:anchor distT="0" distB="0" distL="114300" distR="114300" simplePos="0" relativeHeight="251658240" behindDoc="0" locked="0" layoutInCell="1" allowOverlap="1">
+        <wp:anchor distT="0" distB="0" distL="114300" distR="114300" simplePos="0" relativeHeight="251658240" behindDoc="0" locked="0" layoutInCell="1" allowOverlap="1" wp14:anchorId="463E253B" wp14:editId="59271B61">
           <wp:simplePos x="0" y="0"/>
           <wp:positionH relativeFrom="margin">
             <wp:align>right</wp:align>
@@ -25484,11 +27217,11 @@
           <wp:wrapNone/>
           <wp:docPr id="101" name="CQC Logo Header"/>
           <wp:cNvGraphicFramePr>
-            <a:graphicFrameLocks noChangeAspect="1"/>
+            <a:graphicFrameLocks xmlns:a="http://schemas.openxmlformats.org/drawingml/2006/main" noChangeAspect="1"/>
           </wp:cNvGraphicFramePr>
-          <a:graphic>
+          <a:graphic xmlns:a="http://schemas.openxmlformats.org/drawingml/2006/main">
             <a:graphicData uri="http://schemas.openxmlformats.org/drawingml/2006/picture">
-              <pic:pic>
+              <pic:pic xmlns:pic="http://schemas.openxmlformats.org/drawingml/2006/picture">
                 <pic:nvPicPr>
                   <pic:cNvPr id="101" name="CQC Logo Header"/>
                   <pic:cNvPicPr>
@@ -26315,6 +28048,31 @@
       <w:szCs w:val="20"/>
     </w:rPr>
   </w:style>
+  <w:style w:type="paragraph" w:styleId="TOC1">
+    <w:name w:val="toc 1"/>
+    <w:basedOn w:val="Normal"/>
+    <w:next w:val="Normal"/>
+    <w:autoRedefine/>
+    <w:uiPriority w:val="39"/>
+    <w:unhideWhenUsed/>
+    <w:rsid w:val="00AA4E2C"/>
+    <w:pPr>
+      <w:spacing w:after="100"/>
+    </w:pPr>
+  </w:style>
+  <w:style w:type="paragraph" w:styleId="TOC2">
+    <w:name w:val="toc 2"/>
+    <w:basedOn w:val="Normal"/>
+    <w:next w:val="Normal"/>
+    <w:autoRedefine/>
+    <w:uiPriority w:val="39"/>
+    <w:unhideWhenUsed/>
+    <w:rsid w:val="00AA4E2C"/>
+    <w:pPr>
+      <w:spacing w:after="100"/>
+      <w:ind w:left="200"/>
+    </w:pPr>
+  </w:style>
 </w:styles>
 </file>
 
